--- a/fra/docx/55.content.docx
+++ b/fra/docx/55.content.docx
@@ -2278,7 +2278,169 @@
         <w:rPr>
           <w:lang w:val="fr_FR" w:bidi="fr_FR"/>
         </w:rPr>
-        <w:t xml:space="preserve"> (voir les notes d'étude sur </w:t>
+        <w:t xml:space="preserve"> (voir les notes d'étude sur 1.12, 14). Le fait que Timothée garde le bon dépôt suppose de le confier à des personnes de confiance.</w:t>
+      </w:r>
+      <w:r>
+        <w:rPr>
+          <w:lang w:val="fr_FR" w:bidi="fr_FR"/>
+        </w:rPr>
+      </w:r>
+      <w:r>
+        <w:rPr>
+          <w:lang w:val="fr_FR" w:bidi="fr_FR"/>
+        </w:rPr>
+      </w:r>
+    </w:p>
+    <w:p>
+      <w:pPr/>
+      <w:r>
+        <w:rPr>
+          <w:lang w:val="fr_FR" w:bidi="fr_FR"/>
+        </w:rPr>
+      </w:r>
+    </w:p>
+    <w:p>
+      <w:pPr>
+        <w:pStyle w:val="Heading2"/>
+      </w:pPr>
+      <w:r>
+        <w:rPr>
+          <w:lang w:val="fr_FR" w:bidi="fr_FR"/>
+        </w:rPr>
+        <w:t>2 Timothée 2.4–7</w:t>
+      </w:r>
+      <w:r>
+        <w:rPr>
+          <w:lang w:val="fr_FR" w:bidi="fr_FR"/>
+        </w:rPr>
+      </w:r>
+    </w:p>
+    <w:p>
+      <w:pPr/>
+      <w:r>
+        <w:rPr>
+          <w:lang w:val="fr_FR" w:bidi="fr_FR"/>
+        </w:rPr>
+      </w:r>
+      <w:r>
+        <w:rPr>
+          <w:lang w:val="fr_FR" w:bidi="fr_FR"/>
+        </w:rPr>
+        <w:t>Dans un enchaînement rapide, Paul cite des maximes sur la lutte et le travail sans relâche.</w:t>
+      </w:r>
+      <w:r>
+        <w:rPr>
+          <w:lang w:val="fr_FR" w:bidi="fr_FR"/>
+        </w:rPr>
+      </w:r>
+      <w:r>
+        <w:rPr>
+          <w:lang w:val="fr_FR" w:bidi="fr_FR"/>
+        </w:rPr>
+      </w:r>
+    </w:p>
+    <w:p>
+      <w:pPr/>
+      <w:r>
+        <w:rPr>
+          <w:lang w:val="fr_FR" w:bidi="fr_FR"/>
+        </w:rPr>
+      </w:r>
+    </w:p>
+    <w:p>
+      <w:pPr>
+        <w:pStyle w:val="Heading2"/>
+      </w:pPr>
+      <w:r>
+        <w:rPr>
+          <w:lang w:val="fr_FR" w:bidi="fr_FR"/>
+        </w:rPr>
+        <w:t>2 Timothée 2.8</w:t>
+      </w:r>
+      <w:r>
+        <w:rPr>
+          <w:lang w:val="fr_FR" w:bidi="fr_FR"/>
+        </w:rPr>
+      </w:r>
+    </w:p>
+    <w:p>
+      <w:pPr/>
+      <w:r>
+        <w:rPr>
+          <w:lang w:val="fr_FR" w:bidi="fr_FR"/>
+        </w:rPr>
+      </w:r>
+      <w:r>
+        <w:rPr>
+          <w:lang w:val="fr_FR" w:bidi="fr_FR"/>
+        </w:rPr>
+        <w:t xml:space="preserve">Jésus-Christ, issu de la postérité de David, a été ressuscité des morts : cf. </w:t>
+      </w:r>
+      <w:r>
+        <w:rPr>
+          <w:lang w:val="fr_FR" w:bidi="fr_FR"/>
+        </w:rPr>
+        <w:t>Rm 1.3–4</w:t>
+      </w:r>
+      <w:r>
+        <w:rPr>
+          <w:lang w:val="fr_FR" w:bidi="fr_FR"/>
+        </w:rPr>
+        <w:t xml:space="preserve">. </w:t>
+      </w:r>
+      <w:r>
+        <w:rPr>
+          <w:lang w:val="fr_FR" w:bidi="fr_FR"/>
+        </w:rPr>
+        <w:t>La souffrance avec le Christ doit être envisagée dans la perspective de la résurrection à venir.</w:t>
+      </w:r>
+      <w:r>
+        <w:rPr>
+          <w:lang w:val="fr_FR" w:bidi="fr_FR"/>
+        </w:rPr>
+      </w:r>
+      <w:r>
+        <w:rPr>
+          <w:lang w:val="fr_FR" w:bidi="fr_FR"/>
+        </w:rPr>
+      </w:r>
+    </w:p>
+    <w:p>
+      <w:pPr/>
+      <w:r>
+        <w:rPr>
+          <w:lang w:val="fr_FR" w:bidi="fr_FR"/>
+        </w:rPr>
+      </w:r>
+    </w:p>
+    <w:p>
+      <w:pPr>
+        <w:pStyle w:val="Heading2"/>
+      </w:pPr>
+      <w:r>
+        <w:rPr>
+          <w:lang w:val="fr_FR" w:bidi="fr_FR"/>
+        </w:rPr>
+        <w:t>2 Timothée 2.8–13</w:t>
+      </w:r>
+      <w:r>
+        <w:rPr>
+          <w:lang w:val="fr_FR" w:bidi="fr_FR"/>
+        </w:rPr>
+      </w:r>
+    </w:p>
+    <w:p>
+      <w:pPr/>
+      <w:r>
+        <w:rPr>
+          <w:lang w:val="fr_FR" w:bidi="fr_FR"/>
+        </w:rPr>
+      </w:r>
+      <w:r>
+        <w:rPr>
+          <w:lang w:val="fr_FR" w:bidi="fr_FR"/>
+        </w:rPr>
+        <w:t>Les souffrances de Paul (</w:t>
       </w:r>
       <w:r>
         <w:rPr>
@@ -2290,19 +2452,920 @@
         <w:rPr>
           <w:lang w:val="fr_FR" w:bidi="fr_FR"/>
         </w:rPr>
+        <w:t>) reflètent celle de Jésus-Christ et</w:t>
+      </w:r>
+      <w:r>
+        <w:rPr>
+          <w:lang w:val="fr_FR" w:bidi="fr_FR"/>
+        </w:rPr>
+        <w:t xml:space="preserve"> renvoient à la croix et à la résurrection comme sens profond de cette Bonne Nouvelle </w:t>
+      </w:r>
+      <w:r>
+        <w:rPr>
+          <w:lang w:val="fr_FR" w:bidi="fr_FR"/>
+        </w:rPr>
+        <w:t xml:space="preserve">(voir </w:t>
+      </w:r>
+      <w:r>
+        <w:rPr>
+          <w:lang w:val="fr_FR" w:bidi="fr_FR"/>
+        </w:rPr>
+        <w:t>1.8</w:t>
+      </w:r>
+      <w:r>
+        <w:rPr>
+          <w:lang w:val="fr_FR" w:bidi="fr_FR"/>
+        </w:rPr>
+        <w:t>). La souffrance de Paul, tout comme celle du Christ, était nécessaire au salut des autres. Le Christ approuve ceux qui souffrent et supportent l'épreuve avec lui.</w:t>
+      </w:r>
+      <w:r>
+        <w:rPr>
+          <w:lang w:val="fr_FR" w:bidi="fr_FR"/>
+        </w:rPr>
+      </w:r>
+      <w:r>
+        <w:rPr>
+          <w:lang w:val="fr_FR" w:bidi="fr_FR"/>
+        </w:rPr>
+      </w:r>
+    </w:p>
+    <w:p>
+      <w:pPr/>
+      <w:r>
+        <w:rPr>
+          <w:lang w:val="fr_FR" w:bidi="fr_FR"/>
+        </w:rPr>
+      </w:r>
+    </w:p>
+    <w:p>
+      <w:pPr>
+        <w:pStyle w:val="Heading2"/>
+      </w:pPr>
+      <w:r>
+        <w:rPr>
+          <w:lang w:val="fr_FR" w:bidi="fr_FR"/>
+        </w:rPr>
+        <w:t>2 Timothée 2.9</w:t>
+      </w:r>
+      <w:r>
+        <w:rPr>
+          <w:lang w:val="fr_FR" w:bidi="fr_FR"/>
+        </w:rPr>
+      </w:r>
+    </w:p>
+    <w:p>
+      <w:pPr/>
+      <w:r>
+        <w:rPr>
+          <w:lang w:val="fr_FR" w:bidi="fr_FR"/>
+        </w:rPr>
+      </w:r>
+      <w:r>
+        <w:rPr>
+          <w:lang w:val="fr_FR" w:bidi="fr_FR"/>
+        </w:rPr>
+        <w:t>Comme un malfaiteur : Paul s'identifie à la mort de Jésus (</w:t>
+      </w:r>
+      <w:r>
+        <w:rPr>
+          <w:lang w:val="fr_FR" w:bidi="fr_FR"/>
+        </w:rPr>
+        <w:t>2.11</w:t>
+      </w:r>
+      <w:r>
+        <w:rPr>
+          <w:lang w:val="fr_FR" w:bidi="fr_FR"/>
+        </w:rPr>
+        <w:t xml:space="preserve"> ; </w:t>
+      </w:r>
+      <w:r>
+        <w:rPr>
+          <w:lang w:val="fr_FR" w:bidi="fr_FR"/>
+        </w:rPr>
+        <w:t>Ph 3.10–11</w:t>
+      </w:r>
+      <w:r>
+        <w:rPr>
+          <w:lang w:val="fr_FR" w:bidi="fr_FR"/>
+        </w:rPr>
+        <w:t xml:space="preserve">). • la parole de Dieu n'est pas liée : Paul et la Bonne Nouvelle </w:t>
+      </w:r>
+      <w:r>
+        <w:rPr>
+          <w:lang w:val="fr_FR" w:bidi="fr_FR"/>
+        </w:rPr>
+        <w:t>seront tous deux victorieux grâce à la puissance de la résurrection du Christ</w:t>
+      </w:r>
+      <w:r>
+        <w:rPr>
+          <w:lang w:val="fr_FR" w:bidi="fr_FR"/>
+        </w:rPr>
+        <w:t xml:space="preserve"> (voir </w:t>
+      </w:r>
+      <w:r>
+        <w:rPr>
+          <w:lang w:val="fr_FR" w:bidi="fr_FR"/>
+        </w:rPr>
+        <w:t>2Tm 4.17–18</w:t>
+      </w:r>
+      <w:r>
+        <w:rPr>
+          <w:lang w:val="fr_FR" w:bidi="fr_FR"/>
+        </w:rPr>
+        <w:t xml:space="preserve"> ; voir aussi </w:t>
+      </w:r>
+      <w:r>
+        <w:rPr>
+          <w:lang w:val="fr_FR" w:bidi="fr_FR"/>
+        </w:rPr>
+        <w:t>2Co 12.8–10</w:t>
+      </w:r>
+      <w:r>
+        <w:rPr>
+          <w:lang w:val="fr_FR" w:bidi="fr_FR"/>
+        </w:rPr>
+        <w:t xml:space="preserve"> ; </w:t>
+      </w:r>
+      <w:r>
+        <w:rPr>
+          <w:lang w:val="fr_FR" w:bidi="fr_FR"/>
+        </w:rPr>
+        <w:t>Ph 1.12–14</w:t>
+      </w:r>
+      <w:r>
+        <w:rPr>
+          <w:lang w:val="fr_FR" w:bidi="fr_FR"/>
+        </w:rPr>
+        <w:t>).</w:t>
+      </w:r>
+      <w:r>
+        <w:rPr>
+          <w:lang w:val="fr_FR" w:bidi="fr_FR"/>
+        </w:rPr>
+      </w:r>
+      <w:r>
+        <w:rPr>
+          <w:lang w:val="fr_FR" w:bidi="fr_FR"/>
+        </w:rPr>
+      </w:r>
+    </w:p>
+    <w:p>
+      <w:pPr/>
+      <w:r>
+        <w:rPr>
+          <w:lang w:val="fr_FR" w:bidi="fr_FR"/>
+        </w:rPr>
+      </w:r>
+    </w:p>
+    <w:p>
+      <w:pPr>
+        <w:pStyle w:val="Heading2"/>
+      </w:pPr>
+      <w:r>
+        <w:rPr>
+          <w:lang w:val="fr_FR" w:bidi="fr_FR"/>
+        </w:rPr>
+        <w:t>2 Timothée 2.11</w:t>
+      </w:r>
+      <w:r>
+        <w:rPr>
+          <w:lang w:val="fr_FR" w:bidi="fr_FR"/>
+        </w:rPr>
+      </w:r>
+    </w:p>
+    <w:p>
+      <w:pPr/>
+      <w:r>
+        <w:rPr>
+          <w:lang w:val="fr_FR" w:bidi="fr_FR"/>
+        </w:rPr>
+      </w:r>
+      <w:r>
+        <w:rPr>
+          <w:lang w:val="fr_FR" w:bidi="fr_FR"/>
+        </w:rPr>
+        <w:t xml:space="preserve">Cette parole est certaine : voir les notes d'étude sur </w:t>
+      </w:r>
+      <w:r>
+        <w:rPr>
+          <w:lang w:val="fr_FR" w:bidi="fr_FR"/>
+        </w:rPr>
+        <w:t>1Tm 1.15</w:t>
+      </w:r>
+      <w:r>
+        <w:rPr>
+          <w:lang w:val="fr_FR" w:bidi="fr_FR"/>
+        </w:rPr>
+        <w:t xml:space="preserve"> ; </w:t>
+      </w:r>
+      <w:r>
+        <w:rPr>
+          <w:lang w:val="fr_FR" w:bidi="fr_FR"/>
+        </w:rPr>
+        <w:t>2.5–6</w:t>
+      </w:r>
+      <w:r>
+        <w:rPr>
+          <w:lang w:val="fr_FR" w:bidi="fr_FR"/>
+        </w:rPr>
+        <w:t>.</w:t>
+      </w:r>
+      <w:r>
+        <w:rPr>
+          <w:lang w:val="fr_FR" w:bidi="fr_FR"/>
+        </w:rPr>
+      </w:r>
+      <w:r>
+        <w:rPr>
+          <w:lang w:val="fr_FR" w:bidi="fr_FR"/>
+        </w:rPr>
+      </w:r>
+    </w:p>
+    <w:p>
+      <w:pPr/>
+      <w:r>
+        <w:rPr>
+          <w:lang w:val="fr_FR" w:bidi="fr_FR"/>
+        </w:rPr>
+      </w:r>
+    </w:p>
+    <w:p>
+      <w:pPr>
+        <w:pStyle w:val="Heading2"/>
+      </w:pPr>
+      <w:r>
+        <w:rPr>
+          <w:lang w:val="fr_FR" w:bidi="fr_FR"/>
+        </w:rPr>
+        <w:t>2 Timothée 2.13</w:t>
+      </w:r>
+      <w:r>
+        <w:rPr>
+          <w:lang w:val="fr_FR" w:bidi="fr_FR"/>
+        </w:rPr>
+      </w:r>
+    </w:p>
+    <w:p>
+      <w:pPr/>
+      <w:r>
+        <w:rPr>
+          <w:lang w:val="fr_FR" w:bidi="fr_FR"/>
+        </w:rPr>
+      </w:r>
+      <w:r>
+        <w:rPr>
+          <w:lang w:val="fr_FR" w:bidi="fr_FR"/>
+        </w:rPr>
+        <w:t>Il demeure fidèle : Cela pourrait vouloir dire (1) qu'il offre à ceux qui ont trébuché la possibilité de se repentir ; (2) qu'il juge fidèlement les non-croyants conformément à sa volonté immuable ; (3) que lui-même est un exemple de fidélité pour son peuple ; et/ou (4) qu'il accomplira fidèlement ses desseins, pour sauver par l'Évangile tous ceux qui ont confiance en lui (</w:t>
+      </w:r>
+      <w:r>
+        <w:rPr>
+          <w:lang w:val="fr_FR" w:bidi="fr_FR"/>
+        </w:rPr>
+        <w:t>1.12</w:t>
+      </w:r>
+      <w:r>
+        <w:rPr>
+          <w:lang w:val="fr_FR" w:bidi="fr_FR"/>
+        </w:rPr>
+        <w:t xml:space="preserve"> ; </w:t>
+      </w:r>
+      <w:r>
+        <w:rPr>
+          <w:lang w:val="fr_FR" w:bidi="fr_FR"/>
+        </w:rPr>
+        <w:t>2.19</w:t>
+      </w:r>
+      <w:r>
+        <w:rPr>
+          <w:lang w:val="fr_FR" w:bidi="fr_FR"/>
+        </w:rPr>
+        <w:t xml:space="preserve">). Voir aussi </w:t>
+      </w:r>
+      <w:r>
+        <w:rPr>
+          <w:lang w:val="fr_FR" w:bidi="fr_FR"/>
+        </w:rPr>
+        <w:t>Rm 3.3–4</w:t>
+      </w:r>
+      <w:r>
+        <w:rPr>
+          <w:lang w:val="fr_FR" w:bidi="fr_FR"/>
+        </w:rPr>
+        <w:t xml:space="preserve"> ; </w:t>
+      </w:r>
+      <w:r>
+        <w:rPr>
+          <w:lang w:val="fr_FR" w:bidi="fr_FR"/>
+        </w:rPr>
+        <w:t>1Co 10.13</w:t>
+      </w:r>
+      <w:r>
+        <w:rPr>
+          <w:lang w:val="fr_FR" w:bidi="fr_FR"/>
+        </w:rPr>
+        <w:t xml:space="preserve"> ; </w:t>
+      </w:r>
+      <w:r>
+        <w:rPr>
+          <w:lang w:val="fr_FR" w:bidi="fr_FR"/>
+        </w:rPr>
+        <w:t>1Jn 1.9</w:t>
+      </w:r>
+      <w:r>
+        <w:rPr>
+          <w:lang w:val="fr_FR" w:bidi="fr_FR"/>
+        </w:rPr>
+        <w:t>.</w:t>
+      </w:r>
+      <w:r>
+        <w:rPr>
+          <w:lang w:val="fr_FR" w:bidi="fr_FR"/>
+        </w:rPr>
+      </w:r>
+      <w:r>
+        <w:rPr>
+          <w:lang w:val="fr_FR" w:bidi="fr_FR"/>
+        </w:rPr>
+      </w:r>
+    </w:p>
+    <w:p>
+      <w:pPr/>
+      <w:r>
+        <w:rPr>
+          <w:lang w:val="fr_FR" w:bidi="fr_FR"/>
+        </w:rPr>
+      </w:r>
+    </w:p>
+    <w:p>
+      <w:pPr>
+        <w:pStyle w:val="Heading2"/>
+      </w:pPr>
+      <w:r>
+        <w:rPr>
+          <w:lang w:val="fr_FR" w:bidi="fr_FR"/>
+        </w:rPr>
+        <w:t>2 Timothée 2.14–26</w:t>
+      </w:r>
+      <w:r>
+        <w:rPr>
+          <w:lang w:val="fr_FR" w:bidi="fr_FR"/>
+        </w:rPr>
+      </w:r>
+    </w:p>
+    <w:p>
+      <w:pPr/>
+      <w:r>
+        <w:rPr>
+          <w:lang w:val="fr_FR" w:bidi="fr_FR"/>
+        </w:rPr>
+      </w:r>
+      <w:r>
+        <w:rPr>
+          <w:lang w:val="fr_FR" w:bidi="fr_FR"/>
+        </w:rPr>
+        <w:t xml:space="preserve">Timothée doit insister sur l'enseignement de </w:t>
+      </w:r>
+      <w:r>
+        <w:rPr>
+          <w:lang w:val="fr_FR" w:bidi="fr_FR"/>
+        </w:rPr>
+        <w:t>2.8–13</w:t>
+      </w:r>
+      <w:r>
+        <w:rPr>
+          <w:lang w:val="fr_FR" w:bidi="fr_FR"/>
+        </w:rPr>
+        <w:t xml:space="preserve"> et se tenir à l'écart des enseignements et de la conduite des faux enseignants. Cette fausse science était probablement la même qu'en </w:t>
+      </w:r>
+      <w:r>
+        <w:rPr>
+          <w:lang w:val="fr_FR" w:bidi="fr_FR"/>
+        </w:rPr>
+        <w:t>1Tm 6.20–21</w:t>
+      </w:r>
+      <w:r>
+        <w:rPr>
+          <w:lang w:val="fr_FR" w:bidi="fr_FR"/>
+        </w:rPr>
+        <w:t>.</w:t>
+      </w:r>
+      <w:r>
+        <w:rPr>
+          <w:lang w:val="fr_FR" w:bidi="fr_FR"/>
+        </w:rPr>
+      </w:r>
+      <w:r>
+        <w:rPr>
+          <w:lang w:val="fr_FR" w:bidi="fr_FR"/>
+        </w:rPr>
+      </w:r>
+    </w:p>
+    <w:p>
+      <w:pPr/>
+      <w:r>
+        <w:rPr>
+          <w:lang w:val="fr_FR" w:bidi="fr_FR"/>
+        </w:rPr>
+      </w:r>
+    </w:p>
+    <w:p>
+      <w:pPr>
+        <w:pStyle w:val="Heading2"/>
+      </w:pPr>
+      <w:r>
+        <w:rPr>
+          <w:lang w:val="fr_FR" w:bidi="fr_FR"/>
+        </w:rPr>
+        <w:t>2 Timothée 2.15</w:t>
+      </w:r>
+      <w:r>
+        <w:rPr>
+          <w:lang w:val="fr_FR" w:bidi="fr_FR"/>
+        </w:rPr>
+      </w:r>
+    </w:p>
+    <w:p>
+      <w:pPr/>
+      <w:r>
+        <w:rPr>
+          <w:lang w:val="fr_FR" w:bidi="fr_FR"/>
+        </w:rPr>
+      </w:r>
+      <w:r>
+        <w:rPr>
+          <w:lang w:val="fr_FR" w:bidi="fr_FR"/>
+        </w:rPr>
+        <w:t xml:space="preserve">Qui dispense droitement (littéralement </w:t>
+      </w:r>
+      <w:r>
+        <w:rPr>
+          <w:i/>
+          <w:lang w:val="fr_FR" w:bidi="fr_FR"/>
+        </w:rPr>
+        <w:t>qui guide sur un chemin droit</w:t>
+      </w:r>
+      <w:r>
+        <w:rPr>
+          <w:lang w:val="fr_FR" w:bidi="fr_FR"/>
+        </w:rPr>
+        <w:t xml:space="preserve">) : Cette version associe cette idée à la bonne interprétation de la parole de la vérité. Autre possible lecture : </w:t>
+      </w:r>
+      <w:r>
+        <w:rPr>
+          <w:lang w:val="fr_FR" w:bidi="fr_FR"/>
+        </w:rPr>
+        <w:t>Timothée doit s'en tenir à son objectif d'enseigner la parole</w:t>
+      </w:r>
+      <w:r>
+        <w:rPr>
+          <w:lang w:val="fr_FR" w:bidi="fr_FR"/>
+        </w:rPr>
+        <w:t xml:space="preserve"> (voir </w:t>
+      </w:r>
+      <w:r>
+        <w:rPr>
+          <w:lang w:val="fr_FR" w:bidi="fr_FR"/>
+        </w:rPr>
+        <w:t>1Tm 1.4</w:t>
+      </w:r>
+      <w:r>
+        <w:rPr>
+          <w:lang w:val="fr_FR" w:bidi="fr_FR"/>
+        </w:rPr>
+        <w:t xml:space="preserve">) </w:t>
+      </w:r>
+      <w:r>
+        <w:rPr>
+          <w:lang w:val="fr_FR" w:bidi="fr_FR"/>
+        </w:rPr>
+        <w:t>et ne pas s'en détourner en s'engageant dans les controverses des faux docteurs</w:t>
+      </w:r>
+      <w:r>
+        <w:rPr>
+          <w:lang w:val="fr_FR" w:bidi="fr_FR"/>
+        </w:rPr>
+        <w:t xml:space="preserve"> (</w:t>
+      </w:r>
+      <w:r>
+        <w:rPr>
+          <w:lang w:val="fr_FR" w:bidi="fr_FR"/>
+        </w:rPr>
+        <w:t>2Tm 2.16</w:t>
+      </w:r>
+      <w:r>
+        <w:rPr>
+          <w:lang w:val="fr_FR" w:bidi="fr_FR"/>
+        </w:rPr>
+        <w:t>).</w:t>
+      </w:r>
+      <w:r>
+        <w:rPr>
+          <w:lang w:val="fr_FR" w:bidi="fr_FR"/>
+        </w:rPr>
+      </w:r>
+      <w:r>
+        <w:rPr>
+          <w:lang w:val="fr_FR" w:bidi="fr_FR"/>
+        </w:rPr>
+      </w:r>
+    </w:p>
+    <w:p>
+      <w:pPr/>
+      <w:r>
+        <w:rPr>
+          <w:lang w:val="fr_FR" w:bidi="fr_FR"/>
+        </w:rPr>
+      </w:r>
+    </w:p>
+    <w:p>
+      <w:pPr>
+        <w:pStyle w:val="Heading2"/>
+      </w:pPr>
+      <w:r>
+        <w:rPr>
+          <w:lang w:val="fr_FR" w:bidi="fr_FR"/>
+        </w:rPr>
+        <w:t>2 Timothée 2.17</w:t>
+      </w:r>
+      <w:r>
+        <w:rPr>
+          <w:lang w:val="fr_FR" w:bidi="fr_FR"/>
+        </w:rPr>
+      </w:r>
+    </w:p>
+    <w:p>
+      <w:pPr/>
+      <w:r>
+        <w:rPr>
+          <w:lang w:val="fr_FR" w:bidi="fr_FR"/>
+        </w:rPr>
+      </w:r>
+      <w:r>
+        <w:rPr>
+          <w:lang w:val="fr_FR" w:bidi="fr_FR"/>
+        </w:rPr>
+        <w:t>Hyménée avait été présenté comme le collaborateur d'Alexandre (</w:t>
+      </w:r>
+      <w:r>
+        <w:rPr>
+          <w:lang w:val="fr_FR" w:bidi="fr_FR"/>
+        </w:rPr>
+        <w:t>1Tm 1.20</w:t>
+      </w:r>
+      <w:r>
+        <w:rPr>
+          <w:lang w:val="fr_FR" w:bidi="fr_FR"/>
+        </w:rPr>
+        <w:t>). Tous deux posent encore problème (</w:t>
+      </w:r>
+      <w:r>
+        <w:rPr>
+          <w:lang w:val="fr_FR" w:bidi="fr_FR"/>
+        </w:rPr>
+        <w:t>2Tm 4.14–15</w:t>
+      </w:r>
+      <w:r>
+        <w:rPr>
+          <w:lang w:val="fr_FR" w:bidi="fr_FR"/>
+        </w:rPr>
+        <w:t>). • Philète était le nouvel acolyte d'Hyménée.</w:t>
+      </w:r>
+      <w:r>
+        <w:rPr>
+          <w:lang w:val="fr_FR" w:bidi="fr_FR"/>
+        </w:rPr>
+      </w:r>
+      <w:r>
+        <w:rPr>
+          <w:lang w:val="fr_FR" w:bidi="fr_FR"/>
+        </w:rPr>
+      </w:r>
+    </w:p>
+    <w:p>
+      <w:pPr/>
+      <w:r>
+        <w:rPr>
+          <w:lang w:val="fr_FR" w:bidi="fr_FR"/>
+        </w:rPr>
+      </w:r>
+    </w:p>
+    <w:p>
+      <w:pPr>
+        <w:pStyle w:val="Heading2"/>
+      </w:pPr>
+      <w:r>
+        <w:rPr>
+          <w:lang w:val="fr_FR" w:bidi="fr_FR"/>
+        </w:rPr>
+        <w:t>2 Timothée 2.18</w:t>
+      </w:r>
+      <w:r>
+        <w:rPr>
+          <w:lang w:val="fr_FR" w:bidi="fr_FR"/>
+        </w:rPr>
+      </w:r>
+    </w:p>
+    <w:p>
+      <w:pPr/>
+      <w:r>
+        <w:rPr>
+          <w:lang w:val="fr_FR" w:bidi="fr_FR"/>
+        </w:rPr>
+      </w:r>
+      <w:r>
+        <w:rPr>
+          <w:lang w:val="fr_FR" w:bidi="fr_FR"/>
+        </w:rPr>
+        <w:t xml:space="preserve">Disant que la résurrection est déjà arrivée : cf. </w:t>
+      </w:r>
+      <w:r>
+        <w:rPr>
+          <w:lang w:val="fr_FR" w:bidi="fr_FR"/>
+        </w:rPr>
+        <w:t>2Th 2.2</w:t>
+      </w:r>
+      <w:r>
+        <w:rPr>
+          <w:lang w:val="fr_FR" w:bidi="fr_FR"/>
+        </w:rPr>
+        <w:t>. Ces faux enseignants pourraient avoir déformé l'enseignement de Paul sur la résurrection des morts (</w:t>
+      </w:r>
+      <w:r>
+        <w:rPr>
+          <w:lang w:val="fr_FR" w:bidi="fr_FR"/>
+        </w:rPr>
+        <w:t xml:space="preserve">Rm 6.5 </w:t>
+      </w:r>
+      <w:r>
+        <w:rPr>
+          <w:lang w:val="fr_FR" w:bidi="fr_FR"/>
+        </w:rPr>
+        <w:t xml:space="preserve">; </w:t>
+      </w:r>
+      <w:r>
+        <w:rPr>
+          <w:lang w:val="fr_FR" w:bidi="fr_FR"/>
+        </w:rPr>
+        <w:t xml:space="preserve">Ga 2.20 </w:t>
+      </w:r>
+      <w:r>
+        <w:rPr>
+          <w:lang w:val="fr_FR" w:bidi="fr_FR"/>
+        </w:rPr>
+        <w:t xml:space="preserve">; </w:t>
+      </w:r>
+      <w:r>
+        <w:rPr>
+          <w:lang w:val="fr_FR" w:bidi="fr_FR"/>
+        </w:rPr>
+        <w:t xml:space="preserve">Ep 1.3 </w:t>
+      </w:r>
+      <w:r>
+        <w:rPr>
+          <w:lang w:val="fr_FR" w:bidi="fr_FR"/>
+        </w:rPr>
+        <w:t xml:space="preserve">; </w:t>
+      </w:r>
+      <w:r>
+        <w:rPr>
+          <w:lang w:val="fr_FR" w:bidi="fr_FR"/>
+        </w:rPr>
+        <w:t xml:space="preserve">2.6 </w:t>
+      </w:r>
+      <w:r>
+        <w:rPr>
+          <w:lang w:val="fr_FR" w:bidi="fr_FR"/>
+        </w:rPr>
+        <w:t xml:space="preserve">; </w:t>
+      </w:r>
+      <w:r>
+        <w:rPr>
+          <w:lang w:val="fr_FR" w:bidi="fr_FR"/>
+        </w:rPr>
+        <w:t xml:space="preserve">5.14 </w:t>
+      </w:r>
+      <w:r>
+        <w:rPr>
+          <w:lang w:val="fr_FR" w:bidi="fr_FR"/>
+        </w:rPr>
+        <w:t xml:space="preserve">; </w:t>
+      </w:r>
+      <w:r>
+        <w:rPr>
+          <w:lang w:val="fr_FR" w:bidi="fr_FR"/>
+        </w:rPr>
+        <w:t xml:space="preserve">Col 2.12 </w:t>
+      </w:r>
+      <w:r>
+        <w:rPr>
+          <w:lang w:val="fr_FR" w:bidi="fr_FR"/>
+        </w:rPr>
+        <w:t xml:space="preserve">; </w:t>
+      </w:r>
+      <w:r>
+        <w:rPr>
+          <w:lang w:val="fr_FR" w:bidi="fr_FR"/>
+        </w:rPr>
+        <w:t>3.1–4</w:t>
+      </w:r>
+      <w:r>
+        <w:rPr>
+          <w:lang w:val="fr_FR" w:bidi="fr_FR"/>
+        </w:rPr>
+        <w:t>) en enseignant qu'ils participaient déjà pleinement à la vie céleste, et que peut-être la résurrection physique ne se produirait pas. Ils en auraient conclu que la conduite du corps (à comprendre, la moralité) était sans importance, puisque leurs corps mortels n'auraient aucun impact sur leurs esprits éternels. Ou, au contraire, se seraient tourné vers un ascétisme niant le monde (</w:t>
+      </w:r>
+      <w:r>
+        <w:rPr>
+          <w:lang w:val="fr_FR" w:bidi="fr_FR"/>
+        </w:rPr>
+        <w:t>1Tm 4.3</w:t>
+      </w:r>
+      <w:r>
+        <w:rPr>
+          <w:lang w:val="fr_FR" w:bidi="fr_FR"/>
+        </w:rPr>
+        <w:t xml:space="preserve">; voir </w:t>
+      </w:r>
+      <w:r>
+        <w:rPr>
+          <w:lang w:val="fr_FR" w:bidi="fr_FR"/>
+        </w:rPr>
+        <w:t>Col 2.8</w:t>
+      </w:r>
+      <w:r>
+        <w:rPr>
+          <w:lang w:val="fr_FR" w:bidi="fr_FR"/>
+        </w:rPr>
         <w:t xml:space="preserve">, </w:t>
       </w:r>
       <w:r>
         <w:rPr>
           <w:lang w:val="fr_FR" w:bidi="fr_FR"/>
         </w:rPr>
-        <w:t>14</w:t>
-      </w:r>
-      <w:r>
-        <w:rPr>
-          <w:lang w:val="fr_FR" w:bidi="fr_FR"/>
-        </w:rPr>
-        <w:t>). Le fait que Timothée garde le bon dépôt suppose de le confier à des personnes de confiance.</w:t>
+        <w:t>16–23</w:t>
+      </w:r>
+      <w:r>
+        <w:rPr>
+          <w:lang w:val="fr_FR" w:bidi="fr_FR"/>
+        </w:rPr>
+        <w:t xml:space="preserve">), dans l'idée que le plaisir des choses matérielles serait inapproprié aux hommes ressuscités et spirituels. Ces enseignants auraient compris des enseignements de Jésus (voir </w:t>
+      </w:r>
+      <w:r>
+        <w:rPr>
+          <w:lang w:val="fr_FR" w:bidi="fr_FR"/>
+        </w:rPr>
+        <w:t xml:space="preserve">Mt 19.10–12 </w:t>
+      </w:r>
+      <w:r>
+        <w:rPr>
+          <w:lang w:val="fr_FR" w:bidi="fr_FR"/>
+        </w:rPr>
+        <w:t xml:space="preserve">; </w:t>
+      </w:r>
+      <w:r>
+        <w:rPr>
+          <w:lang w:val="fr_FR" w:bidi="fr_FR"/>
+        </w:rPr>
+        <w:t>22.30</w:t>
+      </w:r>
+      <w:r>
+        <w:rPr>
+          <w:lang w:val="fr_FR" w:bidi="fr_FR"/>
+        </w:rPr>
+        <w:t>) que le mariage devrait être interdit (</w:t>
+      </w:r>
+      <w:r>
+        <w:rPr>
+          <w:lang w:val="fr_FR" w:bidi="fr_FR"/>
+        </w:rPr>
+        <w:t>1Tm 4.3</w:t>
+      </w:r>
+      <w:r>
+        <w:rPr>
+          <w:lang w:val="fr_FR" w:bidi="fr_FR"/>
+        </w:rPr>
+        <w:t>). Leurs enseignements sur la loi de l'Ancien Testament (</w:t>
+      </w:r>
+      <w:r>
+        <w:rPr>
+          <w:lang w:val="fr_FR" w:bidi="fr_FR"/>
+        </w:rPr>
+        <w:t>1Tm 1.7–11</w:t>
+      </w:r>
+      <w:r>
+        <w:rPr>
+          <w:lang w:val="fr_FR" w:bidi="fr_FR"/>
+        </w:rPr>
+        <w:t xml:space="preserve">) pourraient avoir conduit à l'invention de certains tabous. Leurs enseignements impliqueraient une défense trop agressive de l'égalité (voir </w:t>
+      </w:r>
+      <w:r>
+        <w:rPr>
+          <w:lang w:val="fr_FR" w:bidi="fr_FR"/>
+        </w:rPr>
+        <w:t xml:space="preserve">2Tm 3.6 </w:t>
+      </w:r>
+      <w:r>
+        <w:rPr>
+          <w:lang w:val="fr_FR" w:bidi="fr_FR"/>
+        </w:rPr>
+        <w:t xml:space="preserve">; cf. </w:t>
+      </w:r>
+      <w:r>
+        <w:rPr>
+          <w:lang w:val="fr_FR" w:bidi="fr_FR"/>
+        </w:rPr>
+        <w:t xml:space="preserve">Ga 3.28 </w:t>
+      </w:r>
+      <w:r>
+        <w:rPr>
+          <w:lang w:val="fr_FR" w:bidi="fr_FR"/>
+        </w:rPr>
+        <w:t xml:space="preserve">; </w:t>
+      </w:r>
+      <w:r>
+        <w:rPr>
+          <w:lang w:val="fr_FR" w:bidi="fr_FR"/>
+        </w:rPr>
+        <w:t>1Tm 2.11–15</w:t>
+      </w:r>
+      <w:r>
+        <w:rPr>
+          <w:lang w:val="fr_FR" w:bidi="fr_FR"/>
+        </w:rPr>
+        <w:t xml:space="preserve">) dans la croyance que les temps à venir étaient déjà là. Leur enseignement se serait exclusivement borné à la puissance de la résurrection, venant contredire le message de Paul sur la souffrance et la croix (voir </w:t>
+      </w:r>
+      <w:r>
+        <w:rPr>
+          <w:lang w:val="fr_FR" w:bidi="fr_FR"/>
+        </w:rPr>
+        <w:t>2Tm 1.8</w:t>
+      </w:r>
+      <w:r>
+        <w:rPr>
+          <w:lang w:val="fr_FR" w:bidi="fr_FR"/>
+        </w:rPr>
+        <w:t xml:space="preserve">, </w:t>
+      </w:r>
+      <w:r>
+        <w:rPr>
+          <w:lang w:val="fr_FR" w:bidi="fr_FR"/>
+        </w:rPr>
+        <w:t xml:space="preserve">12 </w:t>
+      </w:r>
+      <w:r>
+        <w:rPr>
+          <w:lang w:val="fr_FR" w:bidi="fr_FR"/>
+        </w:rPr>
+        <w:t xml:space="preserve">; </w:t>
+      </w:r>
+      <w:r>
+        <w:rPr>
+          <w:lang w:val="fr_FR" w:bidi="fr_FR"/>
+        </w:rPr>
+        <w:t xml:space="preserve">2.8–13 </w:t>
+      </w:r>
+      <w:r>
+        <w:rPr>
+          <w:lang w:val="fr_FR" w:bidi="fr_FR"/>
+        </w:rPr>
+        <w:t xml:space="preserve">; cf. </w:t>
+      </w:r>
+      <w:r>
+        <w:rPr>
+          <w:lang w:val="fr_FR" w:bidi="fr_FR"/>
+        </w:rPr>
+        <w:t xml:space="preserve">1Co 4.8–13 </w:t>
+      </w:r>
+      <w:r>
+        <w:rPr>
+          <w:lang w:val="fr_FR" w:bidi="fr_FR"/>
+        </w:rPr>
+        <w:t xml:space="preserve">; </w:t>
+      </w:r>
+      <w:r>
+        <w:rPr>
+          <w:lang w:val="fr_FR" w:bidi="fr_FR"/>
+        </w:rPr>
+        <w:t>2Co 12.8–10</w:t>
+      </w:r>
+      <w:r>
+        <w:rPr>
+          <w:lang w:val="fr_FR" w:bidi="fr_FR"/>
+        </w:rPr>
+        <w:t>). Quelle que soit sa forme exacte, Paul décrit leur enseignement comme des « discours vains et profanes » (</w:t>
+      </w:r>
+      <w:r>
+        <w:rPr>
+          <w:lang w:val="fr_FR" w:bidi="fr_FR"/>
+        </w:rPr>
+        <w:t>2Tm 2.16</w:t>
+      </w:r>
+      <w:r>
+        <w:rPr>
+          <w:lang w:val="fr_FR" w:bidi="fr_FR"/>
+        </w:rPr>
+        <w:t>).</w:t>
       </w:r>
       <w:r>
         <w:rPr>
@@ -2331,26 +3394,170 @@
         <w:rPr>
           <w:lang w:val="fr_FR" w:bidi="fr_FR"/>
         </w:rPr>
-        <w:t>2 Timothée 2.4–7</w:t>
-      </w:r>
-      <w:r>
-        <w:rPr>
-          <w:lang w:val="fr_FR" w:bidi="fr_FR"/>
-        </w:rPr>
-      </w:r>
-    </w:p>
-    <w:p>
-      <w:pPr/>
-      <w:r>
-        <w:rPr>
-          <w:lang w:val="fr_FR" w:bidi="fr_FR"/>
-        </w:rPr>
-      </w:r>
-      <w:r>
-        <w:rPr>
-          <w:lang w:val="fr_FR" w:bidi="fr_FR"/>
-        </w:rPr>
-        <w:t>Dans un enchaînement rapide, Paul cite des maximes sur la lutte et le travail sans relâche.</w:t>
+        <w:t>2 Timothée 2.19</w:t>
+      </w:r>
+      <w:r>
+        <w:rPr>
+          <w:lang w:val="fr_FR" w:bidi="fr_FR"/>
+        </w:rPr>
+      </w:r>
+    </w:p>
+    <w:p>
+      <w:pPr/>
+      <w:r>
+        <w:rPr>
+          <w:lang w:val="fr_FR" w:bidi="fr_FR"/>
+        </w:rPr>
+      </w:r>
+      <w:r>
+        <w:rPr>
+          <w:lang w:val="fr_FR" w:bidi="fr_FR"/>
+        </w:rPr>
+        <w:t xml:space="preserve">Paul assure à Timothée que ces faux enseignements ne l'emporteront pas (voir </w:t>
+      </w:r>
+      <w:r>
+        <w:rPr>
+          <w:lang w:val="fr_FR" w:bidi="fr_FR"/>
+        </w:rPr>
+        <w:t>3.9</w:t>
+      </w:r>
+      <w:r>
+        <w:rPr>
+          <w:lang w:val="fr_FR" w:bidi="fr_FR"/>
+        </w:rPr>
+        <w:t>) et rappelle instamment à la pureté. • le solide fondement : Cette métaphore souligne toute immunité à la destruction (</w:t>
+      </w:r>
+      <w:r>
+        <w:rPr>
+          <w:lang w:val="fr_FR" w:bidi="fr_FR"/>
+        </w:rPr>
+        <w:t>Es 28.16</w:t>
+      </w:r>
+      <w:r>
+        <w:rPr>
+          <w:lang w:val="fr_FR" w:bidi="fr_FR"/>
+        </w:rPr>
+        <w:t xml:space="preserve">) et pourrait renvoyer au temple (voir aussi </w:t>
+      </w:r>
+      <w:r>
+        <w:rPr>
+          <w:lang w:val="fr_FR" w:bidi="fr_FR"/>
+        </w:rPr>
+        <w:t>1Tm 3.15</w:t>
+      </w:r>
+      <w:r>
+        <w:rPr>
+          <w:lang w:val="fr_FR" w:bidi="fr_FR"/>
+        </w:rPr>
+        <w:t xml:space="preserve"> ; </w:t>
+      </w:r>
+      <w:r>
+        <w:rPr>
+          <w:lang w:val="fr_FR" w:bidi="fr_FR"/>
+        </w:rPr>
+        <w:t>1Co 3.11</w:t>
+      </w:r>
+      <w:r>
+        <w:rPr>
+          <w:lang w:val="fr_FR" w:bidi="fr_FR"/>
+        </w:rPr>
+        <w:t xml:space="preserve"> ; </w:t>
+      </w:r>
+      <w:r>
+        <w:rPr>
+          <w:lang w:val="fr_FR" w:bidi="fr_FR"/>
+        </w:rPr>
+        <w:t>Ep 2.20</w:t>
+      </w:r>
+      <w:r>
+        <w:rPr>
+          <w:lang w:val="fr_FR" w:bidi="fr_FR"/>
+        </w:rPr>
+        <w:t xml:space="preserve"> ; </w:t>
+      </w:r>
+      <w:r>
+        <w:rPr>
+          <w:lang w:val="fr_FR" w:bidi="fr_FR"/>
+        </w:rPr>
+        <w:t>1P 2.4–7</w:t>
+      </w:r>
+      <w:r>
+        <w:rPr>
+          <w:lang w:val="fr_FR" w:bidi="fr_FR"/>
+        </w:rPr>
+        <w:t xml:space="preserve"> ; </w:t>
+      </w:r>
+      <w:r>
+        <w:rPr>
+          <w:lang w:val="fr_FR" w:bidi="fr_FR"/>
+        </w:rPr>
+        <w:t>Ap 21.14</w:t>
+      </w:r>
+      <w:r>
+        <w:rPr>
+          <w:lang w:val="fr_FR" w:bidi="fr_FR"/>
+        </w:rPr>
+        <w:t xml:space="preserve">). • Le Seigneur connaît : cette citation fait allusion à </w:t>
+      </w:r>
+      <w:r>
+        <w:rPr>
+          <w:lang w:val="fr_FR" w:bidi="fr_FR"/>
+        </w:rPr>
+        <w:t>Nb 16.5</w:t>
+      </w:r>
+      <w:r>
+        <w:rPr>
+          <w:lang w:val="fr_FR" w:bidi="fr_FR"/>
+        </w:rPr>
+        <w:t xml:space="preserve">. • Tous ceux qui appartiennent au Seigneur doivent se détourner du mal : voir </w:t>
+      </w:r>
+      <w:r>
+        <w:rPr>
+          <w:lang w:val="fr_FR" w:bidi="fr_FR"/>
+        </w:rPr>
+        <w:t>Es 52.11</w:t>
+      </w:r>
+      <w:r>
+        <w:rPr>
+          <w:lang w:val="fr_FR" w:bidi="fr_FR"/>
+        </w:rPr>
+        <w:t xml:space="preserve"> ; cf. </w:t>
+      </w:r>
+      <w:r>
+        <w:rPr>
+          <w:lang w:val="fr_FR" w:bidi="fr_FR"/>
+        </w:rPr>
+        <w:t>Nb 16.26–27</w:t>
+      </w:r>
+      <w:r>
+        <w:rPr>
+          <w:lang w:val="fr_FR" w:bidi="fr_FR"/>
+        </w:rPr>
+        <w:t xml:space="preserve"> ; </w:t>
+      </w:r>
+      <w:r>
+        <w:rPr>
+          <w:lang w:val="fr_FR" w:bidi="fr_FR"/>
+        </w:rPr>
+        <w:t>Lv 24.16</w:t>
+      </w:r>
+      <w:r>
+        <w:rPr>
+          <w:lang w:val="fr_FR" w:bidi="fr_FR"/>
+        </w:rPr>
+        <w:t xml:space="preserve"> ; </w:t>
+      </w:r>
+      <w:r>
+        <w:rPr>
+          <w:lang w:val="fr_FR" w:bidi="fr_FR"/>
+        </w:rPr>
+        <w:t>Ps 6.8</w:t>
+      </w:r>
+      <w:r>
+        <w:rPr>
+          <w:lang w:val="fr_FR" w:bidi="fr_FR"/>
+        </w:rPr>
+        <w:t>.</w:t>
       </w:r>
       <w:r>
         <w:rPr>
@@ -2379,44 +3586,50 @@
         <w:rPr>
           <w:lang w:val="fr_FR" w:bidi="fr_FR"/>
         </w:rPr>
-        <w:t>2 Timothée 2.8</w:t>
-      </w:r>
-      <w:r>
-        <w:rPr>
-          <w:lang w:val="fr_FR" w:bidi="fr_FR"/>
-        </w:rPr>
-      </w:r>
-    </w:p>
-    <w:p>
-      <w:pPr/>
-      <w:r>
-        <w:rPr>
-          <w:lang w:val="fr_FR" w:bidi="fr_FR"/>
-        </w:rPr>
-      </w:r>
-      <w:r>
-        <w:rPr>
-          <w:lang w:val="fr_FR" w:bidi="fr_FR"/>
-        </w:rPr>
-        <w:t xml:space="preserve">Jésus-Christ, issu de la postérité de David, a été ressuscité des morts : cf. </w:t>
-      </w:r>
-      <w:r>
-        <w:rPr>
-          <w:lang w:val="fr_FR" w:bidi="fr_FR"/>
-        </w:rPr>
-        <w:t>Rm 1.3–4</w:t>
-      </w:r>
-      <w:r>
-        <w:rPr>
-          <w:lang w:val="fr_FR" w:bidi="fr_FR"/>
-        </w:rPr>
-        <w:t xml:space="preserve">. </w:t>
-      </w:r>
-      <w:r>
-        <w:rPr>
-          <w:lang w:val="fr_FR" w:bidi="fr_FR"/>
-        </w:rPr>
-        <w:t>La souffrance avec le Christ doit être envisagée dans la perspective de la résurrection à venir.</w:t>
+        <w:t>2 Timothée 2.20–21</w:t>
+      </w:r>
+      <w:r>
+        <w:rPr>
+          <w:lang w:val="fr_FR" w:bidi="fr_FR"/>
+        </w:rPr>
+      </w:r>
+    </w:p>
+    <w:p>
+      <w:pPr/>
+      <w:r>
+        <w:rPr>
+          <w:lang w:val="fr_FR" w:bidi="fr_FR"/>
+        </w:rPr>
+      </w:r>
+      <w:r>
+        <w:rPr>
+          <w:lang w:val="fr_FR" w:bidi="fr_FR"/>
+        </w:rPr>
+        <w:t xml:space="preserve">Pour développer </w:t>
+      </w:r>
+      <w:r>
+        <w:rPr>
+          <w:lang w:val="fr_FR" w:bidi="fr_FR"/>
+        </w:rPr>
+        <w:t>2.19</w:t>
+      </w:r>
+      <w:r>
+        <w:rPr>
+          <w:lang w:val="fr_FR" w:bidi="fr_FR"/>
+        </w:rPr>
+        <w:t xml:space="preserve">, Paul compare avec les ustensiles d'une riche maison (voir </w:t>
+      </w:r>
+      <w:r>
+        <w:rPr>
+          <w:lang w:val="fr_FR" w:bidi="fr_FR"/>
+        </w:rPr>
+        <w:t>Rm 9.21</w:t>
+      </w:r>
+      <w:r>
+        <w:rPr>
+          <w:lang w:val="fr_FR" w:bidi="fr_FR"/>
+        </w:rPr>
+        <w:t>). Dans la maison de Dieu, on devrait s'efforcer d'être comme un ustensile noble plutôt qu'un ustensile méprisé.</w:t>
       </w:r>
       <w:r>
         <w:rPr>
@@ -2445,26 +3658,2227 @@
         <w:rPr>
           <w:lang w:val="fr_FR" w:bidi="fr_FR"/>
         </w:rPr>
-        <w:t>2 Timothée 2.8–13</w:t>
-      </w:r>
-      <w:r>
-        <w:rPr>
-          <w:lang w:val="fr_FR" w:bidi="fr_FR"/>
-        </w:rPr>
-      </w:r>
-    </w:p>
-    <w:p>
-      <w:pPr/>
-      <w:r>
-        <w:rPr>
-          <w:lang w:val="fr_FR" w:bidi="fr_FR"/>
-        </w:rPr>
-      </w:r>
-      <w:r>
-        <w:rPr>
-          <w:lang w:val="fr_FR" w:bidi="fr_FR"/>
-        </w:rPr>
-        <w:t>Les souffrances de Paul (</w:t>
+        <w:t>2 Timothée 2.22</w:t>
+      </w:r>
+      <w:r>
+        <w:rPr>
+          <w:lang w:val="fr_FR" w:bidi="fr_FR"/>
+        </w:rPr>
+      </w:r>
+    </w:p>
+    <w:p>
+      <w:pPr/>
+      <w:r>
+        <w:rPr>
+          <w:lang w:val="fr_FR" w:bidi="fr_FR"/>
+        </w:rPr>
+      </w:r>
+      <w:r>
+        <w:rPr>
+          <w:lang w:val="fr_FR" w:bidi="fr_FR"/>
+        </w:rPr>
+        <w:t xml:space="preserve">Ceux qui invoquent le Seigneur : cf. </w:t>
+      </w:r>
+      <w:r>
+        <w:rPr>
+          <w:lang w:val="fr_FR" w:bidi="fr_FR"/>
+        </w:rPr>
+        <w:t>Ps 99.6</w:t>
+      </w:r>
+      <w:r>
+        <w:rPr>
+          <w:lang w:val="fr_FR" w:bidi="fr_FR"/>
+        </w:rPr>
+        <w:t xml:space="preserve"> ; </w:t>
+      </w:r>
+      <w:r>
+        <w:rPr>
+          <w:lang w:val="fr_FR" w:bidi="fr_FR"/>
+        </w:rPr>
+        <w:t>Jl 2.32</w:t>
+      </w:r>
+      <w:r>
+        <w:rPr>
+          <w:lang w:val="fr_FR" w:bidi="fr_FR"/>
+        </w:rPr>
+        <w:t xml:space="preserve"> ; </w:t>
+      </w:r>
+      <w:r>
+        <w:rPr>
+          <w:lang w:val="fr_FR" w:bidi="fr_FR"/>
+        </w:rPr>
+        <w:t>Ac 2.21</w:t>
+      </w:r>
+      <w:r>
+        <w:rPr>
+          <w:lang w:val="fr_FR" w:bidi="fr_FR"/>
+        </w:rPr>
+        <w:t xml:space="preserve"> ; </w:t>
+      </w:r>
+      <w:r>
+        <w:rPr>
+          <w:lang w:val="fr_FR" w:bidi="fr_FR"/>
+        </w:rPr>
+        <w:t>9.14</w:t>
+      </w:r>
+      <w:r>
+        <w:rPr>
+          <w:lang w:val="fr_FR" w:bidi="fr_FR"/>
+        </w:rPr>
+        <w:t xml:space="preserve">, </w:t>
+      </w:r>
+      <w:r>
+        <w:rPr>
+          <w:lang w:val="fr_FR" w:bidi="fr_FR"/>
+        </w:rPr>
+        <w:t>21</w:t>
+      </w:r>
+      <w:r>
+        <w:rPr>
+          <w:lang w:val="fr_FR" w:bidi="fr_FR"/>
+        </w:rPr>
+        <w:t xml:space="preserve"> ; </w:t>
+      </w:r>
+      <w:r>
+        <w:rPr>
+          <w:lang w:val="fr_FR" w:bidi="fr_FR"/>
+        </w:rPr>
+        <w:t>22.16</w:t>
+      </w:r>
+      <w:r>
+        <w:rPr>
+          <w:lang w:val="fr_FR" w:bidi="fr_FR"/>
+        </w:rPr>
+        <w:t xml:space="preserve"> ; </w:t>
+      </w:r>
+      <w:r>
+        <w:rPr>
+          <w:lang w:val="fr_FR" w:bidi="fr_FR"/>
+        </w:rPr>
+        <w:t>Rm 10.12–13</w:t>
+      </w:r>
+      <w:r>
+        <w:rPr>
+          <w:lang w:val="fr_FR" w:bidi="fr_FR"/>
+        </w:rPr>
+        <w:t xml:space="preserve"> ; </w:t>
+      </w:r>
+      <w:r>
+        <w:rPr>
+          <w:lang w:val="fr_FR" w:bidi="fr_FR"/>
+        </w:rPr>
+        <w:t>1Co 1.2</w:t>
+      </w:r>
+      <w:r>
+        <w:rPr>
+          <w:lang w:val="fr_FR" w:bidi="fr_FR"/>
+        </w:rPr>
+        <w:t xml:space="preserve">. • D'un cœur pur : cf. </w:t>
+      </w:r>
+      <w:r>
+        <w:rPr>
+          <w:lang w:val="fr_FR" w:bidi="fr_FR"/>
+        </w:rPr>
+        <w:t>1Tm 1.5</w:t>
+      </w:r>
+      <w:r>
+        <w:rPr>
+          <w:lang w:val="fr_FR" w:bidi="fr_FR"/>
+        </w:rPr>
+        <w:t>.</w:t>
+      </w:r>
+      <w:r>
+        <w:rPr>
+          <w:lang w:val="fr_FR" w:bidi="fr_FR"/>
+        </w:rPr>
+      </w:r>
+      <w:r>
+        <w:rPr>
+          <w:lang w:val="fr_FR" w:bidi="fr_FR"/>
+        </w:rPr>
+      </w:r>
+    </w:p>
+    <w:p>
+      <w:pPr/>
+      <w:r>
+        <w:rPr>
+          <w:lang w:val="fr_FR" w:bidi="fr_FR"/>
+        </w:rPr>
+      </w:r>
+    </w:p>
+    <w:p>
+      <w:pPr>
+        <w:pStyle w:val="Heading2"/>
+      </w:pPr>
+      <w:r>
+        <w:rPr>
+          <w:lang w:val="fr_FR" w:bidi="fr_FR"/>
+        </w:rPr>
+        <w:t>2 Timothée 2.24</w:t>
+      </w:r>
+      <w:r>
+        <w:rPr>
+          <w:lang w:val="fr_FR" w:bidi="fr_FR"/>
+        </w:rPr>
+      </w:r>
+    </w:p>
+    <w:p>
+      <w:pPr/>
+      <w:r>
+        <w:rPr>
+          <w:lang w:val="fr_FR" w:bidi="fr_FR"/>
+        </w:rPr>
+      </w:r>
+      <w:r>
+        <w:rPr>
+          <w:lang w:val="fr_FR" w:bidi="fr_FR"/>
+        </w:rPr>
+        <w:t xml:space="preserve">Un serviteur du Seigneur : voir </w:t>
+      </w:r>
+      <w:r>
+        <w:rPr>
+          <w:lang w:val="fr_FR" w:bidi="fr_FR"/>
+        </w:rPr>
+        <w:t>Ti 1.1</w:t>
+      </w:r>
+      <w:r>
+        <w:rPr>
+          <w:lang w:val="fr_FR" w:bidi="fr_FR"/>
+        </w:rPr>
+        <w:t xml:space="preserve"> ; cf. </w:t>
+      </w:r>
+      <w:r>
+        <w:rPr>
+          <w:lang w:val="fr_FR" w:bidi="fr_FR"/>
+        </w:rPr>
+        <w:t>Es 42.1–2</w:t>
+      </w:r>
+      <w:r>
+        <w:rPr>
+          <w:lang w:val="fr_FR" w:bidi="fr_FR"/>
+        </w:rPr>
+        <w:t xml:space="preserve"> ; </w:t>
+      </w:r>
+      <w:r>
+        <w:rPr>
+          <w:lang w:val="fr_FR" w:bidi="fr_FR"/>
+        </w:rPr>
+        <w:t>50.6</w:t>
+      </w:r>
+      <w:r>
+        <w:rPr>
+          <w:lang w:val="fr_FR" w:bidi="fr_FR"/>
+        </w:rPr>
+        <w:t xml:space="preserve"> ; </w:t>
+      </w:r>
+      <w:r>
+        <w:rPr>
+          <w:lang w:val="fr_FR" w:bidi="fr_FR"/>
+        </w:rPr>
+        <w:t>53.7</w:t>
+      </w:r>
+      <w:r>
+        <w:rPr>
+          <w:lang w:val="fr_FR" w:bidi="fr_FR"/>
+        </w:rPr>
+        <w:t xml:space="preserve"> ; </w:t>
+      </w:r>
+      <w:r>
+        <w:rPr>
+          <w:lang w:val="fr_FR" w:bidi="fr_FR"/>
+        </w:rPr>
+        <w:t>Mt 12.14–21</w:t>
+      </w:r>
+      <w:r>
+        <w:rPr>
+          <w:lang w:val="fr_FR" w:bidi="fr_FR"/>
+        </w:rPr>
+        <w:t xml:space="preserve">. • </w:t>
+      </w:r>
+      <w:r>
+        <w:rPr>
+          <w:lang w:val="fr_FR" w:bidi="fr_FR"/>
+        </w:rPr>
+        <w:t>être propre à enseigner, doué de patience</w:t>
+      </w:r>
+      <w:r>
+        <w:rPr>
+          <w:lang w:val="fr_FR" w:bidi="fr_FR"/>
+        </w:rPr>
+        <w:t xml:space="preserve"> : voir </w:t>
+      </w:r>
+      <w:r>
+        <w:rPr>
+          <w:lang w:val="fr_FR" w:bidi="fr_FR"/>
+        </w:rPr>
+        <w:t>1Tm 3.2–3</w:t>
+      </w:r>
+      <w:r>
+        <w:rPr>
+          <w:lang w:val="fr_FR" w:bidi="fr_FR"/>
+        </w:rPr>
+        <w:t xml:space="preserve"> ; </w:t>
+      </w:r>
+      <w:r>
+        <w:rPr>
+          <w:lang w:val="fr_FR" w:bidi="fr_FR"/>
+        </w:rPr>
+        <w:t>Ti 3.2</w:t>
+      </w:r>
+      <w:r>
+        <w:rPr>
+          <w:lang w:val="fr_FR" w:bidi="fr_FR"/>
+        </w:rPr>
+        <w:t>.</w:t>
+      </w:r>
+      <w:r>
+        <w:rPr>
+          <w:lang w:val="fr_FR" w:bidi="fr_FR"/>
+        </w:rPr>
+      </w:r>
+      <w:r>
+        <w:rPr>
+          <w:lang w:val="fr_FR" w:bidi="fr_FR"/>
+        </w:rPr>
+      </w:r>
+    </w:p>
+    <w:p>
+      <w:pPr/>
+      <w:r>
+        <w:rPr>
+          <w:lang w:val="fr_FR" w:bidi="fr_FR"/>
+        </w:rPr>
+      </w:r>
+    </w:p>
+    <w:p>
+      <w:pPr>
+        <w:pStyle w:val="Heading2"/>
+      </w:pPr>
+      <w:r>
+        <w:rPr>
+          <w:lang w:val="fr_FR" w:bidi="fr_FR"/>
+        </w:rPr>
+        <w:t>2 Timothée 2.25</w:t>
+      </w:r>
+      <w:r>
+        <w:rPr>
+          <w:lang w:val="fr_FR" w:bidi="fr_FR"/>
+        </w:rPr>
+      </w:r>
+    </w:p>
+    <w:p>
+      <w:pPr/>
+      <w:r>
+        <w:rPr>
+          <w:lang w:val="fr_FR" w:bidi="fr_FR"/>
+        </w:rPr>
+      </w:r>
+      <w:r>
+        <w:rPr>
+          <w:lang w:val="fr_FR" w:bidi="fr_FR"/>
+        </w:rPr>
+        <w:t xml:space="preserve">Redresser avec douceur : cf. </w:t>
+      </w:r>
+      <w:r>
+        <w:rPr>
+          <w:lang w:val="fr_FR" w:bidi="fr_FR"/>
+        </w:rPr>
+        <w:t>1Co 4.21</w:t>
+      </w:r>
+      <w:r>
+        <w:rPr>
+          <w:lang w:val="fr_FR" w:bidi="fr_FR"/>
+        </w:rPr>
+        <w:t xml:space="preserve"> ; </w:t>
+      </w:r>
+      <w:r>
+        <w:rPr>
+          <w:lang w:val="fr_FR" w:bidi="fr_FR"/>
+        </w:rPr>
+        <w:t>2Co 10.1</w:t>
+      </w:r>
+      <w:r>
+        <w:rPr>
+          <w:lang w:val="fr_FR" w:bidi="fr_FR"/>
+        </w:rPr>
+        <w:t xml:space="preserve"> ; </w:t>
+      </w:r>
+      <w:r>
+        <w:rPr>
+          <w:lang w:val="fr_FR" w:bidi="fr_FR"/>
+        </w:rPr>
+        <w:t>1Th 5.14</w:t>
+      </w:r>
+      <w:r>
+        <w:rPr>
+          <w:lang w:val="fr_FR" w:bidi="fr_FR"/>
+        </w:rPr>
+        <w:t xml:space="preserve"> ; </w:t>
+      </w:r>
+      <w:r>
+        <w:rPr>
+          <w:lang w:val="fr_FR" w:bidi="fr_FR"/>
+        </w:rPr>
+        <w:t>2Th 3.14–15</w:t>
+      </w:r>
+      <w:r>
+        <w:rPr>
+          <w:lang w:val="fr_FR" w:bidi="fr_FR"/>
+        </w:rPr>
+        <w:t xml:space="preserve"> ; </w:t>
+      </w:r>
+      <w:r>
+        <w:rPr>
+          <w:lang w:val="fr_FR" w:bidi="fr_FR"/>
+        </w:rPr>
+        <w:t>Ti 3.10–11</w:t>
+      </w:r>
+      <w:r>
+        <w:rPr>
+          <w:lang w:val="fr_FR" w:bidi="fr_FR"/>
+        </w:rPr>
+        <w:t xml:space="preserve"> ; </w:t>
+      </w:r>
+      <w:r>
+        <w:rPr>
+          <w:lang w:val="fr_FR" w:bidi="fr_FR"/>
+        </w:rPr>
+        <w:t>Jd 1.22–23</w:t>
+      </w:r>
+      <w:r>
+        <w:rPr>
+          <w:lang w:val="fr_FR" w:bidi="fr_FR"/>
+        </w:rPr>
+        <w:t>.</w:t>
+      </w:r>
+      <w:r>
+        <w:rPr>
+          <w:lang w:val="fr_FR" w:bidi="fr_FR"/>
+        </w:rPr>
+      </w:r>
+      <w:r>
+        <w:rPr>
+          <w:lang w:val="fr_FR" w:bidi="fr_FR"/>
+        </w:rPr>
+      </w:r>
+    </w:p>
+    <w:p>
+      <w:pPr/>
+      <w:r>
+        <w:rPr>
+          <w:lang w:val="fr_FR" w:bidi="fr_FR"/>
+        </w:rPr>
+      </w:r>
+    </w:p>
+    <w:p>
+      <w:pPr>
+        <w:pStyle w:val="Heading2"/>
+      </w:pPr>
+      <w:r>
+        <w:rPr>
+          <w:lang w:val="fr_FR" w:bidi="fr_FR"/>
+        </w:rPr>
+        <w:t>2 Timothée 3.1–5</w:t>
+      </w:r>
+      <w:r>
+        <w:rPr>
+          <w:lang w:val="fr_FR" w:bidi="fr_FR"/>
+        </w:rPr>
+      </w:r>
+    </w:p>
+    <w:p>
+      <w:pPr/>
+      <w:r>
+        <w:rPr>
+          <w:lang w:val="fr_FR" w:bidi="fr_FR"/>
+        </w:rPr>
+      </w:r>
+      <w:r>
+        <w:rPr>
+          <w:lang w:val="fr_FR" w:bidi="fr_FR"/>
+        </w:rPr>
+        <w:t xml:space="preserve">Paul décrit comment seront les hommes dans les derniers jours (voir aussi </w:t>
+      </w:r>
+      <w:r>
+        <w:rPr>
+          <w:lang w:val="fr_FR" w:bidi="fr_FR"/>
+        </w:rPr>
+        <w:t>1Tm 4.1–5</w:t>
+      </w:r>
+      <w:r>
+        <w:rPr>
+          <w:lang w:val="fr_FR" w:bidi="fr_FR"/>
+        </w:rPr>
+        <w:t xml:space="preserve"> ; </w:t>
+      </w:r>
+      <w:r>
+        <w:rPr>
+          <w:lang w:val="fr_FR" w:bidi="fr_FR"/>
+        </w:rPr>
+        <w:t>2P 2.1–22</w:t>
+      </w:r>
+      <w:r>
+        <w:rPr>
+          <w:lang w:val="fr_FR" w:bidi="fr_FR"/>
+        </w:rPr>
+        <w:t xml:space="preserve"> ; </w:t>
+      </w:r>
+      <w:r>
+        <w:rPr>
+          <w:lang w:val="fr_FR" w:bidi="fr_FR"/>
+        </w:rPr>
+        <w:t>3.3</w:t>
+      </w:r>
+      <w:r>
+        <w:rPr>
+          <w:lang w:val="fr_FR" w:bidi="fr_FR"/>
+        </w:rPr>
+        <w:t xml:space="preserve"> ; </w:t>
+      </w:r>
+      <w:r>
+        <w:rPr>
+          <w:lang w:val="fr_FR" w:bidi="fr_FR"/>
+        </w:rPr>
+        <w:t>Jd 1.18</w:t>
+      </w:r>
+      <w:r>
+        <w:rPr>
+          <w:lang w:val="fr_FR" w:bidi="fr_FR"/>
+        </w:rPr>
+        <w:t>), qui ont déjà commencé (</w:t>
+      </w:r>
+      <w:r>
+        <w:rPr>
+          <w:lang w:val="fr_FR" w:bidi="fr_FR"/>
+        </w:rPr>
+        <w:t>2Tm 3.5</w:t>
+      </w:r>
+      <w:r>
+        <w:rPr>
+          <w:lang w:val="fr_FR" w:bidi="fr_FR"/>
+        </w:rPr>
+        <w:t xml:space="preserve">, </w:t>
+      </w:r>
+      <w:r>
+        <w:rPr>
+          <w:lang w:val="fr_FR" w:bidi="fr_FR"/>
+        </w:rPr>
+        <w:t>6–9</w:t>
+      </w:r>
+      <w:r>
+        <w:rPr>
+          <w:lang w:val="fr_FR" w:bidi="fr_FR"/>
+        </w:rPr>
+        <w:t>).</w:t>
+      </w:r>
+      <w:r>
+        <w:rPr>
+          <w:lang w:val="fr_FR" w:bidi="fr_FR"/>
+        </w:rPr>
+      </w:r>
+      <w:r>
+        <w:rPr>
+          <w:lang w:val="fr_FR" w:bidi="fr_FR"/>
+        </w:rPr>
+      </w:r>
+    </w:p>
+    <w:p>
+      <w:pPr/>
+      <w:r>
+        <w:rPr>
+          <w:lang w:val="fr_FR" w:bidi="fr_FR"/>
+        </w:rPr>
+      </w:r>
+    </w:p>
+    <w:p>
+      <w:pPr>
+        <w:pStyle w:val="Heading2"/>
+      </w:pPr>
+      <w:r>
+        <w:rPr>
+          <w:lang w:val="fr_FR" w:bidi="fr_FR"/>
+        </w:rPr>
+        <w:t>2 Timothée 3.1–4.8</w:t>
+      </w:r>
+      <w:r>
+        <w:rPr>
+          <w:lang w:val="fr_FR" w:bidi="fr_FR"/>
+        </w:rPr>
+      </w:r>
+    </w:p>
+    <w:p>
+      <w:pPr/>
+      <w:r>
+        <w:rPr>
+          <w:lang w:val="fr_FR" w:bidi="fr_FR"/>
+        </w:rPr>
+      </w:r>
+      <w:r>
+        <w:rPr>
+          <w:lang w:val="fr_FR" w:bidi="fr_FR"/>
+        </w:rPr>
+        <w:t>Timothée doit rester sur la bonne voie malgré les périodes difficiles à venir.</w:t>
+      </w:r>
+      <w:r>
+        <w:rPr>
+          <w:lang w:val="fr_FR" w:bidi="fr_FR"/>
+        </w:rPr>
+      </w:r>
+      <w:r>
+        <w:rPr>
+          <w:lang w:val="fr_FR" w:bidi="fr_FR"/>
+        </w:rPr>
+      </w:r>
+    </w:p>
+    <w:p>
+      <w:pPr/>
+      <w:r>
+        <w:rPr>
+          <w:lang w:val="fr_FR" w:bidi="fr_FR"/>
+        </w:rPr>
+      </w:r>
+    </w:p>
+    <w:p>
+      <w:pPr>
+        <w:pStyle w:val="Heading2"/>
+      </w:pPr>
+      <w:r>
+        <w:rPr>
+          <w:lang w:val="fr_FR" w:bidi="fr_FR"/>
+        </w:rPr>
+        <w:t>2 Timothée 3.5</w:t>
+      </w:r>
+      <w:r>
+        <w:rPr>
+          <w:lang w:val="fr_FR" w:bidi="fr_FR"/>
+        </w:rPr>
+      </w:r>
+    </w:p>
+    <w:p>
+      <w:pPr/>
+      <w:r>
+        <w:rPr>
+          <w:lang w:val="fr_FR" w:bidi="fr_FR"/>
+        </w:rPr>
+      </w:r>
+      <w:r>
+        <w:rPr>
+          <w:lang w:val="fr_FR" w:bidi="fr_FR"/>
+        </w:rPr>
+        <w:t>De pareils hommes (</w:t>
+      </w:r>
+      <w:r>
+        <w:rPr>
+          <w:lang w:val="fr_FR" w:bidi="fr_FR"/>
+        </w:rPr>
+        <w:t>3.2–4</w:t>
+      </w:r>
+      <w:r>
+        <w:rPr>
+          <w:lang w:val="fr_FR" w:bidi="fr_FR"/>
+        </w:rPr>
+        <w:t xml:space="preserve">) ont rejeté l'enseignement sain et se sont coupés de la puissance qui aurait pu les rendre pieuses (voir </w:t>
+      </w:r>
+      <w:r>
+        <w:rPr>
+          <w:lang w:val="fr_FR" w:bidi="fr_FR"/>
+        </w:rPr>
+        <w:t>1Tm 1.5–11</w:t>
+      </w:r>
+      <w:r>
+        <w:rPr>
+          <w:lang w:val="fr_FR" w:bidi="fr_FR"/>
+        </w:rPr>
+        <w:t xml:space="preserve"> ; </w:t>
+      </w:r>
+      <w:r>
+        <w:rPr>
+          <w:lang w:val="fr_FR" w:bidi="fr_FR"/>
+        </w:rPr>
+        <w:t>Col 2.16–23</w:t>
+      </w:r>
+      <w:r>
+        <w:rPr>
+          <w:lang w:val="fr_FR" w:bidi="fr_FR"/>
+        </w:rPr>
+        <w:t>).</w:t>
+      </w:r>
+      <w:r>
+        <w:rPr>
+          <w:lang w:val="fr_FR" w:bidi="fr_FR"/>
+        </w:rPr>
+      </w:r>
+      <w:r>
+        <w:rPr>
+          <w:lang w:val="fr_FR" w:bidi="fr_FR"/>
+        </w:rPr>
+      </w:r>
+    </w:p>
+    <w:p>
+      <w:pPr/>
+      <w:r>
+        <w:rPr>
+          <w:lang w:val="fr_FR" w:bidi="fr_FR"/>
+        </w:rPr>
+      </w:r>
+    </w:p>
+    <w:p>
+      <w:pPr>
+        <w:pStyle w:val="Heading2"/>
+      </w:pPr>
+      <w:r>
+        <w:rPr>
+          <w:lang w:val="fr_FR" w:bidi="fr_FR"/>
+        </w:rPr>
+        <w:t>2 Timothée 3.6–7</w:t>
+      </w:r>
+      <w:r>
+        <w:rPr>
+          <w:lang w:val="fr_FR" w:bidi="fr_FR"/>
+        </w:rPr>
+      </w:r>
+    </w:p>
+    <w:p>
+      <w:pPr/>
+      <w:r>
+        <w:rPr>
+          <w:lang w:val="fr_FR" w:bidi="fr_FR"/>
+        </w:rPr>
+      </w:r>
+      <w:r>
+        <w:rPr>
+          <w:lang w:val="fr_FR" w:bidi="fr_FR"/>
+        </w:rPr>
+        <w:t>L'effet des faux enseignants sur les ménages et les femmes est une préoccupation constante dans les lettres de Paul à Timothée et à Tite (</w:t>
+      </w:r>
+      <w:r>
+        <w:rPr>
+          <w:lang w:val="fr_FR" w:bidi="fr_FR"/>
+        </w:rPr>
+        <w:t>Ti 1.11</w:t>
+      </w:r>
+      <w:r>
+        <w:rPr>
+          <w:lang w:val="fr_FR" w:bidi="fr_FR"/>
+        </w:rPr>
+        <w:t xml:space="preserve"> ; voir </w:t>
+      </w:r>
+      <w:r>
+        <w:rPr>
+          <w:lang w:val="fr_FR" w:bidi="fr_FR"/>
+        </w:rPr>
+        <w:t>1Tm 2.11–15</w:t>
+      </w:r>
+      <w:r>
+        <w:rPr>
+          <w:lang w:val="fr_FR" w:bidi="fr_FR"/>
+        </w:rPr>
+        <w:t xml:space="preserve"> ; </w:t>
+      </w:r>
+      <w:r>
+        <w:rPr>
+          <w:lang w:val="fr_FR" w:bidi="fr_FR"/>
+        </w:rPr>
+        <w:t>3.4–5</w:t>
+      </w:r>
+      <w:r>
+        <w:rPr>
+          <w:lang w:val="fr_FR" w:bidi="fr_FR"/>
+        </w:rPr>
+        <w:t xml:space="preserve"> ; </w:t>
+      </w:r>
+      <w:r>
+        <w:rPr>
+          <w:lang w:val="fr_FR" w:bidi="fr_FR"/>
+        </w:rPr>
+        <w:t>5.14–15</w:t>
+      </w:r>
+      <w:r>
+        <w:rPr>
+          <w:lang w:val="fr_FR" w:bidi="fr_FR"/>
+        </w:rPr>
+        <w:t>). Que les faux enseignants aient ciblé ou non les femmes, ils ont apparemment réussi à en corrompre certaines.</w:t>
+      </w:r>
+      <w:r>
+        <w:rPr>
+          <w:lang w:val="fr_FR" w:bidi="fr_FR"/>
+        </w:rPr>
+      </w:r>
+      <w:r>
+        <w:rPr>
+          <w:lang w:val="fr_FR" w:bidi="fr_FR"/>
+        </w:rPr>
+      </w:r>
+    </w:p>
+    <w:p>
+      <w:pPr/>
+      <w:r>
+        <w:rPr>
+          <w:lang w:val="fr_FR" w:bidi="fr_FR"/>
+        </w:rPr>
+      </w:r>
+    </w:p>
+    <w:p>
+      <w:pPr>
+        <w:pStyle w:val="Heading2"/>
+      </w:pPr>
+      <w:r>
+        <w:rPr>
+          <w:lang w:val="fr_FR" w:bidi="fr_FR"/>
+        </w:rPr>
+        <w:t>2 Timothée 3.8</w:t>
+      </w:r>
+      <w:r>
+        <w:rPr>
+          <w:lang w:val="fr_FR" w:bidi="fr_FR"/>
+        </w:rPr>
+      </w:r>
+    </w:p>
+    <w:p>
+      <w:pPr/>
+      <w:r>
+        <w:rPr>
+          <w:lang w:val="fr_FR" w:bidi="fr_FR"/>
+        </w:rPr>
+      </w:r>
+      <w:r>
+        <w:rPr>
+          <w:lang w:val="fr_FR" w:bidi="fr_FR"/>
+        </w:rPr>
+        <w:t xml:space="preserve">Jannès et Jambrès sont, traditionnellement, les noms des sorciers égyptiens qui s'opposèrent à Moïse (voir </w:t>
+      </w:r>
+      <w:r>
+        <w:rPr>
+          <w:lang w:val="fr_FR" w:bidi="fr_FR"/>
+        </w:rPr>
+        <w:t>Ex 7.8–13</w:t>
+      </w:r>
+      <w:r>
+        <w:rPr>
+          <w:lang w:val="fr_FR" w:bidi="fr_FR"/>
+        </w:rPr>
+        <w:t xml:space="preserve"> ; </w:t>
+      </w:r>
+      <w:r>
+        <w:rPr>
+          <w:lang w:val="fr_FR" w:bidi="fr_FR"/>
+        </w:rPr>
+        <w:t>8.18</w:t>
+      </w:r>
+      <w:r>
+        <w:rPr>
+          <w:lang w:val="fr_FR" w:bidi="fr_FR"/>
+        </w:rPr>
+        <w:t xml:space="preserve"> ; </w:t>
+      </w:r>
+      <w:r>
+        <w:rPr>
+          <w:lang w:val="fr_FR" w:bidi="fr_FR"/>
+        </w:rPr>
+        <w:t>9.11</w:t>
+      </w:r>
+      <w:r>
+        <w:rPr>
+          <w:lang w:val="fr_FR" w:bidi="fr_FR"/>
+        </w:rPr>
+        <w:t>).</w:t>
+      </w:r>
+      <w:r>
+        <w:rPr>
+          <w:lang w:val="fr_FR" w:bidi="fr_FR"/>
+        </w:rPr>
+      </w:r>
+      <w:r>
+        <w:rPr>
+          <w:lang w:val="fr_FR" w:bidi="fr_FR"/>
+        </w:rPr>
+      </w:r>
+    </w:p>
+    <w:p>
+      <w:pPr/>
+      <w:r>
+        <w:rPr>
+          <w:lang w:val="fr_FR" w:bidi="fr_FR"/>
+        </w:rPr>
+      </w:r>
+    </w:p>
+    <w:p>
+      <w:pPr>
+        <w:pStyle w:val="Heading2"/>
+      </w:pPr>
+      <w:r>
+        <w:rPr>
+          <w:lang w:val="fr_FR" w:bidi="fr_FR"/>
+        </w:rPr>
+        <w:t>2 Timothée 3.11</w:t>
+      </w:r>
+      <w:r>
+        <w:rPr>
+          <w:lang w:val="fr_FR" w:bidi="fr_FR"/>
+        </w:rPr>
+      </w:r>
+    </w:p>
+    <w:p>
+      <w:pPr/>
+      <w:r>
+        <w:rPr>
+          <w:lang w:val="fr_FR" w:bidi="fr_FR"/>
+        </w:rPr>
+      </w:r>
+      <w:r>
+        <w:rPr>
+          <w:lang w:val="fr_FR" w:bidi="fr_FR"/>
+        </w:rPr>
+        <w:t>Timothée était de Lystre</w:t>
+      </w:r>
+      <w:r>
+        <w:rPr>
+          <w:i/>
+          <w:lang w:val="fr_FR" w:bidi="fr_FR"/>
+        </w:rPr>
+        <w:t>,</w:t>
+      </w:r>
+      <w:r>
+        <w:rPr>
+          <w:lang w:val="fr_FR" w:bidi="fr_FR"/>
+        </w:rPr>
+        <w:t xml:space="preserve"> près d'Antioche et d'Icone</w:t>
+      </w:r>
+      <w:r>
+        <w:rPr>
+          <w:i/>
+          <w:lang w:val="fr_FR" w:bidi="fr_FR"/>
+        </w:rPr>
+        <w:t>,</w:t>
+      </w:r>
+      <w:r>
+        <w:rPr>
+          <w:lang w:val="fr_FR" w:bidi="fr_FR"/>
+        </w:rPr>
+        <w:t xml:space="preserve"> donc il savait tout ce que Paul avait souffert (voir </w:t>
+      </w:r>
+      <w:r>
+        <w:rPr>
+          <w:lang w:val="fr_FR" w:bidi="fr_FR"/>
+        </w:rPr>
+        <w:t>Ac 13.14</w:t>
+      </w:r>
+      <w:r>
+        <w:rPr>
+          <w:lang w:val="fr_FR" w:bidi="fr_FR"/>
+        </w:rPr>
+        <w:t xml:space="preserve">, </w:t>
+      </w:r>
+      <w:r>
+        <w:rPr>
+          <w:lang w:val="fr_FR" w:bidi="fr_FR"/>
+        </w:rPr>
+        <w:t>45–51</w:t>
+      </w:r>
+      <w:r>
+        <w:rPr>
+          <w:lang w:val="fr_FR" w:bidi="fr_FR"/>
+        </w:rPr>
+        <w:t xml:space="preserve"> ; </w:t>
+      </w:r>
+      <w:r>
+        <w:rPr>
+          <w:lang w:val="fr_FR" w:bidi="fr_FR"/>
+        </w:rPr>
+        <w:t>14.1–8</w:t>
+      </w:r>
+      <w:r>
+        <w:rPr>
+          <w:lang w:val="fr_FR" w:bidi="fr_FR"/>
+        </w:rPr>
+        <w:t xml:space="preserve">, </w:t>
+      </w:r>
+      <w:r>
+        <w:rPr>
+          <w:lang w:val="fr_FR" w:bidi="fr_FR"/>
+        </w:rPr>
+        <w:t>19–22</w:t>
+      </w:r>
+      <w:r>
+        <w:rPr>
+          <w:lang w:val="fr_FR" w:bidi="fr_FR"/>
+        </w:rPr>
+        <w:t>), bien qu'il ait été recruté après ces événements (</w:t>
+      </w:r>
+      <w:r>
+        <w:rPr>
+          <w:lang w:val="fr_FR" w:bidi="fr_FR"/>
+        </w:rPr>
+        <w:t>Ac 16.1–3</w:t>
+      </w:r>
+      <w:r>
+        <w:rPr>
+          <w:lang w:val="fr_FR" w:bidi="fr_FR"/>
+        </w:rPr>
+        <w:t xml:space="preserve">). • le Seigneur m'a délivré : Paul peut attester par sa propre vie que le Seigneur accomplit ses desseins à travers son serviteur fidèle (voir </w:t>
+      </w:r>
+      <w:r>
+        <w:rPr>
+          <w:lang w:val="fr_FR" w:bidi="fr_FR"/>
+        </w:rPr>
+        <w:t>2Tm 4.6–8</w:t>
+      </w:r>
+      <w:r>
+        <w:rPr>
+          <w:lang w:val="fr_FR" w:bidi="fr_FR"/>
+        </w:rPr>
+        <w:t xml:space="preserve">, </w:t>
+      </w:r>
+      <w:r>
+        <w:rPr>
+          <w:lang w:val="fr_FR" w:bidi="fr_FR"/>
+        </w:rPr>
+        <w:t>17–18</w:t>
+      </w:r>
+      <w:r>
+        <w:rPr>
+          <w:lang w:val="fr_FR" w:bidi="fr_FR"/>
+        </w:rPr>
+        <w:t xml:space="preserve"> ; </w:t>
+      </w:r>
+      <w:r>
+        <w:rPr>
+          <w:lang w:val="fr_FR" w:bidi="fr_FR"/>
+        </w:rPr>
+        <w:t>Ps 22.19–22</w:t>
+      </w:r>
+      <w:r>
+        <w:rPr>
+          <w:lang w:val="fr_FR" w:bidi="fr_FR"/>
+        </w:rPr>
+        <w:t xml:space="preserve"> ; </w:t>
+      </w:r>
+      <w:r>
+        <w:rPr>
+          <w:lang w:val="fr_FR" w:bidi="fr_FR"/>
+        </w:rPr>
+        <w:t>34.19</w:t>
+      </w:r>
+      <w:r>
+        <w:rPr>
+          <w:lang w:val="fr_FR" w:bidi="fr_FR"/>
+        </w:rPr>
+        <w:t xml:space="preserve"> ; </w:t>
+      </w:r>
+      <w:r>
+        <w:rPr>
+          <w:lang w:val="fr_FR" w:bidi="fr_FR"/>
+        </w:rPr>
+        <w:t>Dn 3.17–18</w:t>
+      </w:r>
+      <w:r>
+        <w:rPr>
+          <w:lang w:val="fr_FR" w:bidi="fr_FR"/>
+        </w:rPr>
+        <w:t xml:space="preserve"> ; </w:t>
+      </w:r>
+      <w:r>
+        <w:rPr>
+          <w:lang w:val="fr_FR" w:bidi="fr_FR"/>
+        </w:rPr>
+        <w:t>2Co 1.8–10</w:t>
+      </w:r>
+      <w:r>
+        <w:rPr>
+          <w:lang w:val="fr_FR" w:bidi="fr_FR"/>
+        </w:rPr>
+        <w:t xml:space="preserve"> ; </w:t>
+      </w:r>
+      <w:r>
+        <w:rPr>
+          <w:lang w:val="fr_FR" w:bidi="fr_FR"/>
+        </w:rPr>
+        <w:t>2P 2.7–9</w:t>
+      </w:r>
+      <w:r>
+        <w:rPr>
+          <w:lang w:val="fr_FR" w:bidi="fr_FR"/>
+        </w:rPr>
+        <w:t>).</w:t>
+      </w:r>
+      <w:r>
+        <w:rPr>
+          <w:lang w:val="fr_FR" w:bidi="fr_FR"/>
+        </w:rPr>
+      </w:r>
+      <w:r>
+        <w:rPr>
+          <w:lang w:val="fr_FR" w:bidi="fr_FR"/>
+        </w:rPr>
+      </w:r>
+    </w:p>
+    <w:p>
+      <w:pPr/>
+      <w:r>
+        <w:rPr>
+          <w:lang w:val="fr_FR" w:bidi="fr_FR"/>
+        </w:rPr>
+      </w:r>
+    </w:p>
+    <w:p>
+      <w:pPr>
+        <w:pStyle w:val="Heading2"/>
+      </w:pPr>
+      <w:r>
+        <w:rPr>
+          <w:lang w:val="fr_FR" w:bidi="fr_FR"/>
+        </w:rPr>
+        <w:t>2 Timothée 3.14–15</w:t>
+      </w:r>
+      <w:r>
+        <w:rPr>
+          <w:lang w:val="fr_FR" w:bidi="fr_FR"/>
+        </w:rPr>
+      </w:r>
+    </w:p>
+    <w:p>
+      <w:pPr/>
+      <w:r>
+        <w:rPr>
+          <w:lang w:val="fr_FR" w:bidi="fr_FR"/>
+        </w:rPr>
+      </w:r>
+      <w:r>
+        <w:rPr>
+          <w:lang w:val="fr_FR" w:bidi="fr_FR"/>
+        </w:rPr>
+        <w:t xml:space="preserve">Dès l'enfance, la grand-mère et la mère juives de Timothée, Loïs et Eunice (voir </w:t>
+      </w:r>
+      <w:r>
+        <w:rPr>
+          <w:lang w:val="fr_FR" w:bidi="fr_FR"/>
+        </w:rPr>
+        <w:t>Ac 16.1–3</w:t>
+      </w:r>
+      <w:r>
+        <w:rPr>
+          <w:lang w:val="fr_FR" w:bidi="fr_FR"/>
+        </w:rPr>
+        <w:t xml:space="preserve">), l'ont éduqué dans les Écritures de l'Ancien Testament (voir </w:t>
+      </w:r>
+      <w:r>
+        <w:rPr>
+          <w:lang w:val="fr_FR" w:bidi="fr_FR"/>
+        </w:rPr>
+        <w:t>2Tm 1.5</w:t>
+      </w:r>
+      <w:r>
+        <w:rPr>
+          <w:lang w:val="fr_FR" w:bidi="fr_FR"/>
+        </w:rPr>
+        <w:t>) et renforcé leur enseignement par l'exemple de leurs vies. • Les Écritures de l'Ancien Testament donnent la sagesse pour recevoir Jésus-Christ. Vice versa, Jésus-Christ aide à comprendre pleinement les Écritures de l'Ancien Testament.</w:t>
+      </w:r>
+      <w:r>
+        <w:rPr>
+          <w:lang w:val="fr_FR" w:bidi="fr_FR"/>
+        </w:rPr>
+      </w:r>
+      <w:r>
+        <w:rPr>
+          <w:lang w:val="fr_FR" w:bidi="fr_FR"/>
+        </w:rPr>
+      </w:r>
+    </w:p>
+    <w:p>
+      <w:pPr/>
+      <w:r>
+        <w:rPr>
+          <w:lang w:val="fr_FR" w:bidi="fr_FR"/>
+        </w:rPr>
+      </w:r>
+    </w:p>
+    <w:p>
+      <w:pPr>
+        <w:pStyle w:val="Heading2"/>
+      </w:pPr>
+      <w:r>
+        <w:rPr>
+          <w:lang w:val="fr_FR" w:bidi="fr_FR"/>
+        </w:rPr>
+        <w:t>2 Timothée 3.16</w:t>
+      </w:r>
+      <w:r>
+        <w:rPr>
+          <w:lang w:val="fr_FR" w:bidi="fr_FR"/>
+        </w:rPr>
+      </w:r>
+    </w:p>
+    <w:p>
+      <w:pPr/>
+      <w:r>
+        <w:rPr>
+          <w:lang w:val="fr_FR" w:bidi="fr_FR"/>
+        </w:rPr>
+      </w:r>
+      <w:r>
+        <w:rPr>
+          <w:lang w:val="fr_FR" w:bidi="fr_FR"/>
+        </w:rPr>
+        <w:t xml:space="preserve">Le fait que l'Écriture soit inspirée de Dieu (littéralement </w:t>
+      </w:r>
+      <w:r>
+        <w:rPr>
+          <w:i/>
+          <w:lang w:val="fr_FR" w:bidi="fr_FR"/>
+        </w:rPr>
+        <w:t>soufflée par Dieu,</w:t>
+      </w:r>
+      <w:r>
+        <w:rPr>
+          <w:lang w:val="fr_FR" w:bidi="fr_FR"/>
+        </w:rPr>
+        <w:t xml:space="preserve"> émise par la parole même de Dieu ; voir aussi </w:t>
+      </w:r>
+      <w:r>
+        <w:rPr>
+          <w:lang w:val="fr_FR" w:bidi="fr_FR"/>
+        </w:rPr>
+        <w:t>Hé 4.12–13</w:t>
+      </w:r>
+      <w:r>
+        <w:rPr>
+          <w:lang w:val="fr_FR" w:bidi="fr_FR"/>
+        </w:rPr>
+        <w:t xml:space="preserve"> ; </w:t>
+      </w:r>
+      <w:r>
+        <w:rPr>
+          <w:lang w:val="fr_FR" w:bidi="fr_FR"/>
+        </w:rPr>
+        <w:t>2P 1.20–21</w:t>
+      </w:r>
+      <w:r>
+        <w:rPr>
+          <w:lang w:val="fr_FR" w:bidi="fr_FR"/>
+        </w:rPr>
+        <w:t xml:space="preserve">) n'empêche pas une implication active des auteurs humains. Mais cela réaffirme que Dieu est pleinement responsable de sa parole. L'Écriture est vraie, fiable, autoritaire, éternelle et puissante parce qu'elle vient de Dieu lui-même. Son message est cohérent et constant, notamment dans son témoignage de Jésus-Christ (voir </w:t>
+      </w:r>
+      <w:r>
+        <w:rPr>
+          <w:lang w:val="fr_FR" w:bidi="fr_FR"/>
+        </w:rPr>
+        <w:t>Lc 24.25–27</w:t>
+      </w:r>
+      <w:r>
+        <w:rPr>
+          <w:lang w:val="fr_FR" w:bidi="fr_FR"/>
+        </w:rPr>
+        <w:t xml:space="preserve">, </w:t>
+      </w:r>
+      <w:r>
+        <w:rPr>
+          <w:lang w:val="fr_FR" w:bidi="fr_FR"/>
+        </w:rPr>
+        <w:t>44</w:t>
+      </w:r>
+      <w:r>
+        <w:rPr>
+          <w:lang w:val="fr_FR" w:bidi="fr_FR"/>
+        </w:rPr>
+        <w:t xml:space="preserve"> ; </w:t>
+      </w:r>
+      <w:r>
+        <w:rPr>
+          <w:lang w:val="fr_FR" w:bidi="fr_FR"/>
+        </w:rPr>
+        <w:t>Jn 5.39–40</w:t>
+      </w:r>
+      <w:r>
+        <w:rPr>
+          <w:lang w:val="fr_FR" w:bidi="fr_FR"/>
+        </w:rPr>
+        <w:t xml:space="preserve"> ; </w:t>
+      </w:r>
+      <w:r>
+        <w:rPr>
+          <w:lang w:val="fr_FR" w:bidi="fr_FR"/>
+        </w:rPr>
+        <w:t>Ac 3.24</w:t>
+      </w:r>
+      <w:r>
+        <w:rPr>
+          <w:lang w:val="fr_FR" w:bidi="fr_FR"/>
+        </w:rPr>
+        <w:t xml:space="preserve"> ; </w:t>
+      </w:r>
+      <w:r>
+        <w:rPr>
+          <w:lang w:val="fr_FR" w:bidi="fr_FR"/>
+        </w:rPr>
+        <w:t>1Co 15.3–4</w:t>
+      </w:r>
+      <w:r>
+        <w:rPr>
+          <w:lang w:val="fr_FR" w:bidi="fr_FR"/>
+        </w:rPr>
+        <w:t>). Ainsi, elle a le pouvoir d'accorder le salut et de susciter la foi. Elle ne doit pas être abusée, comme par les faux enseignants (</w:t>
+      </w:r>
+      <w:r>
+        <w:rPr>
+          <w:lang w:val="fr_FR" w:bidi="fr_FR"/>
+        </w:rPr>
+        <w:t>2Tm 4.2–4</w:t>
+      </w:r>
+      <w:r>
+        <w:rPr>
+          <w:lang w:val="fr_FR" w:bidi="fr_FR"/>
+        </w:rPr>
+        <w:t xml:space="preserve"> ; </w:t>
+      </w:r>
+      <w:r>
+        <w:rPr>
+          <w:lang w:val="fr_FR" w:bidi="fr_FR"/>
+        </w:rPr>
+        <w:t>1Tm 1.4–7</w:t>
+      </w:r>
+      <w:r>
+        <w:rPr>
+          <w:lang w:val="fr_FR" w:bidi="fr_FR"/>
+        </w:rPr>
+        <w:t xml:space="preserve"> ; cf. </w:t>
+      </w:r>
+      <w:r>
+        <w:rPr>
+          <w:lang w:val="fr_FR" w:bidi="fr_FR"/>
+        </w:rPr>
+        <w:t>2P 3.16</w:t>
+      </w:r>
+      <w:r>
+        <w:rPr>
+          <w:lang w:val="fr_FR" w:bidi="fr_FR"/>
+        </w:rPr>
+        <w:t>), mais enseignée correctement (</w:t>
+      </w:r>
+      <w:r>
+        <w:rPr>
+          <w:lang w:val="fr_FR" w:bidi="fr_FR"/>
+        </w:rPr>
+        <w:t>2Tm 2.2</w:t>
+      </w:r>
+      <w:r>
+        <w:rPr>
+          <w:lang w:val="fr_FR" w:bidi="fr_FR"/>
+        </w:rPr>
+        <w:t xml:space="preserve">, </w:t>
+      </w:r>
+      <w:r>
+        <w:rPr>
+          <w:lang w:val="fr_FR" w:bidi="fr_FR"/>
+        </w:rPr>
+        <w:t>15</w:t>
+      </w:r>
+      <w:r>
+        <w:rPr>
+          <w:lang w:val="fr_FR" w:bidi="fr_FR"/>
+        </w:rPr>
+        <w:t>). • Du fait de son inspiration, toute l'Écriture est utile. L'Ancien et le Nouveau Testament nous enseignent et nous guident ensemble dans la vie.</w:t>
+      </w:r>
+      <w:r>
+        <w:rPr>
+          <w:lang w:val="fr_FR" w:bidi="fr_FR"/>
+        </w:rPr>
+      </w:r>
+      <w:r>
+        <w:rPr>
+          <w:lang w:val="fr_FR" w:bidi="fr_FR"/>
+        </w:rPr>
+      </w:r>
+    </w:p>
+    <w:p>
+      <w:pPr/>
+      <w:r>
+        <w:rPr>
+          <w:lang w:val="fr_FR" w:bidi="fr_FR"/>
+        </w:rPr>
+      </w:r>
+    </w:p>
+    <w:p>
+      <w:pPr>
+        <w:pStyle w:val="Heading2"/>
+      </w:pPr>
+      <w:r>
+        <w:rPr>
+          <w:lang w:val="fr_FR" w:bidi="fr_FR"/>
+        </w:rPr>
+        <w:t>2 Timothée 3.16–17</w:t>
+      </w:r>
+      <w:r>
+        <w:rPr>
+          <w:lang w:val="fr_FR" w:bidi="fr_FR"/>
+        </w:rPr>
+      </w:r>
+    </w:p>
+    <w:p>
+      <w:pPr/>
+      <w:r>
+        <w:rPr>
+          <w:lang w:val="fr_FR" w:bidi="fr_FR"/>
+        </w:rPr>
+      </w:r>
+      <w:r>
+        <w:rPr>
+          <w:lang w:val="fr_FR" w:bidi="fr_FR"/>
+        </w:rPr>
+        <w:t xml:space="preserve">Ces versets développent </w:t>
+      </w:r>
+      <w:r>
+        <w:rPr>
+          <w:lang w:val="fr_FR" w:bidi="fr_FR"/>
+        </w:rPr>
+        <w:t>3.15</w:t>
+      </w:r>
+      <w:r>
+        <w:rPr>
+          <w:lang w:val="fr_FR" w:bidi="fr_FR"/>
+        </w:rPr>
+        <w:t xml:space="preserve"> en expliquant l'efficacité des Écritures, leur source, et la façon dont elles donnent sagesse pour vivre notre salut. Paul parlait des Écritures hébraïques (l'Ancien Testament), mais sa déclaration peut maintenant s'appliquer à toutes les Écritures</w:t>
+      </w:r>
+      <w:r>
+        <w:rPr>
+          <w:i/>
+          <w:lang w:val="fr_FR" w:bidi="fr_FR"/>
+        </w:rPr>
+        <w:t>,</w:t>
+      </w:r>
+      <w:r>
+        <w:rPr>
+          <w:lang w:val="fr_FR" w:bidi="fr_FR"/>
+        </w:rPr>
+        <w:t xml:space="preserve"> y compris le Nouveau Testament (voir, par exemple, </w:t>
+      </w:r>
+      <w:r>
+        <w:rPr>
+          <w:lang w:val="fr_FR" w:bidi="fr_FR"/>
+        </w:rPr>
+        <w:t>2P 3.15–16</w:t>
+      </w:r>
+      <w:r>
+        <w:rPr>
+          <w:lang w:val="fr_FR" w:bidi="fr_FR"/>
+        </w:rPr>
+        <w:t>).</w:t>
+      </w:r>
+      <w:r>
+        <w:rPr>
+          <w:lang w:val="fr_FR" w:bidi="fr_FR"/>
+        </w:rPr>
+      </w:r>
+      <w:r>
+        <w:rPr>
+          <w:lang w:val="fr_FR" w:bidi="fr_FR"/>
+        </w:rPr>
+      </w:r>
+    </w:p>
+    <w:p>
+      <w:pPr/>
+      <w:r>
+        <w:rPr>
+          <w:lang w:val="fr_FR" w:bidi="fr_FR"/>
+        </w:rPr>
+      </w:r>
+    </w:p>
+    <w:p>
+      <w:pPr>
+        <w:pStyle w:val="Heading2"/>
+      </w:pPr>
+      <w:r>
+        <w:rPr>
+          <w:lang w:val="fr_FR" w:bidi="fr_FR"/>
+        </w:rPr>
+        <w:t>2 Timothée 3.17</w:t>
+      </w:r>
+      <w:r>
+        <w:rPr>
+          <w:lang w:val="fr_FR" w:bidi="fr_FR"/>
+        </w:rPr>
+      </w:r>
+    </w:p>
+    <w:p>
+      <w:pPr/>
+      <w:r>
+        <w:rPr>
+          <w:lang w:val="fr_FR" w:bidi="fr_FR"/>
+        </w:rPr>
+      </w:r>
+      <w:r>
+        <w:rPr>
+          <w:lang w:val="fr_FR" w:bidi="fr_FR"/>
+        </w:rPr>
+        <w:t>Paul précise que le salut (</w:t>
+      </w:r>
+      <w:r>
+        <w:rPr>
+          <w:lang w:val="fr_FR" w:bidi="fr_FR"/>
+        </w:rPr>
+        <w:t>3.15</w:t>
+      </w:r>
+      <w:r>
+        <w:rPr>
+          <w:lang w:val="fr_FR" w:bidi="fr_FR"/>
+        </w:rPr>
+        <w:t xml:space="preserve">) aboutit à la piété (voir </w:t>
+      </w:r>
+      <w:r>
+        <w:rPr>
+          <w:lang w:val="fr_FR" w:bidi="fr_FR"/>
+        </w:rPr>
+        <w:t>Ga 1.4</w:t>
+      </w:r>
+      <w:r>
+        <w:rPr>
+          <w:lang w:val="fr_FR" w:bidi="fr_FR"/>
+        </w:rPr>
+        <w:t xml:space="preserve"> ; </w:t>
+      </w:r>
+      <w:r>
+        <w:rPr>
+          <w:lang w:val="fr_FR" w:bidi="fr_FR"/>
+        </w:rPr>
+        <w:t>5.16–26</w:t>
+      </w:r>
+      <w:r>
+        <w:rPr>
+          <w:lang w:val="fr_FR" w:bidi="fr_FR"/>
+        </w:rPr>
+        <w:t xml:space="preserve"> ; </w:t>
+      </w:r>
+      <w:r>
+        <w:rPr>
+          <w:lang w:val="fr_FR" w:bidi="fr_FR"/>
+        </w:rPr>
+        <w:t>Ep 2.8–10</w:t>
+      </w:r>
+      <w:r>
+        <w:rPr>
+          <w:lang w:val="fr_FR" w:bidi="fr_FR"/>
+        </w:rPr>
+        <w:t>).</w:t>
+      </w:r>
+      <w:r>
+        <w:rPr>
+          <w:lang w:val="fr_FR" w:bidi="fr_FR"/>
+        </w:rPr>
+      </w:r>
+      <w:r>
+        <w:rPr>
+          <w:lang w:val="fr_FR" w:bidi="fr_FR"/>
+        </w:rPr>
+      </w:r>
+    </w:p>
+    <w:p>
+      <w:pPr/>
+      <w:r>
+        <w:rPr>
+          <w:lang w:val="fr_FR" w:bidi="fr_FR"/>
+        </w:rPr>
+      </w:r>
+    </w:p>
+    <w:p>
+      <w:pPr>
+        <w:pStyle w:val="Heading2"/>
+      </w:pPr>
+      <w:r>
+        <w:rPr>
+          <w:lang w:val="fr_FR" w:bidi="fr_FR"/>
+        </w:rPr>
+        <w:t>2 Timothée 4.1</w:t>
+      </w:r>
+      <w:r>
+        <w:rPr>
+          <w:lang w:val="fr_FR" w:bidi="fr_FR"/>
+        </w:rPr>
+      </w:r>
+    </w:p>
+    <w:p>
+      <w:pPr/>
+      <w:r>
+        <w:rPr>
+          <w:lang w:val="fr_FR" w:bidi="fr_FR"/>
+        </w:rPr>
+      </w:r>
+      <w:r>
+        <w:rPr>
+          <w:lang w:val="fr_FR" w:bidi="fr_FR"/>
+        </w:rPr>
+        <w:t xml:space="preserve">Juger les vivants et les morts : voir </w:t>
+      </w:r>
+      <w:r>
+        <w:rPr>
+          <w:lang w:val="fr_FR" w:bidi="fr_FR"/>
+        </w:rPr>
+        <w:t>Mt 25.31–46</w:t>
+      </w:r>
+      <w:r>
+        <w:rPr>
+          <w:lang w:val="fr_FR" w:bidi="fr_FR"/>
+        </w:rPr>
+        <w:t xml:space="preserve"> ; </w:t>
+      </w:r>
+      <w:r>
+        <w:rPr>
+          <w:lang w:val="fr_FR" w:bidi="fr_FR"/>
+        </w:rPr>
+        <w:t>Ac 10.42</w:t>
+      </w:r>
+      <w:r>
+        <w:rPr>
+          <w:lang w:val="fr_FR" w:bidi="fr_FR"/>
+        </w:rPr>
+        <w:t xml:space="preserve"> ; </w:t>
+      </w:r>
+      <w:r>
+        <w:rPr>
+          <w:lang w:val="fr_FR" w:bidi="fr_FR"/>
+        </w:rPr>
+        <w:t>Rm 14.7–12</w:t>
+      </w:r>
+      <w:r>
+        <w:rPr>
+          <w:lang w:val="fr_FR" w:bidi="fr_FR"/>
+        </w:rPr>
+        <w:t xml:space="preserve"> ; </w:t>
+      </w:r>
+      <w:r>
+        <w:rPr>
+          <w:lang w:val="fr_FR" w:bidi="fr_FR"/>
+        </w:rPr>
+        <w:t>Ap 20.11–15</w:t>
+      </w:r>
+      <w:r>
+        <w:rPr>
+          <w:lang w:val="fr_FR" w:bidi="fr_FR"/>
+        </w:rPr>
+        <w:t xml:space="preserve">. • au nom de son apparition (littéralement </w:t>
+      </w:r>
+      <w:r>
+        <w:rPr>
+          <w:i/>
+          <w:lang w:val="fr_FR" w:bidi="fr_FR"/>
+        </w:rPr>
+        <w:t>son épiphanie</w:t>
+      </w:r>
+      <w:r>
+        <w:rPr>
+          <w:lang w:val="fr_FR" w:bidi="fr_FR"/>
+        </w:rPr>
+        <w:t xml:space="preserve">) : voir la </w:t>
+      </w:r>
+      <w:r>
+        <w:rPr>
+          <w:lang w:val="fr_FR" w:bidi="fr_FR"/>
+        </w:rPr>
+        <w:t>note d'étude sur 1Tm 6.14</w:t>
+      </w:r>
+      <w:r>
+        <w:rPr>
+          <w:lang w:val="fr_FR" w:bidi="fr_FR"/>
+        </w:rPr>
+        <w:t xml:space="preserve"> ; voir aussi </w:t>
+      </w:r>
+      <w:r>
+        <w:rPr>
+          <w:lang w:val="fr_FR" w:bidi="fr_FR"/>
+        </w:rPr>
+        <w:t>2Tm 1.10</w:t>
+      </w:r>
+      <w:r>
+        <w:rPr>
+          <w:lang w:val="fr_FR" w:bidi="fr_FR"/>
+        </w:rPr>
+        <w:t xml:space="preserve"> ; </w:t>
+      </w:r>
+      <w:r>
+        <w:rPr>
+          <w:lang w:val="fr_FR" w:bidi="fr_FR"/>
+        </w:rPr>
+        <w:t>4.8</w:t>
+      </w:r>
+      <w:r>
+        <w:rPr>
+          <w:lang w:val="fr_FR" w:bidi="fr_FR"/>
+        </w:rPr>
+        <w:t xml:space="preserve"> ; </w:t>
+      </w:r>
+      <w:r>
+        <w:rPr>
+          <w:lang w:val="fr_FR" w:bidi="fr_FR"/>
+        </w:rPr>
+        <w:t>Ti 2.11–13</w:t>
+      </w:r>
+      <w:r>
+        <w:rPr>
+          <w:lang w:val="fr_FR" w:bidi="fr_FR"/>
+        </w:rPr>
+        <w:t xml:space="preserve"> ; </w:t>
+      </w:r>
+      <w:r>
+        <w:rPr>
+          <w:lang w:val="fr_FR" w:bidi="fr_FR"/>
+        </w:rPr>
+        <w:t>3.4</w:t>
+      </w:r>
+      <w:r>
+        <w:rPr>
+          <w:lang w:val="fr_FR" w:bidi="fr_FR"/>
+        </w:rPr>
+        <w:t>.</w:t>
+      </w:r>
+      <w:r>
+        <w:rPr>
+          <w:lang w:val="fr_FR" w:bidi="fr_FR"/>
+        </w:rPr>
+      </w:r>
+      <w:r>
+        <w:rPr>
+          <w:lang w:val="fr_FR" w:bidi="fr_FR"/>
+        </w:rPr>
+      </w:r>
+    </w:p>
+    <w:p>
+      <w:pPr/>
+      <w:r>
+        <w:rPr>
+          <w:lang w:val="fr_FR" w:bidi="fr_FR"/>
+        </w:rPr>
+      </w:r>
+    </w:p>
+    <w:p>
+      <w:pPr>
+        <w:pStyle w:val="Heading2"/>
+      </w:pPr>
+      <w:r>
+        <w:rPr>
+          <w:lang w:val="fr_FR" w:bidi="fr_FR"/>
+        </w:rPr>
+        <w:t>2 Timothée 4.1–8</w:t>
+      </w:r>
+      <w:r>
+        <w:rPr>
+          <w:lang w:val="fr_FR" w:bidi="fr_FR"/>
+        </w:rPr>
+      </w:r>
+    </w:p>
+    <w:p>
+      <w:pPr/>
+      <w:r>
+        <w:rPr>
+          <w:lang w:val="fr_FR" w:bidi="fr_FR"/>
+        </w:rPr>
+      </w:r>
+      <w:r>
+        <w:rPr>
+          <w:lang w:val="fr_FR" w:bidi="fr_FR"/>
+        </w:rPr>
+        <w:t xml:space="preserve">Timothée se tient en présence de Dieu et doit travailler en vue de l'apparition de Jésus pour juger et établir son Royaume (voir </w:t>
+      </w:r>
+      <w:r>
+        <w:rPr>
+          <w:lang w:val="fr_FR" w:bidi="fr_FR"/>
+        </w:rPr>
+        <w:t xml:space="preserve">1Tm 5.21 </w:t>
+      </w:r>
+      <w:r>
+        <w:rPr>
+          <w:lang w:val="fr_FR" w:bidi="fr_FR"/>
+        </w:rPr>
+        <w:t xml:space="preserve">; </w:t>
+      </w:r>
+      <w:r>
+        <w:rPr>
+          <w:lang w:val="fr_FR" w:bidi="fr_FR"/>
+        </w:rPr>
+        <w:t>6.13–14</w:t>
+      </w:r>
+      <w:r>
+        <w:rPr>
+          <w:lang w:val="fr_FR" w:bidi="fr_FR"/>
+        </w:rPr>
+        <w:t>). L'apparition du Christ apportera purification (</w:t>
+      </w:r>
+      <w:r>
+        <w:rPr>
+          <w:lang w:val="fr_FR" w:bidi="fr_FR"/>
+        </w:rPr>
+        <w:t>2Tm 2.19</w:t>
+      </w:r>
+      <w:r>
+        <w:rPr>
+          <w:lang w:val="fr_FR" w:bidi="fr_FR"/>
+        </w:rPr>
+        <w:t>), responsabilité (</w:t>
+      </w:r>
+      <w:r>
+        <w:rPr>
+          <w:lang w:val="fr_FR" w:bidi="fr_FR"/>
+        </w:rPr>
+        <w:t>3.8–9</w:t>
+      </w:r>
+      <w:r>
+        <w:rPr>
+          <w:lang w:val="fr_FR" w:bidi="fr_FR"/>
+        </w:rPr>
+        <w:t>), salut, justification et récompense (</w:t>
+      </w:r>
+      <w:r>
+        <w:rPr>
+          <w:lang w:val="fr_FR" w:bidi="fr_FR"/>
+        </w:rPr>
+        <w:t>4.8</w:t>
+      </w:r>
+      <w:r>
+        <w:rPr>
+          <w:lang w:val="fr_FR" w:bidi="fr_FR"/>
+        </w:rPr>
+        <w:t xml:space="preserve">, </w:t>
+      </w:r>
+      <w:r>
+        <w:rPr>
+          <w:lang w:val="fr_FR" w:bidi="fr_FR"/>
+        </w:rPr>
+        <w:t>18</w:t>
+      </w:r>
+      <w:r>
+        <w:rPr>
+          <w:lang w:val="fr_FR" w:bidi="fr_FR"/>
+        </w:rPr>
+        <w:t xml:space="preserve">). Voir aussi </w:t>
+      </w:r>
+      <w:r>
+        <w:rPr>
+          <w:lang w:val="fr_FR" w:bidi="fr_FR"/>
+        </w:rPr>
+        <w:t xml:space="preserve">1Co 3.10–15 </w:t>
+      </w:r>
+      <w:r>
+        <w:rPr>
+          <w:lang w:val="fr_FR" w:bidi="fr_FR"/>
+        </w:rPr>
+        <w:t xml:space="preserve">; </w:t>
+      </w:r>
+      <w:r>
+        <w:rPr>
+          <w:lang w:val="fr_FR" w:bidi="fr_FR"/>
+        </w:rPr>
+        <w:t xml:space="preserve">4.4–5 </w:t>
+      </w:r>
+      <w:r>
+        <w:rPr>
+          <w:lang w:val="fr_FR" w:bidi="fr_FR"/>
+        </w:rPr>
+        <w:t xml:space="preserve">; </w:t>
+      </w:r>
+      <w:r>
+        <w:rPr>
+          <w:lang w:val="fr_FR" w:bidi="fr_FR"/>
+        </w:rPr>
+        <w:t>2Co 5.10</w:t>
+      </w:r>
+      <w:r>
+        <w:rPr>
+          <w:lang w:val="fr_FR" w:bidi="fr_FR"/>
+        </w:rPr>
+        <w:t>.</w:t>
+      </w:r>
+      <w:r>
+        <w:rPr>
+          <w:lang w:val="fr_FR" w:bidi="fr_FR"/>
+        </w:rPr>
+      </w:r>
+      <w:r>
+        <w:rPr>
+          <w:lang w:val="fr_FR" w:bidi="fr_FR"/>
+        </w:rPr>
+      </w:r>
+    </w:p>
+    <w:p>
+      <w:pPr/>
+      <w:r>
+        <w:rPr>
+          <w:lang w:val="fr_FR" w:bidi="fr_FR"/>
+        </w:rPr>
+      </w:r>
+    </w:p>
+    <w:p>
+      <w:pPr>
+        <w:pStyle w:val="Heading2"/>
+      </w:pPr>
+      <w:r>
+        <w:rPr>
+          <w:lang w:val="fr_FR" w:bidi="fr_FR"/>
+        </w:rPr>
+        <w:t>2 Timothée 4.5</w:t>
+      </w:r>
+      <w:r>
+        <w:rPr>
+          <w:lang w:val="fr_FR" w:bidi="fr_FR"/>
+        </w:rPr>
+      </w:r>
+    </w:p>
+    <w:p>
+      <w:pPr/>
+      <w:r>
+        <w:rPr>
+          <w:lang w:val="fr_FR" w:bidi="fr_FR"/>
+        </w:rPr>
+      </w:r>
+      <w:r>
+        <w:rPr>
+          <w:lang w:val="fr_FR" w:bidi="fr_FR"/>
+        </w:rPr>
+        <w:t>Cette dernière requête résume ce qui a été dit auparavant (</w:t>
+      </w:r>
+      <w:r>
+        <w:rPr>
+          <w:lang w:val="fr_FR" w:bidi="fr_FR"/>
+        </w:rPr>
+        <w:t>1.6–14</w:t>
+      </w:r>
+      <w:r>
+        <w:rPr>
+          <w:lang w:val="fr_FR" w:bidi="fr_FR"/>
+        </w:rPr>
+        <w:t xml:space="preserve"> ; </w:t>
+      </w:r>
+      <w:r>
+        <w:rPr>
+          <w:lang w:val="fr_FR" w:bidi="fr_FR"/>
+        </w:rPr>
+        <w:t>2.1–15</w:t>
+      </w:r>
+      <w:r>
+        <w:rPr>
+          <w:lang w:val="fr_FR" w:bidi="fr_FR"/>
+        </w:rPr>
+        <w:t xml:space="preserve">, </w:t>
+      </w:r>
+      <w:r>
+        <w:rPr>
+          <w:lang w:val="fr_FR" w:bidi="fr_FR"/>
+        </w:rPr>
+        <w:t>24–26</w:t>
+      </w:r>
+      <w:r>
+        <w:rPr>
+          <w:lang w:val="fr_FR" w:bidi="fr_FR"/>
+        </w:rPr>
+        <w:t xml:space="preserve"> ; </w:t>
+      </w:r>
+      <w:r>
+        <w:rPr>
+          <w:lang w:val="fr_FR" w:bidi="fr_FR"/>
+        </w:rPr>
+        <w:t>3.12</w:t>
+      </w:r>
+      <w:r>
+        <w:rPr>
+          <w:lang w:val="fr_FR" w:bidi="fr_FR"/>
+        </w:rPr>
+        <w:t>).</w:t>
+      </w:r>
+      <w:r>
+        <w:rPr>
+          <w:lang w:val="fr_FR" w:bidi="fr_FR"/>
+        </w:rPr>
+      </w:r>
+      <w:r>
+        <w:rPr>
+          <w:lang w:val="fr_FR" w:bidi="fr_FR"/>
+        </w:rPr>
+      </w:r>
+    </w:p>
+    <w:p>
+      <w:pPr/>
+      <w:r>
+        <w:rPr>
+          <w:lang w:val="fr_FR" w:bidi="fr_FR"/>
+        </w:rPr>
+      </w:r>
+    </w:p>
+    <w:p>
+      <w:pPr>
+        <w:pStyle w:val="Heading2"/>
+      </w:pPr>
+      <w:r>
+        <w:rPr>
+          <w:lang w:val="fr_FR" w:bidi="fr_FR"/>
+        </w:rPr>
+        <w:t>2 Timothée 4.5–8</w:t>
+      </w:r>
+      <w:r>
+        <w:rPr>
+          <w:lang w:val="fr_FR" w:bidi="fr_FR"/>
+        </w:rPr>
+      </w:r>
+    </w:p>
+    <w:p>
+      <w:pPr/>
+      <w:r>
+        <w:rPr>
+          <w:lang w:val="fr_FR" w:bidi="fr_FR"/>
+        </w:rPr>
+      </w:r>
+      <w:r>
+        <w:rPr>
+          <w:lang w:val="fr_FR" w:bidi="fr_FR"/>
+        </w:rPr>
+        <w:t xml:space="preserve">Paul transmet efficacement son manteau de leadership à Timothée (cf. </w:t>
+      </w:r>
+      <w:r>
+        <w:rPr>
+          <w:lang w:val="fr_FR" w:bidi="fr_FR"/>
+        </w:rPr>
+        <w:t>Dt 31.7–8</w:t>
+      </w:r>
+      <w:r>
+        <w:rPr>
+          <w:lang w:val="fr_FR" w:bidi="fr_FR"/>
+        </w:rPr>
+        <w:t xml:space="preserve"> ; </w:t>
+      </w:r>
+      <w:r>
+        <w:rPr>
+          <w:lang w:val="fr_FR" w:bidi="fr_FR"/>
+        </w:rPr>
+        <w:t>34.9</w:t>
+      </w:r>
+      <w:r>
+        <w:rPr>
+          <w:lang w:val="fr_FR" w:bidi="fr_FR"/>
+        </w:rPr>
+        <w:t xml:space="preserve"> ; </w:t>
+      </w:r>
+      <w:r>
+        <w:rPr>
+          <w:lang w:val="fr_FR" w:bidi="fr_FR"/>
+        </w:rPr>
+        <w:t>2R 2.1–18</w:t>
+      </w:r>
+      <w:r>
+        <w:rPr>
+          <w:lang w:val="fr_FR" w:bidi="fr_FR"/>
+        </w:rPr>
+        <w:t>).</w:t>
+      </w:r>
+      <w:r>
+        <w:rPr>
+          <w:lang w:val="fr_FR" w:bidi="fr_FR"/>
+        </w:rPr>
+      </w:r>
+      <w:r>
+        <w:rPr>
+          <w:lang w:val="fr_FR" w:bidi="fr_FR"/>
+        </w:rPr>
+      </w:r>
+    </w:p>
+    <w:p>
+      <w:pPr/>
+      <w:r>
+        <w:rPr>
+          <w:lang w:val="fr_FR" w:bidi="fr_FR"/>
+        </w:rPr>
+      </w:r>
+    </w:p>
+    <w:p>
+      <w:pPr>
+        <w:pStyle w:val="Heading2"/>
+      </w:pPr>
+      <w:r>
+        <w:rPr>
+          <w:lang w:val="fr_FR" w:bidi="fr_FR"/>
+        </w:rPr>
+        <w:t>2 Timothée 4.6</w:t>
+      </w:r>
+      <w:r>
+        <w:rPr>
+          <w:lang w:val="fr_FR" w:bidi="fr_FR"/>
+        </w:rPr>
+      </w:r>
+    </w:p>
+    <w:p>
+      <w:pPr/>
+      <w:r>
+        <w:rPr>
+          <w:lang w:val="fr_FR" w:bidi="fr_FR"/>
+        </w:rPr>
+      </w:r>
+      <w:r>
+        <w:rPr>
+          <w:lang w:val="fr_FR" w:bidi="fr_FR"/>
+        </w:rPr>
+        <w:t xml:space="preserve">Paul imagine sa mort comme une offrande de libation versée pour Dieu (voir </w:t>
+      </w:r>
+      <w:r>
+        <w:rPr>
+          <w:lang w:val="fr_FR" w:bidi="fr_FR"/>
+        </w:rPr>
+        <w:t>Ex 29.40–41</w:t>
+      </w:r>
+      <w:r>
+        <w:rPr>
+          <w:lang w:val="fr_FR" w:bidi="fr_FR"/>
+        </w:rPr>
+        <w:t xml:space="preserve"> ; </w:t>
+      </w:r>
+      <w:r>
+        <w:rPr>
+          <w:lang w:val="fr_FR" w:bidi="fr_FR"/>
+        </w:rPr>
+        <w:t>Lv 23.13</w:t>
+      </w:r>
+      <w:r>
+        <w:rPr>
+          <w:lang w:val="fr_FR" w:bidi="fr_FR"/>
+        </w:rPr>
+        <w:t xml:space="preserve"> ; </w:t>
+      </w:r>
+      <w:r>
+        <w:rPr>
+          <w:lang w:val="fr_FR" w:bidi="fr_FR"/>
+        </w:rPr>
+        <w:t>Nb 28.7</w:t>
+      </w:r>
+      <w:r>
+        <w:rPr>
+          <w:lang w:val="fr_FR" w:bidi="fr_FR"/>
+        </w:rPr>
+        <w:t xml:space="preserve"> ; </w:t>
+      </w:r>
+      <w:r>
+        <w:rPr>
+          <w:lang w:val="fr_FR" w:bidi="fr_FR"/>
+        </w:rPr>
+        <w:t>Ph 2.17</w:t>
+      </w:r>
+      <w:r>
+        <w:rPr>
+          <w:lang w:val="fr_FR" w:bidi="fr_FR"/>
+        </w:rPr>
+        <w:t xml:space="preserve">) ; cette offrande participe au propre sacrifice du Christ (voir </w:t>
+      </w:r>
+      <w:r>
+        <w:rPr>
+          <w:lang w:val="fr_FR" w:bidi="fr_FR"/>
+        </w:rPr>
+        <w:t>Col 1.24</w:t>
+      </w:r>
+      <w:r>
+        <w:rPr>
+          <w:lang w:val="fr_FR" w:bidi="fr_FR"/>
+        </w:rPr>
+        <w:t xml:space="preserve"> ; voir aussi </w:t>
+      </w:r>
+      <w:r>
+        <w:rPr>
+          <w:lang w:val="fr_FR" w:bidi="fr_FR"/>
+        </w:rPr>
+        <w:t>Rm 12.1</w:t>
+      </w:r>
+      <w:r>
+        <w:rPr>
+          <w:lang w:val="fr_FR" w:bidi="fr_FR"/>
+        </w:rPr>
+        <w:t>).</w:t>
+      </w:r>
+      <w:r>
+        <w:rPr>
+          <w:lang w:val="fr_FR" w:bidi="fr_FR"/>
+        </w:rPr>
+      </w:r>
+      <w:r>
+        <w:rPr>
+          <w:lang w:val="fr_FR" w:bidi="fr_FR"/>
+        </w:rPr>
+      </w:r>
+    </w:p>
+    <w:p>
+      <w:pPr/>
+      <w:r>
+        <w:rPr>
+          <w:lang w:val="fr_FR" w:bidi="fr_FR"/>
+        </w:rPr>
+      </w:r>
+    </w:p>
+    <w:p>
+      <w:pPr>
+        <w:pStyle w:val="Heading2"/>
+      </w:pPr>
+      <w:r>
+        <w:rPr>
+          <w:lang w:val="fr_FR" w:bidi="fr_FR"/>
+        </w:rPr>
+        <w:t>2 Timothée 4.6–8</w:t>
+      </w:r>
+      <w:r>
+        <w:rPr>
+          <w:lang w:val="fr_FR" w:bidi="fr_FR"/>
+        </w:rPr>
+      </w:r>
+    </w:p>
+    <w:p>
+      <w:pPr/>
+      <w:r>
+        <w:rPr>
+          <w:lang w:val="fr_FR" w:bidi="fr_FR"/>
+        </w:rPr>
+      </w:r>
+      <w:r>
+        <w:rPr>
+          <w:lang w:val="fr_FR" w:bidi="fr_FR"/>
+        </w:rPr>
+        <w:t>La fidélité, les revendications et la récompense de Paul sont un modèle et un défi pour les autres, en particulier Timothée, qui doit suivre son exemple après son départ.</w:t>
+      </w:r>
+      <w:r>
+        <w:rPr>
+          <w:lang w:val="fr_FR" w:bidi="fr_FR"/>
+        </w:rPr>
+      </w:r>
+      <w:r>
+        <w:rPr>
+          <w:lang w:val="fr_FR" w:bidi="fr_FR"/>
+        </w:rPr>
+      </w:r>
+    </w:p>
+    <w:p>
+      <w:pPr/>
+      <w:r>
+        <w:rPr>
+          <w:lang w:val="fr_FR" w:bidi="fr_FR"/>
+        </w:rPr>
+      </w:r>
+    </w:p>
+    <w:p>
+      <w:pPr>
+        <w:pStyle w:val="Heading2"/>
+      </w:pPr>
+      <w:r>
+        <w:rPr>
+          <w:lang w:val="fr_FR" w:bidi="fr_FR"/>
+        </w:rPr>
+        <w:t>2 Timothée 4.7</w:t>
+      </w:r>
+      <w:r>
+        <w:rPr>
+          <w:lang w:val="fr_FR" w:bidi="fr_FR"/>
+        </w:rPr>
+      </w:r>
+    </w:p>
+    <w:p>
+      <w:pPr/>
+      <w:r>
+        <w:rPr>
+          <w:lang w:val="fr_FR" w:bidi="fr_FR"/>
+        </w:rPr>
+      </w:r>
+      <w:r>
+        <w:rPr>
+          <w:lang w:val="fr_FR" w:bidi="fr_FR"/>
+        </w:rPr>
+        <w:t xml:space="preserve">Paul est resté fidèle à la charge qui lui avait été confiée (voir les notes d'étude sur </w:t>
       </w:r>
       <w:r>
         <w:rPr>
@@ -2476,31 +5890,115 @@
         <w:rPr>
           <w:lang w:val="fr_FR" w:bidi="fr_FR"/>
         </w:rPr>
-        <w:t>) reflètent celle de Jésus-Christ et</w:t>
-      </w:r>
-      <w:r>
-        <w:rPr>
-          <w:lang w:val="fr_FR" w:bidi="fr_FR"/>
-        </w:rPr>
-        <w:t xml:space="preserve"> renvoient à la croix et à la résurrection comme sens profond de cette Bonne Nouvelle </w:t>
-      </w:r>
-      <w:r>
-        <w:rPr>
-          <w:lang w:val="fr_FR" w:bidi="fr_FR"/>
-        </w:rPr>
-        <w:t xml:space="preserve">(voir </w:t>
-      </w:r>
-      <w:r>
-        <w:rPr>
-          <w:lang w:val="fr_FR" w:bidi="fr_FR"/>
-        </w:rPr>
-        <w:t>1.8</w:t>
-      </w:r>
-      <w:r>
-        <w:rPr>
-          <w:lang w:val="fr_FR" w:bidi="fr_FR"/>
-        </w:rPr>
-        <w:t>). La souffrance de Paul, tout comme celle du Christ, était nécessaire au salut des autres. Le Christ approuve ceux qui souffrent et supportent l'épreuve avec lui.</w:t>
+        <w:t xml:space="preserve"> ; </w:t>
+      </w:r>
+      <w:r>
+        <w:rPr>
+          <w:lang w:val="fr_FR" w:bidi="fr_FR"/>
+        </w:rPr>
+        <w:t>1Tm 6.20</w:t>
+      </w:r>
+      <w:r>
+        <w:rPr>
+          <w:lang w:val="fr_FR" w:bidi="fr_FR"/>
+        </w:rPr>
+        <w:t xml:space="preserve"> ; cf. </w:t>
+      </w:r>
+      <w:r>
+        <w:rPr>
+          <w:lang w:val="fr_FR" w:bidi="fr_FR"/>
+        </w:rPr>
+        <w:t>Ac 20.24</w:t>
+      </w:r>
+      <w:r>
+        <w:rPr>
+          <w:lang w:val="fr_FR" w:bidi="fr_FR"/>
+        </w:rPr>
+        <w:t xml:space="preserve">). Il a préservé l'intégrité de la foi chrétienne et souhaite que Timothée suive son exemple (voir </w:t>
+      </w:r>
+      <w:r>
+        <w:rPr>
+          <w:lang w:val="fr_FR" w:bidi="fr_FR"/>
+        </w:rPr>
+        <w:t>2Tm 2.3–7</w:t>
+      </w:r>
+      <w:r>
+        <w:rPr>
+          <w:lang w:val="fr_FR" w:bidi="fr_FR"/>
+        </w:rPr>
+        <w:t xml:space="preserve"> ; </w:t>
+      </w:r>
+      <w:r>
+        <w:rPr>
+          <w:lang w:val="fr_FR" w:bidi="fr_FR"/>
+        </w:rPr>
+        <w:t>1Tm 1.18</w:t>
+      </w:r>
+      <w:r>
+        <w:rPr>
+          <w:lang w:val="fr_FR" w:bidi="fr_FR"/>
+        </w:rPr>
+        <w:t xml:space="preserve"> ; </w:t>
+      </w:r>
+      <w:r>
+        <w:rPr>
+          <w:lang w:val="fr_FR" w:bidi="fr_FR"/>
+        </w:rPr>
+        <w:t>6.12</w:t>
+      </w:r>
+      <w:r>
+        <w:rPr>
+          <w:lang w:val="fr_FR" w:bidi="fr_FR"/>
+        </w:rPr>
+        <w:t xml:space="preserve"> ; cf. </w:t>
+      </w:r>
+      <w:r>
+        <w:rPr>
+          <w:lang w:val="fr_FR" w:bidi="fr_FR"/>
+        </w:rPr>
+        <w:t>Rm 15.30–31</w:t>
+      </w:r>
+      <w:r>
+        <w:rPr>
+          <w:lang w:val="fr_FR" w:bidi="fr_FR"/>
+        </w:rPr>
+        <w:t xml:space="preserve"> ; </w:t>
+      </w:r>
+      <w:r>
+        <w:rPr>
+          <w:lang w:val="fr_FR" w:bidi="fr_FR"/>
+        </w:rPr>
+        <w:t>1Co 9.25–27</w:t>
+      </w:r>
+      <w:r>
+        <w:rPr>
+          <w:lang w:val="fr_FR" w:bidi="fr_FR"/>
+        </w:rPr>
+        <w:t xml:space="preserve"> ; </w:t>
+      </w:r>
+      <w:r>
+        <w:rPr>
+          <w:lang w:val="fr_FR" w:bidi="fr_FR"/>
+        </w:rPr>
+        <w:t>Hé 12.1</w:t>
+      </w:r>
+      <w:r>
+        <w:rPr>
+          <w:lang w:val="fr_FR" w:bidi="fr_FR"/>
+        </w:rPr>
+        <w:t xml:space="preserve"> ; </w:t>
+      </w:r>
+      <w:r>
+        <w:rPr>
+          <w:lang w:val="fr_FR" w:bidi="fr_FR"/>
+        </w:rPr>
+        <w:t>Jd 1.3</w:t>
+      </w:r>
+      <w:r>
+        <w:rPr>
+          <w:lang w:val="fr_FR" w:bidi="fr_FR"/>
+        </w:rPr>
+        <w:t>).</w:t>
       </w:r>
       <w:r>
         <w:rPr>
@@ -2529,32 +6027,32 @@
         <w:rPr>
           <w:lang w:val="fr_FR" w:bidi="fr_FR"/>
         </w:rPr>
-        <w:t>2 Timothée 2.9</w:t>
-      </w:r>
-      <w:r>
-        <w:rPr>
-          <w:lang w:val="fr_FR" w:bidi="fr_FR"/>
-        </w:rPr>
-      </w:r>
-    </w:p>
-    <w:p>
-      <w:pPr/>
-      <w:r>
-        <w:rPr>
-          <w:lang w:val="fr_FR" w:bidi="fr_FR"/>
-        </w:rPr>
-      </w:r>
-      <w:r>
-        <w:rPr>
-          <w:lang w:val="fr_FR" w:bidi="fr_FR"/>
-        </w:rPr>
-        <w:t>Comme un malfaiteur : Paul s'identifie à la mort de Jésus (</w:t>
-      </w:r>
-      <w:r>
-        <w:rPr>
-          <w:lang w:val="fr_FR" w:bidi="fr_FR"/>
-        </w:rPr>
-        <w:t>2.11</w:t>
+        <w:t>2 Timothée 4.8</w:t>
+      </w:r>
+      <w:r>
+        <w:rPr>
+          <w:lang w:val="fr_FR" w:bidi="fr_FR"/>
+        </w:rPr>
+      </w:r>
+    </w:p>
+    <w:p>
+      <w:pPr/>
+      <w:r>
+        <w:rPr>
+          <w:lang w:val="fr_FR" w:bidi="fr_FR"/>
+        </w:rPr>
+      </w:r>
+      <w:r>
+        <w:rPr>
+          <w:lang w:val="fr_FR" w:bidi="fr_FR"/>
+        </w:rPr>
+        <w:t xml:space="preserve">Il ne restait qu'une chose pour Paul : la couronne du vainqueur (voir aussi </w:t>
+      </w:r>
+      <w:r>
+        <w:rPr>
+          <w:lang w:val="fr_FR" w:bidi="fr_FR"/>
+        </w:rPr>
+        <w:t>Jc 1.12</w:t>
       </w:r>
       <w:r>
         <w:rPr>
@@ -2566,31 +6064,332 @@
         <w:rPr>
           <w:lang w:val="fr_FR" w:bidi="fr_FR"/>
         </w:rPr>
-        <w:t>Ph 3.10–11</w:t>
-      </w:r>
-      <w:r>
-        <w:rPr>
-          <w:lang w:val="fr_FR" w:bidi="fr_FR"/>
-        </w:rPr>
-        <w:t xml:space="preserve">). • la parole de Dieu n'est pas liée : Paul et la Bonne Nouvelle </w:t>
-      </w:r>
-      <w:r>
-        <w:rPr>
-          <w:lang w:val="fr_FR" w:bidi="fr_FR"/>
-        </w:rPr>
-        <w:t>seront tous deux victorieux grâce à la puissance de la résurrection du Christ</w:t>
-      </w:r>
-      <w:r>
-        <w:rPr>
-          <w:lang w:val="fr_FR" w:bidi="fr_FR"/>
-        </w:rPr>
-        <w:t xml:space="preserve"> (voir </w:t>
-      </w:r>
-      <w:r>
-        <w:rPr>
-          <w:lang w:val="fr_FR" w:bidi="fr_FR"/>
-        </w:rPr>
-        <w:t>2Tm 4.17–18</w:t>
+        <w:t>1P 5.4</w:t>
+      </w:r>
+      <w:r>
+        <w:rPr>
+          <w:lang w:val="fr_FR" w:bidi="fr_FR"/>
+        </w:rPr>
+        <w:t xml:space="preserve"> ; </w:t>
+      </w:r>
+      <w:r>
+        <w:rPr>
+          <w:lang w:val="fr_FR" w:bidi="fr_FR"/>
+        </w:rPr>
+        <w:t>Ap 2.10</w:t>
+      </w:r>
+      <w:r>
+        <w:rPr>
+          <w:lang w:val="fr_FR" w:bidi="fr_FR"/>
+        </w:rPr>
+        <w:t xml:space="preserve"> ; </w:t>
+      </w:r>
+      <w:r>
+        <w:rPr>
+          <w:lang w:val="fr_FR" w:bidi="fr_FR"/>
+        </w:rPr>
+        <w:t>3.11</w:t>
+      </w:r>
+      <w:r>
+        <w:rPr>
+          <w:lang w:val="fr_FR" w:bidi="fr_FR"/>
+        </w:rPr>
+        <w:t xml:space="preserve">). • Si nous cherchons à vivre en vue du retour de Christ, nous pouvons nous réjouir dans l'attente de son apparition (voir </w:t>
+      </w:r>
+      <w:r>
+        <w:rPr>
+          <w:lang w:val="fr_FR" w:bidi="fr_FR"/>
+        </w:rPr>
+        <w:t>1Tm 6.14</w:t>
+      </w:r>
+      <w:r>
+        <w:rPr>
+          <w:lang w:val="fr_FR" w:bidi="fr_FR"/>
+        </w:rPr>
+        <w:t>) et de l'établissement de son royaume (</w:t>
+      </w:r>
+      <w:r>
+        <w:rPr>
+          <w:lang w:val="fr_FR" w:bidi="fr_FR"/>
+        </w:rPr>
+        <w:t>2Tm 4.1</w:t>
+      </w:r>
+      <w:r>
+        <w:rPr>
+          <w:lang w:val="fr_FR" w:bidi="fr_FR"/>
+        </w:rPr>
+        <w:t>). Si nous ne suivons pas les commandements du Christ, nous ne pouvons pas espérer sa venue en tant que Juge et Roi.</w:t>
+      </w:r>
+      <w:r>
+        <w:rPr>
+          <w:lang w:val="fr_FR" w:bidi="fr_FR"/>
+        </w:rPr>
+      </w:r>
+      <w:r>
+        <w:rPr>
+          <w:lang w:val="fr_FR" w:bidi="fr_FR"/>
+        </w:rPr>
+      </w:r>
+    </w:p>
+    <w:p>
+      <w:pPr/>
+      <w:r>
+        <w:rPr>
+          <w:lang w:val="fr_FR" w:bidi="fr_FR"/>
+        </w:rPr>
+      </w:r>
+    </w:p>
+    <w:p>
+      <w:pPr>
+        <w:pStyle w:val="Heading2"/>
+      </w:pPr>
+      <w:r>
+        <w:rPr>
+          <w:lang w:val="fr_FR" w:bidi="fr_FR"/>
+        </w:rPr>
+        <w:t>2 Timothée 4.9</w:t>
+      </w:r>
+      <w:r>
+        <w:rPr>
+          <w:lang w:val="fr_FR" w:bidi="fr_FR"/>
+        </w:rPr>
+      </w:r>
+    </w:p>
+    <w:p>
+      <w:pPr/>
+      <w:r>
+        <w:rPr>
+          <w:lang w:val="fr_FR" w:bidi="fr_FR"/>
+        </w:rPr>
+      </w:r>
+      <w:r>
+        <w:rPr>
+          <w:lang w:val="fr_FR" w:bidi="fr_FR"/>
+        </w:rPr>
+        <w:t xml:space="preserve">Paul exprime explicitement à Timothée de venir le voir à Rome (voir </w:t>
+      </w:r>
+      <w:r>
+        <w:rPr>
+          <w:lang w:val="fr_FR" w:bidi="fr_FR"/>
+        </w:rPr>
+        <w:t>1.4</w:t>
+      </w:r>
+      <w:r>
+        <w:rPr>
+          <w:lang w:val="fr_FR" w:bidi="fr_FR"/>
+        </w:rPr>
+        <w:t>).</w:t>
+      </w:r>
+      <w:r>
+        <w:rPr>
+          <w:lang w:val="fr_FR" w:bidi="fr_FR"/>
+        </w:rPr>
+      </w:r>
+      <w:r>
+        <w:rPr>
+          <w:lang w:val="fr_FR" w:bidi="fr_FR"/>
+        </w:rPr>
+      </w:r>
+    </w:p>
+    <w:p>
+      <w:pPr/>
+      <w:r>
+        <w:rPr>
+          <w:lang w:val="fr_FR" w:bidi="fr_FR"/>
+        </w:rPr>
+      </w:r>
+    </w:p>
+    <w:p>
+      <w:pPr>
+        <w:pStyle w:val="Heading2"/>
+      </w:pPr>
+      <w:r>
+        <w:rPr>
+          <w:lang w:val="fr_FR" w:bidi="fr_FR"/>
+        </w:rPr>
+        <w:t>2 Timothée 4.10</w:t>
+      </w:r>
+      <w:r>
+        <w:rPr>
+          <w:lang w:val="fr_FR" w:bidi="fr_FR"/>
+        </w:rPr>
+      </w:r>
+    </w:p>
+    <w:p>
+      <w:pPr/>
+      <w:r>
+        <w:rPr>
+          <w:lang w:val="fr_FR" w:bidi="fr_FR"/>
+        </w:rPr>
+      </w:r>
+      <w:r>
+        <w:rPr>
+          <w:lang w:val="fr_FR" w:bidi="fr_FR"/>
+        </w:rPr>
+        <w:t xml:space="preserve">Démas : voir </w:t>
+      </w:r>
+      <w:r>
+        <w:rPr>
+          <w:lang w:val="fr_FR" w:bidi="fr_FR"/>
+        </w:rPr>
+        <w:t>Col 4.14</w:t>
+      </w:r>
+      <w:r>
+        <w:rPr>
+          <w:lang w:val="fr_FR" w:bidi="fr_FR"/>
+        </w:rPr>
+        <w:t xml:space="preserve"> ; </w:t>
+      </w:r>
+      <w:r>
+        <w:rPr>
+          <w:lang w:val="fr_FR" w:bidi="fr_FR"/>
+        </w:rPr>
+        <w:t>Phm 1.24</w:t>
+      </w:r>
+      <w:r>
+        <w:rPr>
+          <w:lang w:val="fr_FR" w:bidi="fr_FR"/>
+        </w:rPr>
+        <w:t xml:space="preserve">. • m'a abandonné : voir aussi </w:t>
+      </w:r>
+      <w:r>
+        <w:rPr>
+          <w:lang w:val="fr_FR" w:bidi="fr_FR"/>
+        </w:rPr>
+        <w:t>2Tm 4.16–17</w:t>
+      </w:r>
+      <w:r>
+        <w:rPr>
+          <w:lang w:val="fr_FR" w:bidi="fr_FR"/>
+        </w:rPr>
+        <w:t xml:space="preserve"> ; cf. </w:t>
+      </w:r>
+      <w:r>
+        <w:rPr>
+          <w:lang w:val="fr_FR" w:bidi="fr_FR"/>
+        </w:rPr>
+        <w:t>Ps 22.1</w:t>
+      </w:r>
+      <w:r>
+        <w:rPr>
+          <w:lang w:val="fr_FR" w:bidi="fr_FR"/>
+        </w:rPr>
+        <w:t xml:space="preserve"> ; </w:t>
+      </w:r>
+      <w:r>
+        <w:rPr>
+          <w:lang w:val="fr_FR" w:bidi="fr_FR"/>
+        </w:rPr>
+        <w:t>Mc 15.34</w:t>
+      </w:r>
+      <w:r>
+        <w:rPr>
+          <w:lang w:val="fr_FR" w:bidi="fr_FR"/>
+        </w:rPr>
+        <w:t>. • L'amour des choses de ce siècle s'oppose à l'attente du retour glorieux du Christ (</w:t>
+      </w:r>
+      <w:r>
+        <w:rPr>
+          <w:lang w:val="fr_FR" w:bidi="fr_FR"/>
+        </w:rPr>
+        <w:t>2Tm 4.8</w:t>
+      </w:r>
+      <w:r>
+        <w:rPr>
+          <w:lang w:val="fr_FR" w:bidi="fr_FR"/>
+        </w:rPr>
+        <w:t>). • Crescens est par ailleurs inconnu ; son absence et celle de Tite semblent avoir accentué la solitude de Paul. • Tite était un collaborateur efficace et fidèle de Paul. Peut-être était-il parti en Dalmatie (au nord-ouest de la Grèce d'aujourd'hui), en mission pour lui.</w:t>
+      </w:r>
+      <w:r>
+        <w:rPr>
+          <w:lang w:val="fr_FR" w:bidi="fr_FR"/>
+        </w:rPr>
+      </w:r>
+      <w:r>
+        <w:rPr>
+          <w:lang w:val="fr_FR" w:bidi="fr_FR"/>
+        </w:rPr>
+      </w:r>
+    </w:p>
+    <w:p>
+      <w:pPr/>
+      <w:r>
+        <w:rPr>
+          <w:lang w:val="fr_FR" w:bidi="fr_FR"/>
+        </w:rPr>
+      </w:r>
+    </w:p>
+    <w:p>
+      <w:pPr>
+        <w:pStyle w:val="Heading2"/>
+      </w:pPr>
+      <w:r>
+        <w:rPr>
+          <w:lang w:val="fr_FR" w:bidi="fr_FR"/>
+        </w:rPr>
+        <w:t>2 Timothée 4.11</w:t>
+      </w:r>
+      <w:r>
+        <w:rPr>
+          <w:lang w:val="fr_FR" w:bidi="fr_FR"/>
+        </w:rPr>
+      </w:r>
+    </w:p>
+    <w:p>
+      <w:pPr/>
+      <w:r>
+        <w:rPr>
+          <w:lang w:val="fr_FR" w:bidi="fr_FR"/>
+        </w:rPr>
+      </w:r>
+      <w:r>
+        <w:rPr>
+          <w:lang w:val="fr_FR" w:bidi="fr_FR"/>
+        </w:rPr>
+        <w:t>Luc</w:t>
+      </w:r>
+      <w:r>
+        <w:rPr>
+          <w:i/>
+          <w:lang w:val="fr_FR" w:bidi="fr_FR"/>
+        </w:rPr>
+        <w:t>,</w:t>
+      </w:r>
+      <w:r>
+        <w:rPr>
+          <w:lang w:val="fr_FR" w:bidi="fr_FR"/>
+        </w:rPr>
+        <w:t xml:space="preserve"> l'auteur de l'Évangile de Luc et des Actes, a accompagné Paul à divers moments dans ses voyages. On suppose que Luc était avec Paul en tant que médecin (</w:t>
+      </w:r>
+      <w:r>
+        <w:rPr>
+          <w:lang w:val="fr_FR" w:bidi="fr_FR"/>
+        </w:rPr>
+        <w:t>Col 4.14</w:t>
+      </w:r>
+      <w:r>
+        <w:rPr>
+          <w:lang w:val="fr_FR" w:bidi="fr_FR"/>
+        </w:rPr>
+        <w:t xml:space="preserve">). Il était aussi le seul à être continuellement à ses côtés. C'est pourquoi Paul souhaite que Timothée le rejoigne rapidement. • Marc : Le fait que Paul pense que Marc lui serait utile témoigne de son pardon et de sa rédemption (voir </w:t>
+      </w:r>
+      <w:r>
+        <w:rPr>
+          <w:lang w:val="fr_FR" w:bidi="fr_FR"/>
+        </w:rPr>
+        <w:t>Ac 13.13</w:t>
+      </w:r>
+      <w:r>
+        <w:rPr>
+          <w:lang w:val="fr_FR" w:bidi="fr_FR"/>
+        </w:rPr>
+        <w:t xml:space="preserve"> ; </w:t>
+      </w:r>
+      <w:r>
+        <w:rPr>
+          <w:lang w:val="fr_FR" w:bidi="fr_FR"/>
+        </w:rPr>
+        <w:t>15.36–40</w:t>
       </w:r>
       <w:r>
         <w:rPr>
@@ -2602,7 +6401,7 @@
         <w:rPr>
           <w:lang w:val="fr_FR" w:bidi="fr_FR"/>
         </w:rPr>
-        <w:t>2Co 12.8–10</w:t>
+        <w:t>Col 4.10</w:t>
       </w:r>
       <w:r>
         <w:rPr>
@@ -2614,7 +6413,7 @@
         <w:rPr>
           <w:lang w:val="fr_FR" w:bidi="fr_FR"/>
         </w:rPr>
-        <w:t>Ph 1.12–14</w:t>
+        <w:t>Phm 1.24</w:t>
       </w:r>
       <w:r>
         <w:rPr>
@@ -2649,32 +6448,236 @@
         <w:rPr>
           <w:lang w:val="fr_FR" w:bidi="fr_FR"/>
         </w:rPr>
-        <w:t>2 Timothée 2.11</w:t>
-      </w:r>
-      <w:r>
-        <w:rPr>
-          <w:lang w:val="fr_FR" w:bidi="fr_FR"/>
-        </w:rPr>
-      </w:r>
-    </w:p>
-    <w:p>
-      <w:pPr/>
-      <w:r>
-        <w:rPr>
-          <w:lang w:val="fr_FR" w:bidi="fr_FR"/>
-        </w:rPr>
-      </w:r>
-      <w:r>
-        <w:rPr>
-          <w:lang w:val="fr_FR" w:bidi="fr_FR"/>
-        </w:rPr>
-        <w:t xml:space="preserve">Cette parole est certaine : voir les notes d'étude sur </w:t>
-      </w:r>
-      <w:r>
-        <w:rPr>
-          <w:lang w:val="fr_FR" w:bidi="fr_FR"/>
-        </w:rPr>
-        <w:t>1Tm 1.15</w:t>
+        <w:t>2 Timothée 4.12</w:t>
+      </w:r>
+      <w:r>
+        <w:rPr>
+          <w:lang w:val="fr_FR" w:bidi="fr_FR"/>
+        </w:rPr>
+      </w:r>
+    </w:p>
+    <w:p>
+      <w:pPr/>
+      <w:r>
+        <w:rPr>
+          <w:lang w:val="fr_FR" w:bidi="fr_FR"/>
+        </w:rPr>
+      </w:r>
+      <w:r>
+        <w:rPr>
+          <w:lang w:val="fr_FR" w:bidi="fr_FR"/>
+        </w:rPr>
+        <w:t xml:space="preserve">Tychique était apparemment un Grec (mentionné aussi dans </w:t>
+      </w:r>
+      <w:r>
+        <w:rPr>
+          <w:lang w:val="fr_FR" w:bidi="fr_FR"/>
+        </w:rPr>
+        <w:t>Col 4.7–8</w:t>
+      </w:r>
+      <w:r>
+        <w:rPr>
+          <w:lang w:val="fr_FR" w:bidi="fr_FR"/>
+        </w:rPr>
+        <w:t xml:space="preserve">, </w:t>
+      </w:r>
+      <w:r>
+        <w:rPr>
+          <w:lang w:val="fr_FR" w:bidi="fr_FR"/>
+        </w:rPr>
+        <w:t>10–11</w:t>
+      </w:r>
+      <w:r>
+        <w:rPr>
+          <w:lang w:val="fr_FR" w:bidi="fr_FR"/>
+        </w:rPr>
+        <w:t xml:space="preserve">) d'Asie Mineure (voir aussi </w:t>
+      </w:r>
+      <w:r>
+        <w:rPr>
+          <w:lang w:val="fr_FR" w:bidi="fr_FR"/>
+        </w:rPr>
+        <w:t xml:space="preserve">Ac 20.4 </w:t>
+      </w:r>
+      <w:r>
+        <w:rPr>
+          <w:lang w:val="fr_FR" w:bidi="fr_FR"/>
+        </w:rPr>
+        <w:t xml:space="preserve">; </w:t>
+      </w:r>
+      <w:r>
+        <w:rPr>
+          <w:lang w:val="fr_FR" w:bidi="fr_FR"/>
+        </w:rPr>
+        <w:t xml:space="preserve">Ep 6.21–22 </w:t>
+      </w:r>
+      <w:r>
+        <w:rPr>
+          <w:lang w:val="fr_FR" w:bidi="fr_FR"/>
+        </w:rPr>
+        <w:t xml:space="preserve">; </w:t>
+      </w:r>
+      <w:r>
+        <w:rPr>
+          <w:lang w:val="fr_FR" w:bidi="fr_FR"/>
+        </w:rPr>
+        <w:t xml:space="preserve">Col 4.7–8 </w:t>
+      </w:r>
+      <w:r>
+        <w:rPr>
+          <w:lang w:val="fr_FR" w:bidi="fr_FR"/>
+        </w:rPr>
+        <w:t xml:space="preserve">; </w:t>
+      </w:r>
+      <w:r>
+        <w:rPr>
+          <w:lang w:val="fr_FR" w:bidi="fr_FR"/>
+        </w:rPr>
+        <w:t>Ti 3.12</w:t>
+      </w:r>
+      <w:r>
+        <w:rPr>
+          <w:lang w:val="fr_FR" w:bidi="fr_FR"/>
+        </w:rPr>
+        <w:t xml:space="preserve">). Il va peut-être à Éphèse pour livrer la présente lettre et remplacer Timothée (en supposant que Timothée était à Éphèse ; voir les notes d'étude sur </w:t>
+      </w:r>
+      <w:r>
+        <w:rPr>
+          <w:lang w:val="fr_FR" w:bidi="fr_FR"/>
+        </w:rPr>
+        <w:t>2Tm 4.13</w:t>
+      </w:r>
+      <w:r>
+        <w:rPr>
+          <w:lang w:val="fr_FR" w:bidi="fr_FR"/>
+        </w:rPr>
+        <w:t xml:space="preserve">, </w:t>
+      </w:r>
+      <w:r>
+        <w:rPr>
+          <w:lang w:val="fr_FR" w:bidi="fr_FR"/>
+        </w:rPr>
+        <w:t>19</w:t>
+      </w:r>
+      <w:r>
+        <w:rPr>
+          <w:lang w:val="fr_FR" w:bidi="fr_FR"/>
+        </w:rPr>
+        <w:t>).</w:t>
+      </w:r>
+      <w:r>
+        <w:rPr>
+          <w:lang w:val="fr_FR" w:bidi="fr_FR"/>
+        </w:rPr>
+      </w:r>
+      <w:r>
+        <w:rPr>
+          <w:lang w:val="fr_FR" w:bidi="fr_FR"/>
+        </w:rPr>
+      </w:r>
+    </w:p>
+    <w:p>
+      <w:pPr/>
+      <w:r>
+        <w:rPr>
+          <w:lang w:val="fr_FR" w:bidi="fr_FR"/>
+        </w:rPr>
+      </w:r>
+    </w:p>
+    <w:p>
+      <w:pPr>
+        <w:pStyle w:val="Heading2"/>
+      </w:pPr>
+      <w:r>
+        <w:rPr>
+          <w:lang w:val="fr_FR" w:bidi="fr_FR"/>
+        </w:rPr>
+        <w:t>2 Timothée 4.13</w:t>
+      </w:r>
+      <w:r>
+        <w:rPr>
+          <w:lang w:val="fr_FR" w:bidi="fr_FR"/>
+        </w:rPr>
+      </w:r>
+    </w:p>
+    <w:p>
+      <w:pPr/>
+      <w:r>
+        <w:rPr>
+          <w:lang w:val="fr_FR" w:bidi="fr_FR"/>
+        </w:rPr>
+      </w:r>
+      <w:r>
+        <w:rPr>
+          <w:lang w:val="fr_FR" w:bidi="fr_FR"/>
+        </w:rPr>
+        <w:t>L'arrestation et le transfert de Paul à Rome ne lui ont apparemment pas permis de rassembler ses affaires. • le manteau : l'hiver approchait (</w:t>
+      </w:r>
+      <w:r>
+        <w:rPr>
+          <w:lang w:val="fr_FR" w:bidi="fr_FR"/>
+        </w:rPr>
+        <w:t>4.21</w:t>
+      </w:r>
+      <w:r>
+        <w:rPr>
+          <w:lang w:val="fr_FR" w:bidi="fr_FR"/>
+        </w:rPr>
+        <w:t>). • Carpus pourrait avoir été l'hôte de Paul à Troas. La mention de Troas sous-entend que Timothée était encore à Éphèse et passerait par là, une ville portuaire. • les livres … les parchemins : Cela englobait probablement des Écritures, des notes personnelles, des lettres adressées à Paul, des copies des propres lettres de Paul, et d'autres documents chrétiens et juifs.</w:t>
+      </w:r>
+      <w:r>
+        <w:rPr>
+          <w:lang w:val="fr_FR" w:bidi="fr_FR"/>
+        </w:rPr>
+      </w:r>
+      <w:r>
+        <w:rPr>
+          <w:lang w:val="fr_FR" w:bidi="fr_FR"/>
+        </w:rPr>
+      </w:r>
+    </w:p>
+    <w:p>
+      <w:pPr/>
+      <w:r>
+        <w:rPr>
+          <w:lang w:val="fr_FR" w:bidi="fr_FR"/>
+        </w:rPr>
+      </w:r>
+    </w:p>
+    <w:p>
+      <w:pPr>
+        <w:pStyle w:val="Heading2"/>
+      </w:pPr>
+      <w:r>
+        <w:rPr>
+          <w:lang w:val="fr_FR" w:bidi="fr_FR"/>
+        </w:rPr>
+        <w:t>2 Timothée 4.14</w:t>
+      </w:r>
+      <w:r>
+        <w:rPr>
+          <w:lang w:val="fr_FR" w:bidi="fr_FR"/>
+        </w:rPr>
+      </w:r>
+    </w:p>
+    <w:p>
+      <w:pPr/>
+      <w:r>
+        <w:rPr>
+          <w:lang w:val="fr_FR" w:bidi="fr_FR"/>
+        </w:rPr>
+      </w:r>
+      <w:r>
+        <w:rPr>
+          <w:lang w:val="fr_FR" w:bidi="fr_FR"/>
+        </w:rPr>
+        <w:t xml:space="preserve">Alexandre était un nom courant (voir </w:t>
+      </w:r>
+      <w:r>
+        <w:rPr>
+          <w:lang w:val="fr_FR" w:bidi="fr_FR"/>
+        </w:rPr>
+        <w:t>Mc 15.21</w:t>
       </w:r>
       <w:r>
         <w:rPr>
@@ -2686,13 +6689,37 @@
         <w:rPr>
           <w:lang w:val="fr_FR" w:bidi="fr_FR"/>
         </w:rPr>
-        <w:t>2.5–6</w:t>
-      </w:r>
-      <w:r>
-        <w:rPr>
-          <w:lang w:val="fr_FR" w:bidi="fr_FR"/>
-        </w:rPr>
-        <w:t>.</w:t>
+        <w:t>Ac 4.6</w:t>
+      </w:r>
+      <w:r>
+        <w:rPr>
+          <w:lang w:val="fr_FR" w:bidi="fr_FR"/>
+        </w:rPr>
+        <w:t xml:space="preserve"> ; </w:t>
+      </w:r>
+      <w:r>
+        <w:rPr>
+          <w:lang w:val="fr_FR" w:bidi="fr_FR"/>
+        </w:rPr>
+        <w:t>19.33</w:t>
+      </w:r>
+      <w:r>
+        <w:rPr>
+          <w:lang w:val="fr_FR" w:bidi="fr_FR"/>
+        </w:rPr>
+        <w:t xml:space="preserve">). Alexandre le forgeron était probablement le même que dans </w:t>
+      </w:r>
+      <w:r>
+        <w:rPr>
+          <w:lang w:val="fr_FR" w:bidi="fr_FR"/>
+        </w:rPr>
+        <w:t>1Tm 1.20</w:t>
+      </w:r>
+      <w:r>
+        <w:rPr>
+          <w:lang w:val="fr_FR" w:bidi="fr_FR"/>
+        </w:rPr>
+        <w:t>. • m'a fait beaucoup de mal : Apparemment, il a fait plus que simplement s'opposer à l'enseignement de Paul. Peut-être a-t-il joué un rôle dans son arrestation.</w:t>
       </w:r>
       <w:r>
         <w:rPr>
@@ -2721,4057 +6748,6 @@
         <w:rPr>
           <w:lang w:val="fr_FR" w:bidi="fr_FR"/>
         </w:rPr>
-        <w:t>2 Timothée 2.13</w:t>
-      </w:r>
-      <w:r>
-        <w:rPr>
-          <w:lang w:val="fr_FR" w:bidi="fr_FR"/>
-        </w:rPr>
-      </w:r>
-    </w:p>
-    <w:p>
-      <w:pPr/>
-      <w:r>
-        <w:rPr>
-          <w:lang w:val="fr_FR" w:bidi="fr_FR"/>
-        </w:rPr>
-      </w:r>
-      <w:r>
-        <w:rPr>
-          <w:lang w:val="fr_FR" w:bidi="fr_FR"/>
-        </w:rPr>
-        <w:t>Il demeure fidèle : Cela pourrait vouloir dire (1) qu'il offre à ceux qui ont trébuché la possibilité de se repentir ; (2) qu'il juge fidèlement les non-croyants conformément à sa volonté immuable ; (3) que lui-même est un exemple de fidélité pour son peuple ; et/ou (4) qu'il accomplira fidèlement ses desseins, pour sauver par l'Évangile tous ceux qui ont confiance en lui (</w:t>
-      </w:r>
-      <w:r>
-        <w:rPr>
-          <w:lang w:val="fr_FR" w:bidi="fr_FR"/>
-        </w:rPr>
-        <w:t>1.12</w:t>
-      </w:r>
-      <w:r>
-        <w:rPr>
-          <w:lang w:val="fr_FR" w:bidi="fr_FR"/>
-        </w:rPr>
-        <w:t xml:space="preserve"> ; </w:t>
-      </w:r>
-      <w:r>
-        <w:rPr>
-          <w:lang w:val="fr_FR" w:bidi="fr_FR"/>
-        </w:rPr>
-        <w:t>2.19</w:t>
-      </w:r>
-      <w:r>
-        <w:rPr>
-          <w:lang w:val="fr_FR" w:bidi="fr_FR"/>
-        </w:rPr>
-        <w:t xml:space="preserve">). Voir aussi </w:t>
-      </w:r>
-      <w:r>
-        <w:rPr>
-          <w:lang w:val="fr_FR" w:bidi="fr_FR"/>
-        </w:rPr>
-        <w:t>Rm 3.3–4</w:t>
-      </w:r>
-      <w:r>
-        <w:rPr>
-          <w:lang w:val="fr_FR" w:bidi="fr_FR"/>
-        </w:rPr>
-        <w:t xml:space="preserve"> ; </w:t>
-      </w:r>
-      <w:r>
-        <w:rPr>
-          <w:lang w:val="fr_FR" w:bidi="fr_FR"/>
-        </w:rPr>
-        <w:t>1Co 10.13</w:t>
-      </w:r>
-      <w:r>
-        <w:rPr>
-          <w:lang w:val="fr_FR" w:bidi="fr_FR"/>
-        </w:rPr>
-        <w:t xml:space="preserve"> ; </w:t>
-      </w:r>
-      <w:r>
-        <w:rPr>
-          <w:lang w:val="fr_FR" w:bidi="fr_FR"/>
-        </w:rPr>
-        <w:t>1Jn 1.9</w:t>
-      </w:r>
-      <w:r>
-        <w:rPr>
-          <w:lang w:val="fr_FR" w:bidi="fr_FR"/>
-        </w:rPr>
-        <w:t>.</w:t>
-      </w:r>
-      <w:r>
-        <w:rPr>
-          <w:lang w:val="fr_FR" w:bidi="fr_FR"/>
-        </w:rPr>
-      </w:r>
-      <w:r>
-        <w:rPr>
-          <w:lang w:val="fr_FR" w:bidi="fr_FR"/>
-        </w:rPr>
-      </w:r>
-    </w:p>
-    <w:p>
-      <w:pPr/>
-      <w:r>
-        <w:rPr>
-          <w:lang w:val="fr_FR" w:bidi="fr_FR"/>
-        </w:rPr>
-      </w:r>
-    </w:p>
-    <w:p>
-      <w:pPr>
-        <w:pStyle w:val="Heading2"/>
-      </w:pPr>
-      <w:r>
-        <w:rPr>
-          <w:lang w:val="fr_FR" w:bidi="fr_FR"/>
-        </w:rPr>
-        <w:t>2 Timothée 2.14–26</w:t>
-      </w:r>
-      <w:r>
-        <w:rPr>
-          <w:lang w:val="fr_FR" w:bidi="fr_FR"/>
-        </w:rPr>
-      </w:r>
-    </w:p>
-    <w:p>
-      <w:pPr/>
-      <w:r>
-        <w:rPr>
-          <w:lang w:val="fr_FR" w:bidi="fr_FR"/>
-        </w:rPr>
-      </w:r>
-      <w:r>
-        <w:rPr>
-          <w:lang w:val="fr_FR" w:bidi="fr_FR"/>
-        </w:rPr>
-        <w:t xml:space="preserve">Timothée doit insister sur l'enseignement de </w:t>
-      </w:r>
-      <w:r>
-        <w:rPr>
-          <w:lang w:val="fr_FR" w:bidi="fr_FR"/>
-        </w:rPr>
-        <w:t>2.8–13</w:t>
-      </w:r>
-      <w:r>
-        <w:rPr>
-          <w:lang w:val="fr_FR" w:bidi="fr_FR"/>
-        </w:rPr>
-        <w:t xml:space="preserve"> et se tenir à l'écart des enseignements et de la conduite des faux enseignants. Cette fausse science était probablement la même qu'en </w:t>
-      </w:r>
-      <w:r>
-        <w:rPr>
-          <w:lang w:val="fr_FR" w:bidi="fr_FR"/>
-        </w:rPr>
-        <w:t>1Tm 6.20–21</w:t>
-      </w:r>
-      <w:r>
-        <w:rPr>
-          <w:lang w:val="fr_FR" w:bidi="fr_FR"/>
-        </w:rPr>
-        <w:t>.</w:t>
-      </w:r>
-      <w:r>
-        <w:rPr>
-          <w:lang w:val="fr_FR" w:bidi="fr_FR"/>
-        </w:rPr>
-      </w:r>
-      <w:r>
-        <w:rPr>
-          <w:lang w:val="fr_FR" w:bidi="fr_FR"/>
-        </w:rPr>
-      </w:r>
-    </w:p>
-    <w:p>
-      <w:pPr/>
-      <w:r>
-        <w:rPr>
-          <w:lang w:val="fr_FR" w:bidi="fr_FR"/>
-        </w:rPr>
-      </w:r>
-    </w:p>
-    <w:p>
-      <w:pPr>
-        <w:pStyle w:val="Heading2"/>
-      </w:pPr>
-      <w:r>
-        <w:rPr>
-          <w:lang w:val="fr_FR" w:bidi="fr_FR"/>
-        </w:rPr>
-        <w:t>2 Timothée 2.15</w:t>
-      </w:r>
-      <w:r>
-        <w:rPr>
-          <w:lang w:val="fr_FR" w:bidi="fr_FR"/>
-        </w:rPr>
-      </w:r>
-    </w:p>
-    <w:p>
-      <w:pPr/>
-      <w:r>
-        <w:rPr>
-          <w:lang w:val="fr_FR" w:bidi="fr_FR"/>
-        </w:rPr>
-      </w:r>
-      <w:r>
-        <w:rPr>
-          <w:lang w:val="fr_FR" w:bidi="fr_FR"/>
-        </w:rPr>
-        <w:t xml:space="preserve">Qui dispense droitement (littéralement </w:t>
-      </w:r>
-      <w:r>
-        <w:rPr>
-          <w:i/>
-          <w:lang w:val="fr_FR" w:bidi="fr_FR"/>
-        </w:rPr>
-        <w:t>qui guide sur un chemin droit</w:t>
-      </w:r>
-      <w:r>
-        <w:rPr>
-          <w:lang w:val="fr_FR" w:bidi="fr_FR"/>
-        </w:rPr>
-        <w:t xml:space="preserve">) : Cette version associe cette idée à la bonne interprétation de la parole de la vérité. Autre possible lecture : </w:t>
-      </w:r>
-      <w:r>
-        <w:rPr>
-          <w:lang w:val="fr_FR" w:bidi="fr_FR"/>
-        </w:rPr>
-        <w:t>Timothée doit s'en tenir à son objectif d'enseigner la parole</w:t>
-      </w:r>
-      <w:r>
-        <w:rPr>
-          <w:lang w:val="fr_FR" w:bidi="fr_FR"/>
-        </w:rPr>
-        <w:t xml:space="preserve"> (voir </w:t>
-      </w:r>
-      <w:r>
-        <w:rPr>
-          <w:lang w:val="fr_FR" w:bidi="fr_FR"/>
-        </w:rPr>
-        <w:t>1Tm 1.4</w:t>
-      </w:r>
-      <w:r>
-        <w:rPr>
-          <w:lang w:val="fr_FR" w:bidi="fr_FR"/>
-        </w:rPr>
-        <w:t xml:space="preserve">) </w:t>
-      </w:r>
-      <w:r>
-        <w:rPr>
-          <w:lang w:val="fr_FR" w:bidi="fr_FR"/>
-        </w:rPr>
-        <w:t>et ne pas s'en détourner en s'engageant dans les controverses des faux docteurs</w:t>
-      </w:r>
-      <w:r>
-        <w:rPr>
-          <w:lang w:val="fr_FR" w:bidi="fr_FR"/>
-        </w:rPr>
-        <w:t xml:space="preserve"> (</w:t>
-      </w:r>
-      <w:r>
-        <w:rPr>
-          <w:lang w:val="fr_FR" w:bidi="fr_FR"/>
-        </w:rPr>
-        <w:t>2Tm 2.16</w:t>
-      </w:r>
-      <w:r>
-        <w:rPr>
-          <w:lang w:val="fr_FR" w:bidi="fr_FR"/>
-        </w:rPr>
-        <w:t>).</w:t>
-      </w:r>
-      <w:r>
-        <w:rPr>
-          <w:lang w:val="fr_FR" w:bidi="fr_FR"/>
-        </w:rPr>
-      </w:r>
-      <w:r>
-        <w:rPr>
-          <w:lang w:val="fr_FR" w:bidi="fr_FR"/>
-        </w:rPr>
-      </w:r>
-    </w:p>
-    <w:p>
-      <w:pPr/>
-      <w:r>
-        <w:rPr>
-          <w:lang w:val="fr_FR" w:bidi="fr_FR"/>
-        </w:rPr>
-      </w:r>
-    </w:p>
-    <w:p>
-      <w:pPr>
-        <w:pStyle w:val="Heading2"/>
-      </w:pPr>
-      <w:r>
-        <w:rPr>
-          <w:lang w:val="fr_FR" w:bidi="fr_FR"/>
-        </w:rPr>
-        <w:t>2 Timothée 2.17</w:t>
-      </w:r>
-      <w:r>
-        <w:rPr>
-          <w:lang w:val="fr_FR" w:bidi="fr_FR"/>
-        </w:rPr>
-      </w:r>
-    </w:p>
-    <w:p>
-      <w:pPr/>
-      <w:r>
-        <w:rPr>
-          <w:lang w:val="fr_FR" w:bidi="fr_FR"/>
-        </w:rPr>
-      </w:r>
-      <w:r>
-        <w:rPr>
-          <w:lang w:val="fr_FR" w:bidi="fr_FR"/>
-        </w:rPr>
-        <w:t>Hyménée avait été présenté comme le collaborateur d'Alexandre (</w:t>
-      </w:r>
-      <w:r>
-        <w:rPr>
-          <w:lang w:val="fr_FR" w:bidi="fr_FR"/>
-        </w:rPr>
-        <w:t>1Tm 1.20</w:t>
-      </w:r>
-      <w:r>
-        <w:rPr>
-          <w:lang w:val="fr_FR" w:bidi="fr_FR"/>
-        </w:rPr>
-        <w:t>). Tous deux posent encore problème (</w:t>
-      </w:r>
-      <w:r>
-        <w:rPr>
-          <w:lang w:val="fr_FR" w:bidi="fr_FR"/>
-        </w:rPr>
-        <w:t>2Tm 4.14–15</w:t>
-      </w:r>
-      <w:r>
-        <w:rPr>
-          <w:lang w:val="fr_FR" w:bidi="fr_FR"/>
-        </w:rPr>
-        <w:t>). • Philète était le nouvel acolyte d'Hyménée.</w:t>
-      </w:r>
-      <w:r>
-        <w:rPr>
-          <w:lang w:val="fr_FR" w:bidi="fr_FR"/>
-        </w:rPr>
-      </w:r>
-      <w:r>
-        <w:rPr>
-          <w:lang w:val="fr_FR" w:bidi="fr_FR"/>
-        </w:rPr>
-      </w:r>
-    </w:p>
-    <w:p>
-      <w:pPr/>
-      <w:r>
-        <w:rPr>
-          <w:lang w:val="fr_FR" w:bidi="fr_FR"/>
-        </w:rPr>
-      </w:r>
-    </w:p>
-    <w:p>
-      <w:pPr>
-        <w:pStyle w:val="Heading2"/>
-      </w:pPr>
-      <w:r>
-        <w:rPr>
-          <w:lang w:val="fr_FR" w:bidi="fr_FR"/>
-        </w:rPr>
-        <w:t>2 Timothée 2.18</w:t>
-      </w:r>
-      <w:r>
-        <w:rPr>
-          <w:lang w:val="fr_FR" w:bidi="fr_FR"/>
-        </w:rPr>
-      </w:r>
-    </w:p>
-    <w:p>
-      <w:pPr/>
-      <w:r>
-        <w:rPr>
-          <w:lang w:val="fr_FR" w:bidi="fr_FR"/>
-        </w:rPr>
-      </w:r>
-      <w:r>
-        <w:rPr>
-          <w:lang w:val="fr_FR" w:bidi="fr_FR"/>
-        </w:rPr>
-        <w:t xml:space="preserve">Disant que la résurrection est déjà arrivée : cf. </w:t>
-      </w:r>
-      <w:r>
-        <w:rPr>
-          <w:lang w:val="fr_FR" w:bidi="fr_FR"/>
-        </w:rPr>
-        <w:t>2Th 2.2</w:t>
-      </w:r>
-      <w:r>
-        <w:rPr>
-          <w:lang w:val="fr_FR" w:bidi="fr_FR"/>
-        </w:rPr>
-        <w:t>. Ces faux enseignants pourraient avoir déformé l'enseignement de Paul sur la résurrection des morts (</w:t>
-      </w:r>
-      <w:r>
-        <w:rPr>
-          <w:lang w:val="fr_FR" w:bidi="fr_FR"/>
-        </w:rPr>
-        <w:t xml:space="preserve">Rm 6.5 </w:t>
-      </w:r>
-      <w:r>
-        <w:rPr>
-          <w:lang w:val="fr_FR" w:bidi="fr_FR"/>
-        </w:rPr>
-        <w:t xml:space="preserve">; </w:t>
-      </w:r>
-      <w:r>
-        <w:rPr>
-          <w:lang w:val="fr_FR" w:bidi="fr_FR"/>
-        </w:rPr>
-        <w:t xml:space="preserve">Ga 2.20 </w:t>
-      </w:r>
-      <w:r>
-        <w:rPr>
-          <w:lang w:val="fr_FR" w:bidi="fr_FR"/>
-        </w:rPr>
-        <w:t xml:space="preserve">; </w:t>
-      </w:r>
-      <w:r>
-        <w:rPr>
-          <w:lang w:val="fr_FR" w:bidi="fr_FR"/>
-        </w:rPr>
-        <w:t xml:space="preserve">Ep 1.3 </w:t>
-      </w:r>
-      <w:r>
-        <w:rPr>
-          <w:lang w:val="fr_FR" w:bidi="fr_FR"/>
-        </w:rPr>
-        <w:t xml:space="preserve">; </w:t>
-      </w:r>
-      <w:r>
-        <w:rPr>
-          <w:lang w:val="fr_FR" w:bidi="fr_FR"/>
-        </w:rPr>
-        <w:t xml:space="preserve">2.6 </w:t>
-      </w:r>
-      <w:r>
-        <w:rPr>
-          <w:lang w:val="fr_FR" w:bidi="fr_FR"/>
-        </w:rPr>
-        <w:t xml:space="preserve">; </w:t>
-      </w:r>
-      <w:r>
-        <w:rPr>
-          <w:lang w:val="fr_FR" w:bidi="fr_FR"/>
-        </w:rPr>
-        <w:t xml:space="preserve">5.14 </w:t>
-      </w:r>
-      <w:r>
-        <w:rPr>
-          <w:lang w:val="fr_FR" w:bidi="fr_FR"/>
-        </w:rPr>
-        <w:t xml:space="preserve">; </w:t>
-      </w:r>
-      <w:r>
-        <w:rPr>
-          <w:lang w:val="fr_FR" w:bidi="fr_FR"/>
-        </w:rPr>
-        <w:t xml:space="preserve">Col 2.12 </w:t>
-      </w:r>
-      <w:r>
-        <w:rPr>
-          <w:lang w:val="fr_FR" w:bidi="fr_FR"/>
-        </w:rPr>
-        <w:t xml:space="preserve">; </w:t>
-      </w:r>
-      <w:r>
-        <w:rPr>
-          <w:lang w:val="fr_FR" w:bidi="fr_FR"/>
-        </w:rPr>
-        <w:t>3.1–4</w:t>
-      </w:r>
-      <w:r>
-        <w:rPr>
-          <w:lang w:val="fr_FR" w:bidi="fr_FR"/>
-        </w:rPr>
-        <w:t>) en enseignant qu'ils participaient déjà pleinement à la vie céleste, et que peut-être la résurrection physique ne se produirait pas. Ils en auraient conclu que la conduite du corps (à comprendre, la moralité) était sans importance, puisque leurs corps mortels n'auraient aucun impact sur leurs esprits éternels. Ou, au contraire, se seraient tourné vers un ascétisme niant le monde (</w:t>
-      </w:r>
-      <w:r>
-        <w:rPr>
-          <w:lang w:val="fr_FR" w:bidi="fr_FR"/>
-        </w:rPr>
-        <w:t>1Tm 4.3</w:t>
-      </w:r>
-      <w:r>
-        <w:rPr>
-          <w:lang w:val="fr_FR" w:bidi="fr_FR"/>
-        </w:rPr>
-        <w:t xml:space="preserve">; voir </w:t>
-      </w:r>
-      <w:r>
-        <w:rPr>
-          <w:lang w:val="fr_FR" w:bidi="fr_FR"/>
-        </w:rPr>
-        <w:t>Col 2.8</w:t>
-      </w:r>
-      <w:r>
-        <w:rPr>
-          <w:lang w:val="fr_FR" w:bidi="fr_FR"/>
-        </w:rPr>
-        <w:t xml:space="preserve">, </w:t>
-      </w:r>
-      <w:r>
-        <w:rPr>
-          <w:lang w:val="fr_FR" w:bidi="fr_FR"/>
-        </w:rPr>
-        <w:t>16–23</w:t>
-      </w:r>
-      <w:r>
-        <w:rPr>
-          <w:lang w:val="fr_FR" w:bidi="fr_FR"/>
-        </w:rPr>
-        <w:t xml:space="preserve">), dans l'idée que le plaisir des choses matérielles serait inapproprié aux hommes ressuscités et spirituels. Ces enseignants auraient compris des enseignements de Jésus (voir </w:t>
-      </w:r>
-      <w:r>
-        <w:rPr>
-          <w:lang w:val="fr_FR" w:bidi="fr_FR"/>
-        </w:rPr>
-        <w:t xml:space="preserve">Mt 19.10–12 </w:t>
-      </w:r>
-      <w:r>
-        <w:rPr>
-          <w:lang w:val="fr_FR" w:bidi="fr_FR"/>
-        </w:rPr>
-        <w:t xml:space="preserve">; </w:t>
-      </w:r>
-      <w:r>
-        <w:rPr>
-          <w:lang w:val="fr_FR" w:bidi="fr_FR"/>
-        </w:rPr>
-        <w:t>22.30</w:t>
-      </w:r>
-      <w:r>
-        <w:rPr>
-          <w:lang w:val="fr_FR" w:bidi="fr_FR"/>
-        </w:rPr>
-        <w:t>) que le mariage devrait être interdit (</w:t>
-      </w:r>
-      <w:r>
-        <w:rPr>
-          <w:lang w:val="fr_FR" w:bidi="fr_FR"/>
-        </w:rPr>
-        <w:t>1Tm 4.3</w:t>
-      </w:r>
-      <w:r>
-        <w:rPr>
-          <w:lang w:val="fr_FR" w:bidi="fr_FR"/>
-        </w:rPr>
-        <w:t>). Leurs enseignements sur la loi de l'Ancien Testament (</w:t>
-      </w:r>
-      <w:r>
-        <w:rPr>
-          <w:lang w:val="fr_FR" w:bidi="fr_FR"/>
-        </w:rPr>
-        <w:t>1Tm 1.7–11</w:t>
-      </w:r>
-      <w:r>
-        <w:rPr>
-          <w:lang w:val="fr_FR" w:bidi="fr_FR"/>
-        </w:rPr>
-        <w:t xml:space="preserve">) pourraient avoir conduit à l'invention de certains tabous. Leurs enseignements impliqueraient une défense trop agressive de l'égalité (voir </w:t>
-      </w:r>
-      <w:r>
-        <w:rPr>
-          <w:lang w:val="fr_FR" w:bidi="fr_FR"/>
-        </w:rPr>
-        <w:t xml:space="preserve">2Tm 3.6 </w:t>
-      </w:r>
-      <w:r>
-        <w:rPr>
-          <w:lang w:val="fr_FR" w:bidi="fr_FR"/>
-        </w:rPr>
-        <w:t xml:space="preserve">; cf. </w:t>
-      </w:r>
-      <w:r>
-        <w:rPr>
-          <w:lang w:val="fr_FR" w:bidi="fr_FR"/>
-        </w:rPr>
-        <w:t xml:space="preserve">Ga 3.28 </w:t>
-      </w:r>
-      <w:r>
-        <w:rPr>
-          <w:lang w:val="fr_FR" w:bidi="fr_FR"/>
-        </w:rPr>
-        <w:t xml:space="preserve">; </w:t>
-      </w:r>
-      <w:r>
-        <w:rPr>
-          <w:lang w:val="fr_FR" w:bidi="fr_FR"/>
-        </w:rPr>
-        <w:t>1Tm 2.11–15</w:t>
-      </w:r>
-      <w:r>
-        <w:rPr>
-          <w:lang w:val="fr_FR" w:bidi="fr_FR"/>
-        </w:rPr>
-        <w:t xml:space="preserve">) dans la croyance que les temps à venir étaient déjà là. Leur enseignement se serait exclusivement borné à la puissance de la résurrection, venant contredire le message de Paul sur la souffrance et la croix (voir </w:t>
-      </w:r>
-      <w:r>
-        <w:rPr>
-          <w:lang w:val="fr_FR" w:bidi="fr_FR"/>
-        </w:rPr>
-        <w:t>2Tm 1.8</w:t>
-      </w:r>
-      <w:r>
-        <w:rPr>
-          <w:lang w:val="fr_FR" w:bidi="fr_FR"/>
-        </w:rPr>
-        <w:t xml:space="preserve">, </w:t>
-      </w:r>
-      <w:r>
-        <w:rPr>
-          <w:lang w:val="fr_FR" w:bidi="fr_FR"/>
-        </w:rPr>
-        <w:t xml:space="preserve">12 </w:t>
-      </w:r>
-      <w:r>
-        <w:rPr>
-          <w:lang w:val="fr_FR" w:bidi="fr_FR"/>
-        </w:rPr>
-        <w:t xml:space="preserve">; </w:t>
-      </w:r>
-      <w:r>
-        <w:rPr>
-          <w:lang w:val="fr_FR" w:bidi="fr_FR"/>
-        </w:rPr>
-        <w:t xml:space="preserve">2.8–13 </w:t>
-      </w:r>
-      <w:r>
-        <w:rPr>
-          <w:lang w:val="fr_FR" w:bidi="fr_FR"/>
-        </w:rPr>
-        <w:t xml:space="preserve">; cf. </w:t>
-      </w:r>
-      <w:r>
-        <w:rPr>
-          <w:lang w:val="fr_FR" w:bidi="fr_FR"/>
-        </w:rPr>
-        <w:t xml:space="preserve">1Co 4.8–13 </w:t>
-      </w:r>
-      <w:r>
-        <w:rPr>
-          <w:lang w:val="fr_FR" w:bidi="fr_FR"/>
-        </w:rPr>
-        <w:t xml:space="preserve">; </w:t>
-      </w:r>
-      <w:r>
-        <w:rPr>
-          <w:lang w:val="fr_FR" w:bidi="fr_FR"/>
-        </w:rPr>
-        <w:t>2Co 12.8–10</w:t>
-      </w:r>
-      <w:r>
-        <w:rPr>
-          <w:lang w:val="fr_FR" w:bidi="fr_FR"/>
-        </w:rPr>
-        <w:t>). Quelle que soit sa forme exacte, Paul décrit leur enseignement comme des « discours vains et profanes » (</w:t>
-      </w:r>
-      <w:r>
-        <w:rPr>
-          <w:lang w:val="fr_FR" w:bidi="fr_FR"/>
-        </w:rPr>
-        <w:t>2Tm 2.16</w:t>
-      </w:r>
-      <w:r>
-        <w:rPr>
-          <w:lang w:val="fr_FR" w:bidi="fr_FR"/>
-        </w:rPr>
-        <w:t>).</w:t>
-      </w:r>
-      <w:r>
-        <w:rPr>
-          <w:lang w:val="fr_FR" w:bidi="fr_FR"/>
-        </w:rPr>
-      </w:r>
-      <w:r>
-        <w:rPr>
-          <w:lang w:val="fr_FR" w:bidi="fr_FR"/>
-        </w:rPr>
-      </w:r>
-    </w:p>
-    <w:p>
-      <w:pPr/>
-      <w:r>
-        <w:rPr>
-          <w:lang w:val="fr_FR" w:bidi="fr_FR"/>
-        </w:rPr>
-      </w:r>
-    </w:p>
-    <w:p>
-      <w:pPr>
-        <w:pStyle w:val="Heading2"/>
-      </w:pPr>
-      <w:r>
-        <w:rPr>
-          <w:lang w:val="fr_FR" w:bidi="fr_FR"/>
-        </w:rPr>
-        <w:t>2 Timothée 2.19</w:t>
-      </w:r>
-      <w:r>
-        <w:rPr>
-          <w:lang w:val="fr_FR" w:bidi="fr_FR"/>
-        </w:rPr>
-      </w:r>
-    </w:p>
-    <w:p>
-      <w:pPr/>
-      <w:r>
-        <w:rPr>
-          <w:lang w:val="fr_FR" w:bidi="fr_FR"/>
-        </w:rPr>
-      </w:r>
-      <w:r>
-        <w:rPr>
-          <w:lang w:val="fr_FR" w:bidi="fr_FR"/>
-        </w:rPr>
-        <w:t xml:space="preserve">Paul assure à Timothée que ces faux enseignements ne l'emporteront pas (voir </w:t>
-      </w:r>
-      <w:r>
-        <w:rPr>
-          <w:lang w:val="fr_FR" w:bidi="fr_FR"/>
-        </w:rPr>
-        <w:t>3.9</w:t>
-      </w:r>
-      <w:r>
-        <w:rPr>
-          <w:lang w:val="fr_FR" w:bidi="fr_FR"/>
-        </w:rPr>
-        <w:t>) et rappelle instamment à la pureté. • le solide fondement : Cette métaphore souligne toute immunité à la destruction (</w:t>
-      </w:r>
-      <w:r>
-        <w:rPr>
-          <w:lang w:val="fr_FR" w:bidi="fr_FR"/>
-        </w:rPr>
-        <w:t>Es 28.16</w:t>
-      </w:r>
-      <w:r>
-        <w:rPr>
-          <w:lang w:val="fr_FR" w:bidi="fr_FR"/>
-        </w:rPr>
-        <w:t xml:space="preserve">) et pourrait renvoyer au temple (voir aussi </w:t>
-      </w:r>
-      <w:r>
-        <w:rPr>
-          <w:lang w:val="fr_FR" w:bidi="fr_FR"/>
-        </w:rPr>
-        <w:t>1Tm 3.15</w:t>
-      </w:r>
-      <w:r>
-        <w:rPr>
-          <w:lang w:val="fr_FR" w:bidi="fr_FR"/>
-        </w:rPr>
-        <w:t xml:space="preserve"> ; </w:t>
-      </w:r>
-      <w:r>
-        <w:rPr>
-          <w:lang w:val="fr_FR" w:bidi="fr_FR"/>
-        </w:rPr>
-        <w:t>1Co 3.11</w:t>
-      </w:r>
-      <w:r>
-        <w:rPr>
-          <w:lang w:val="fr_FR" w:bidi="fr_FR"/>
-        </w:rPr>
-        <w:t xml:space="preserve"> ; </w:t>
-      </w:r>
-      <w:r>
-        <w:rPr>
-          <w:lang w:val="fr_FR" w:bidi="fr_FR"/>
-        </w:rPr>
-        <w:t>Ep 2.20</w:t>
-      </w:r>
-      <w:r>
-        <w:rPr>
-          <w:lang w:val="fr_FR" w:bidi="fr_FR"/>
-        </w:rPr>
-        <w:t xml:space="preserve"> ; </w:t>
-      </w:r>
-      <w:r>
-        <w:rPr>
-          <w:lang w:val="fr_FR" w:bidi="fr_FR"/>
-        </w:rPr>
-        <w:t>1P 2.4–7</w:t>
-      </w:r>
-      <w:r>
-        <w:rPr>
-          <w:lang w:val="fr_FR" w:bidi="fr_FR"/>
-        </w:rPr>
-        <w:t xml:space="preserve"> ; </w:t>
-      </w:r>
-      <w:r>
-        <w:rPr>
-          <w:lang w:val="fr_FR" w:bidi="fr_FR"/>
-        </w:rPr>
-        <w:t>Ap 21.14</w:t>
-      </w:r>
-      <w:r>
-        <w:rPr>
-          <w:lang w:val="fr_FR" w:bidi="fr_FR"/>
-        </w:rPr>
-        <w:t xml:space="preserve">). • Le Seigneur connaît : cette citation fait allusion à </w:t>
-      </w:r>
-      <w:r>
-        <w:rPr>
-          <w:lang w:val="fr_FR" w:bidi="fr_FR"/>
-        </w:rPr>
-        <w:t>Nb 16.5</w:t>
-      </w:r>
-      <w:r>
-        <w:rPr>
-          <w:lang w:val="fr_FR" w:bidi="fr_FR"/>
-        </w:rPr>
-        <w:t xml:space="preserve">. • Tous ceux qui appartiennent au Seigneur doivent se détourner du mal : voir </w:t>
-      </w:r>
-      <w:r>
-        <w:rPr>
-          <w:lang w:val="fr_FR" w:bidi="fr_FR"/>
-        </w:rPr>
-        <w:t>Es 52.11</w:t>
-      </w:r>
-      <w:r>
-        <w:rPr>
-          <w:lang w:val="fr_FR" w:bidi="fr_FR"/>
-        </w:rPr>
-        <w:t xml:space="preserve"> ; cf. </w:t>
-      </w:r>
-      <w:r>
-        <w:rPr>
-          <w:lang w:val="fr_FR" w:bidi="fr_FR"/>
-        </w:rPr>
-        <w:t>Nb 16.26–27</w:t>
-      </w:r>
-      <w:r>
-        <w:rPr>
-          <w:lang w:val="fr_FR" w:bidi="fr_FR"/>
-        </w:rPr>
-        <w:t xml:space="preserve"> ; </w:t>
-      </w:r>
-      <w:r>
-        <w:rPr>
-          <w:lang w:val="fr_FR" w:bidi="fr_FR"/>
-        </w:rPr>
-        <w:t>Lv 24.16</w:t>
-      </w:r>
-      <w:r>
-        <w:rPr>
-          <w:lang w:val="fr_FR" w:bidi="fr_FR"/>
-        </w:rPr>
-        <w:t xml:space="preserve"> ; </w:t>
-      </w:r>
-      <w:r>
-        <w:rPr>
-          <w:lang w:val="fr_FR" w:bidi="fr_FR"/>
-        </w:rPr>
-        <w:t>Ps 6.8</w:t>
-      </w:r>
-      <w:r>
-        <w:rPr>
-          <w:lang w:val="fr_FR" w:bidi="fr_FR"/>
-        </w:rPr>
-        <w:t>.</w:t>
-      </w:r>
-      <w:r>
-        <w:rPr>
-          <w:lang w:val="fr_FR" w:bidi="fr_FR"/>
-        </w:rPr>
-      </w:r>
-      <w:r>
-        <w:rPr>
-          <w:lang w:val="fr_FR" w:bidi="fr_FR"/>
-        </w:rPr>
-      </w:r>
-    </w:p>
-    <w:p>
-      <w:pPr/>
-      <w:r>
-        <w:rPr>
-          <w:lang w:val="fr_FR" w:bidi="fr_FR"/>
-        </w:rPr>
-      </w:r>
-    </w:p>
-    <w:p>
-      <w:pPr>
-        <w:pStyle w:val="Heading2"/>
-      </w:pPr>
-      <w:r>
-        <w:rPr>
-          <w:lang w:val="fr_FR" w:bidi="fr_FR"/>
-        </w:rPr>
-        <w:t>2 Timothée 2.20–21</w:t>
-      </w:r>
-      <w:r>
-        <w:rPr>
-          <w:lang w:val="fr_FR" w:bidi="fr_FR"/>
-        </w:rPr>
-      </w:r>
-    </w:p>
-    <w:p>
-      <w:pPr/>
-      <w:r>
-        <w:rPr>
-          <w:lang w:val="fr_FR" w:bidi="fr_FR"/>
-        </w:rPr>
-      </w:r>
-      <w:r>
-        <w:rPr>
-          <w:lang w:val="fr_FR" w:bidi="fr_FR"/>
-        </w:rPr>
-        <w:t xml:space="preserve">Pour développer </w:t>
-      </w:r>
-      <w:r>
-        <w:rPr>
-          <w:lang w:val="fr_FR" w:bidi="fr_FR"/>
-        </w:rPr>
-        <w:t>2.19</w:t>
-      </w:r>
-      <w:r>
-        <w:rPr>
-          <w:lang w:val="fr_FR" w:bidi="fr_FR"/>
-        </w:rPr>
-        <w:t xml:space="preserve">, Paul compare avec les ustensiles d'une riche maison (voir </w:t>
-      </w:r>
-      <w:r>
-        <w:rPr>
-          <w:lang w:val="fr_FR" w:bidi="fr_FR"/>
-        </w:rPr>
-        <w:t>Rm 9.21</w:t>
-      </w:r>
-      <w:r>
-        <w:rPr>
-          <w:lang w:val="fr_FR" w:bidi="fr_FR"/>
-        </w:rPr>
-        <w:t>). Dans la maison de Dieu, on devrait s'efforcer d'être comme un ustensile noble plutôt qu'un ustensile méprisé.</w:t>
-      </w:r>
-      <w:r>
-        <w:rPr>
-          <w:lang w:val="fr_FR" w:bidi="fr_FR"/>
-        </w:rPr>
-      </w:r>
-      <w:r>
-        <w:rPr>
-          <w:lang w:val="fr_FR" w:bidi="fr_FR"/>
-        </w:rPr>
-      </w:r>
-    </w:p>
-    <w:p>
-      <w:pPr/>
-      <w:r>
-        <w:rPr>
-          <w:lang w:val="fr_FR" w:bidi="fr_FR"/>
-        </w:rPr>
-      </w:r>
-    </w:p>
-    <w:p>
-      <w:pPr>
-        <w:pStyle w:val="Heading2"/>
-      </w:pPr>
-      <w:r>
-        <w:rPr>
-          <w:lang w:val="fr_FR" w:bidi="fr_FR"/>
-        </w:rPr>
-        <w:t>2 Timothée 2.22</w:t>
-      </w:r>
-      <w:r>
-        <w:rPr>
-          <w:lang w:val="fr_FR" w:bidi="fr_FR"/>
-        </w:rPr>
-      </w:r>
-    </w:p>
-    <w:p>
-      <w:pPr/>
-      <w:r>
-        <w:rPr>
-          <w:lang w:val="fr_FR" w:bidi="fr_FR"/>
-        </w:rPr>
-      </w:r>
-      <w:r>
-        <w:rPr>
-          <w:lang w:val="fr_FR" w:bidi="fr_FR"/>
-        </w:rPr>
-        <w:t xml:space="preserve">Ceux qui invoquent le Seigneur : cf. </w:t>
-      </w:r>
-      <w:r>
-        <w:rPr>
-          <w:lang w:val="fr_FR" w:bidi="fr_FR"/>
-        </w:rPr>
-        <w:t>Ps 99.6</w:t>
-      </w:r>
-      <w:r>
-        <w:rPr>
-          <w:lang w:val="fr_FR" w:bidi="fr_FR"/>
-        </w:rPr>
-        <w:t xml:space="preserve"> ; </w:t>
-      </w:r>
-      <w:r>
-        <w:rPr>
-          <w:lang w:val="fr_FR" w:bidi="fr_FR"/>
-        </w:rPr>
-        <w:t>Jl 2.32</w:t>
-      </w:r>
-      <w:r>
-        <w:rPr>
-          <w:lang w:val="fr_FR" w:bidi="fr_FR"/>
-        </w:rPr>
-        <w:t xml:space="preserve"> ; </w:t>
-      </w:r>
-      <w:r>
-        <w:rPr>
-          <w:lang w:val="fr_FR" w:bidi="fr_FR"/>
-        </w:rPr>
-        <w:t>Ac 2.21</w:t>
-      </w:r>
-      <w:r>
-        <w:rPr>
-          <w:lang w:val="fr_FR" w:bidi="fr_FR"/>
-        </w:rPr>
-        <w:t xml:space="preserve"> ; </w:t>
-      </w:r>
-      <w:r>
-        <w:rPr>
-          <w:lang w:val="fr_FR" w:bidi="fr_FR"/>
-        </w:rPr>
-        <w:t>9.14</w:t>
-      </w:r>
-      <w:r>
-        <w:rPr>
-          <w:lang w:val="fr_FR" w:bidi="fr_FR"/>
-        </w:rPr>
-        <w:t xml:space="preserve">, </w:t>
-      </w:r>
-      <w:r>
-        <w:rPr>
-          <w:lang w:val="fr_FR" w:bidi="fr_FR"/>
-        </w:rPr>
-        <w:t>21</w:t>
-      </w:r>
-      <w:r>
-        <w:rPr>
-          <w:lang w:val="fr_FR" w:bidi="fr_FR"/>
-        </w:rPr>
-        <w:t xml:space="preserve"> ; </w:t>
-      </w:r>
-      <w:r>
-        <w:rPr>
-          <w:lang w:val="fr_FR" w:bidi="fr_FR"/>
-        </w:rPr>
-        <w:t>22.16</w:t>
-      </w:r>
-      <w:r>
-        <w:rPr>
-          <w:lang w:val="fr_FR" w:bidi="fr_FR"/>
-        </w:rPr>
-        <w:t xml:space="preserve"> ; </w:t>
-      </w:r>
-      <w:r>
-        <w:rPr>
-          <w:lang w:val="fr_FR" w:bidi="fr_FR"/>
-        </w:rPr>
-        <w:t>Rm 10.12–13</w:t>
-      </w:r>
-      <w:r>
-        <w:rPr>
-          <w:lang w:val="fr_FR" w:bidi="fr_FR"/>
-        </w:rPr>
-        <w:t xml:space="preserve"> ; </w:t>
-      </w:r>
-      <w:r>
-        <w:rPr>
-          <w:lang w:val="fr_FR" w:bidi="fr_FR"/>
-        </w:rPr>
-        <w:t>1Co 1.2</w:t>
-      </w:r>
-      <w:r>
-        <w:rPr>
-          <w:lang w:val="fr_FR" w:bidi="fr_FR"/>
-        </w:rPr>
-        <w:t xml:space="preserve">. • D'un cœur pur : cf. </w:t>
-      </w:r>
-      <w:r>
-        <w:rPr>
-          <w:lang w:val="fr_FR" w:bidi="fr_FR"/>
-        </w:rPr>
-        <w:t>1Tm 1.5</w:t>
-      </w:r>
-      <w:r>
-        <w:rPr>
-          <w:lang w:val="fr_FR" w:bidi="fr_FR"/>
-        </w:rPr>
-        <w:t>.</w:t>
-      </w:r>
-      <w:r>
-        <w:rPr>
-          <w:lang w:val="fr_FR" w:bidi="fr_FR"/>
-        </w:rPr>
-      </w:r>
-      <w:r>
-        <w:rPr>
-          <w:lang w:val="fr_FR" w:bidi="fr_FR"/>
-        </w:rPr>
-      </w:r>
-    </w:p>
-    <w:p>
-      <w:pPr/>
-      <w:r>
-        <w:rPr>
-          <w:lang w:val="fr_FR" w:bidi="fr_FR"/>
-        </w:rPr>
-      </w:r>
-    </w:p>
-    <w:p>
-      <w:pPr>
-        <w:pStyle w:val="Heading2"/>
-      </w:pPr>
-      <w:r>
-        <w:rPr>
-          <w:lang w:val="fr_FR" w:bidi="fr_FR"/>
-        </w:rPr>
-        <w:t>2 Timothée 2.24</w:t>
-      </w:r>
-      <w:r>
-        <w:rPr>
-          <w:lang w:val="fr_FR" w:bidi="fr_FR"/>
-        </w:rPr>
-      </w:r>
-    </w:p>
-    <w:p>
-      <w:pPr/>
-      <w:r>
-        <w:rPr>
-          <w:lang w:val="fr_FR" w:bidi="fr_FR"/>
-        </w:rPr>
-      </w:r>
-      <w:r>
-        <w:rPr>
-          <w:lang w:val="fr_FR" w:bidi="fr_FR"/>
-        </w:rPr>
-        <w:t xml:space="preserve">Un serviteur du Seigneur : voir </w:t>
-      </w:r>
-      <w:r>
-        <w:rPr>
-          <w:lang w:val="fr_FR" w:bidi="fr_FR"/>
-        </w:rPr>
-        <w:t>Ti 1.1</w:t>
-      </w:r>
-      <w:r>
-        <w:rPr>
-          <w:lang w:val="fr_FR" w:bidi="fr_FR"/>
-        </w:rPr>
-        <w:t xml:space="preserve"> ; cf. </w:t>
-      </w:r>
-      <w:r>
-        <w:rPr>
-          <w:lang w:val="fr_FR" w:bidi="fr_FR"/>
-        </w:rPr>
-        <w:t>Es 42.1–2</w:t>
-      </w:r>
-      <w:r>
-        <w:rPr>
-          <w:lang w:val="fr_FR" w:bidi="fr_FR"/>
-        </w:rPr>
-        <w:t xml:space="preserve"> ; </w:t>
-      </w:r>
-      <w:r>
-        <w:rPr>
-          <w:lang w:val="fr_FR" w:bidi="fr_FR"/>
-        </w:rPr>
-        <w:t>50.6</w:t>
-      </w:r>
-      <w:r>
-        <w:rPr>
-          <w:lang w:val="fr_FR" w:bidi="fr_FR"/>
-        </w:rPr>
-        <w:t xml:space="preserve"> ; </w:t>
-      </w:r>
-      <w:r>
-        <w:rPr>
-          <w:lang w:val="fr_FR" w:bidi="fr_FR"/>
-        </w:rPr>
-        <w:t>53.7</w:t>
-      </w:r>
-      <w:r>
-        <w:rPr>
-          <w:lang w:val="fr_FR" w:bidi="fr_FR"/>
-        </w:rPr>
-        <w:t xml:space="preserve"> ; </w:t>
-      </w:r>
-      <w:r>
-        <w:rPr>
-          <w:lang w:val="fr_FR" w:bidi="fr_FR"/>
-        </w:rPr>
-        <w:t>Mt 12.14–21</w:t>
-      </w:r>
-      <w:r>
-        <w:rPr>
-          <w:lang w:val="fr_FR" w:bidi="fr_FR"/>
-        </w:rPr>
-        <w:t xml:space="preserve">. • </w:t>
-      </w:r>
-      <w:r>
-        <w:rPr>
-          <w:lang w:val="fr_FR" w:bidi="fr_FR"/>
-        </w:rPr>
-        <w:t>être propre à enseigner, doué de patience</w:t>
-      </w:r>
-      <w:r>
-        <w:rPr>
-          <w:lang w:val="fr_FR" w:bidi="fr_FR"/>
-        </w:rPr>
-        <w:t xml:space="preserve"> : voir </w:t>
-      </w:r>
-      <w:r>
-        <w:rPr>
-          <w:lang w:val="fr_FR" w:bidi="fr_FR"/>
-        </w:rPr>
-        <w:t>1Tm 3.2–3</w:t>
-      </w:r>
-      <w:r>
-        <w:rPr>
-          <w:lang w:val="fr_FR" w:bidi="fr_FR"/>
-        </w:rPr>
-        <w:t xml:space="preserve"> ; </w:t>
-      </w:r>
-      <w:r>
-        <w:rPr>
-          <w:lang w:val="fr_FR" w:bidi="fr_FR"/>
-        </w:rPr>
-        <w:t>Ti 3.2</w:t>
-      </w:r>
-      <w:r>
-        <w:rPr>
-          <w:lang w:val="fr_FR" w:bidi="fr_FR"/>
-        </w:rPr>
-        <w:t>.</w:t>
-      </w:r>
-      <w:r>
-        <w:rPr>
-          <w:lang w:val="fr_FR" w:bidi="fr_FR"/>
-        </w:rPr>
-      </w:r>
-      <w:r>
-        <w:rPr>
-          <w:lang w:val="fr_FR" w:bidi="fr_FR"/>
-        </w:rPr>
-      </w:r>
-    </w:p>
-    <w:p>
-      <w:pPr/>
-      <w:r>
-        <w:rPr>
-          <w:lang w:val="fr_FR" w:bidi="fr_FR"/>
-        </w:rPr>
-      </w:r>
-    </w:p>
-    <w:p>
-      <w:pPr>
-        <w:pStyle w:val="Heading2"/>
-      </w:pPr>
-      <w:r>
-        <w:rPr>
-          <w:lang w:val="fr_FR" w:bidi="fr_FR"/>
-        </w:rPr>
-        <w:t>2 Timothée 2.25</w:t>
-      </w:r>
-      <w:r>
-        <w:rPr>
-          <w:lang w:val="fr_FR" w:bidi="fr_FR"/>
-        </w:rPr>
-      </w:r>
-    </w:p>
-    <w:p>
-      <w:pPr/>
-      <w:r>
-        <w:rPr>
-          <w:lang w:val="fr_FR" w:bidi="fr_FR"/>
-        </w:rPr>
-      </w:r>
-      <w:r>
-        <w:rPr>
-          <w:lang w:val="fr_FR" w:bidi="fr_FR"/>
-        </w:rPr>
-        <w:t xml:space="preserve">Redresser avec douceur : cf. </w:t>
-      </w:r>
-      <w:r>
-        <w:rPr>
-          <w:lang w:val="fr_FR" w:bidi="fr_FR"/>
-        </w:rPr>
-        <w:t>1Co 4.21</w:t>
-      </w:r>
-      <w:r>
-        <w:rPr>
-          <w:lang w:val="fr_FR" w:bidi="fr_FR"/>
-        </w:rPr>
-        <w:t xml:space="preserve"> ; </w:t>
-      </w:r>
-      <w:r>
-        <w:rPr>
-          <w:lang w:val="fr_FR" w:bidi="fr_FR"/>
-        </w:rPr>
-        <w:t>2Co 10.1</w:t>
-      </w:r>
-      <w:r>
-        <w:rPr>
-          <w:lang w:val="fr_FR" w:bidi="fr_FR"/>
-        </w:rPr>
-        <w:t xml:space="preserve"> ; </w:t>
-      </w:r>
-      <w:r>
-        <w:rPr>
-          <w:lang w:val="fr_FR" w:bidi="fr_FR"/>
-        </w:rPr>
-        <w:t>1Th 5.14</w:t>
-      </w:r>
-      <w:r>
-        <w:rPr>
-          <w:lang w:val="fr_FR" w:bidi="fr_FR"/>
-        </w:rPr>
-        <w:t xml:space="preserve"> ; </w:t>
-      </w:r>
-      <w:r>
-        <w:rPr>
-          <w:lang w:val="fr_FR" w:bidi="fr_FR"/>
-        </w:rPr>
-        <w:t>2Th 3.14–15</w:t>
-      </w:r>
-      <w:r>
-        <w:rPr>
-          <w:lang w:val="fr_FR" w:bidi="fr_FR"/>
-        </w:rPr>
-        <w:t xml:space="preserve"> ; </w:t>
-      </w:r>
-      <w:r>
-        <w:rPr>
-          <w:lang w:val="fr_FR" w:bidi="fr_FR"/>
-        </w:rPr>
-        <w:t>Ti 3.10–11</w:t>
-      </w:r>
-      <w:r>
-        <w:rPr>
-          <w:lang w:val="fr_FR" w:bidi="fr_FR"/>
-        </w:rPr>
-        <w:t xml:space="preserve"> ; </w:t>
-      </w:r>
-      <w:r>
-        <w:rPr>
-          <w:lang w:val="fr_FR" w:bidi="fr_FR"/>
-        </w:rPr>
-        <w:t>Jd 1.22–23</w:t>
-      </w:r>
-      <w:r>
-        <w:rPr>
-          <w:lang w:val="fr_FR" w:bidi="fr_FR"/>
-        </w:rPr>
-        <w:t>.</w:t>
-      </w:r>
-      <w:r>
-        <w:rPr>
-          <w:lang w:val="fr_FR" w:bidi="fr_FR"/>
-        </w:rPr>
-      </w:r>
-      <w:r>
-        <w:rPr>
-          <w:lang w:val="fr_FR" w:bidi="fr_FR"/>
-        </w:rPr>
-      </w:r>
-    </w:p>
-    <w:p>
-      <w:pPr/>
-      <w:r>
-        <w:rPr>
-          <w:lang w:val="fr_FR" w:bidi="fr_FR"/>
-        </w:rPr>
-      </w:r>
-    </w:p>
-    <w:p>
-      <w:pPr>
-        <w:pStyle w:val="Heading2"/>
-      </w:pPr>
-      <w:r>
-        <w:rPr>
-          <w:lang w:val="fr_FR" w:bidi="fr_FR"/>
-        </w:rPr>
-        <w:t>2 Timothée 3.1–5</w:t>
-      </w:r>
-      <w:r>
-        <w:rPr>
-          <w:lang w:val="fr_FR" w:bidi="fr_FR"/>
-        </w:rPr>
-      </w:r>
-    </w:p>
-    <w:p>
-      <w:pPr/>
-      <w:r>
-        <w:rPr>
-          <w:lang w:val="fr_FR" w:bidi="fr_FR"/>
-        </w:rPr>
-      </w:r>
-      <w:r>
-        <w:rPr>
-          <w:lang w:val="fr_FR" w:bidi="fr_FR"/>
-        </w:rPr>
-        <w:t xml:space="preserve">Paul décrit comment seront les hommes dans les derniers jours (voir aussi </w:t>
-      </w:r>
-      <w:r>
-        <w:rPr>
-          <w:lang w:val="fr_FR" w:bidi="fr_FR"/>
-        </w:rPr>
-        <w:t>1Tm 4.1–5</w:t>
-      </w:r>
-      <w:r>
-        <w:rPr>
-          <w:lang w:val="fr_FR" w:bidi="fr_FR"/>
-        </w:rPr>
-        <w:t xml:space="preserve"> ; </w:t>
-      </w:r>
-      <w:r>
-        <w:rPr>
-          <w:lang w:val="fr_FR" w:bidi="fr_FR"/>
-        </w:rPr>
-        <w:t>2P 2.1–22</w:t>
-      </w:r>
-      <w:r>
-        <w:rPr>
-          <w:lang w:val="fr_FR" w:bidi="fr_FR"/>
-        </w:rPr>
-        <w:t xml:space="preserve"> ; </w:t>
-      </w:r>
-      <w:r>
-        <w:rPr>
-          <w:lang w:val="fr_FR" w:bidi="fr_FR"/>
-        </w:rPr>
-        <w:t>3.3</w:t>
-      </w:r>
-      <w:r>
-        <w:rPr>
-          <w:lang w:val="fr_FR" w:bidi="fr_FR"/>
-        </w:rPr>
-        <w:t xml:space="preserve"> ; </w:t>
-      </w:r>
-      <w:r>
-        <w:rPr>
-          <w:lang w:val="fr_FR" w:bidi="fr_FR"/>
-        </w:rPr>
-        <w:t>Jd 1.18</w:t>
-      </w:r>
-      <w:r>
-        <w:rPr>
-          <w:lang w:val="fr_FR" w:bidi="fr_FR"/>
-        </w:rPr>
-        <w:t>), qui ont déjà commencé (</w:t>
-      </w:r>
-      <w:r>
-        <w:rPr>
-          <w:lang w:val="fr_FR" w:bidi="fr_FR"/>
-        </w:rPr>
-        <w:t>2Tm 3.5</w:t>
-      </w:r>
-      <w:r>
-        <w:rPr>
-          <w:lang w:val="fr_FR" w:bidi="fr_FR"/>
-        </w:rPr>
-        <w:t xml:space="preserve">, </w:t>
-      </w:r>
-      <w:r>
-        <w:rPr>
-          <w:lang w:val="fr_FR" w:bidi="fr_FR"/>
-        </w:rPr>
-        <w:t>6–9</w:t>
-      </w:r>
-      <w:r>
-        <w:rPr>
-          <w:lang w:val="fr_FR" w:bidi="fr_FR"/>
-        </w:rPr>
-        <w:t>).</w:t>
-      </w:r>
-      <w:r>
-        <w:rPr>
-          <w:lang w:val="fr_FR" w:bidi="fr_FR"/>
-        </w:rPr>
-      </w:r>
-      <w:r>
-        <w:rPr>
-          <w:lang w:val="fr_FR" w:bidi="fr_FR"/>
-        </w:rPr>
-      </w:r>
-    </w:p>
-    <w:p>
-      <w:pPr/>
-      <w:r>
-        <w:rPr>
-          <w:lang w:val="fr_FR" w:bidi="fr_FR"/>
-        </w:rPr>
-      </w:r>
-    </w:p>
-    <w:p>
-      <w:pPr>
-        <w:pStyle w:val="Heading2"/>
-      </w:pPr>
-      <w:r>
-        <w:rPr>
-          <w:lang w:val="fr_FR" w:bidi="fr_FR"/>
-        </w:rPr>
-        <w:t>2 Timothée 3.1–4.8</w:t>
-      </w:r>
-      <w:r>
-        <w:rPr>
-          <w:lang w:val="fr_FR" w:bidi="fr_FR"/>
-        </w:rPr>
-      </w:r>
-    </w:p>
-    <w:p>
-      <w:pPr/>
-      <w:r>
-        <w:rPr>
-          <w:lang w:val="fr_FR" w:bidi="fr_FR"/>
-        </w:rPr>
-      </w:r>
-      <w:r>
-        <w:rPr>
-          <w:lang w:val="fr_FR" w:bidi="fr_FR"/>
-        </w:rPr>
-        <w:t>Timothée doit rester sur la bonne voie malgré les périodes difficiles à venir.</w:t>
-      </w:r>
-      <w:r>
-        <w:rPr>
-          <w:lang w:val="fr_FR" w:bidi="fr_FR"/>
-        </w:rPr>
-      </w:r>
-      <w:r>
-        <w:rPr>
-          <w:lang w:val="fr_FR" w:bidi="fr_FR"/>
-        </w:rPr>
-      </w:r>
-    </w:p>
-    <w:p>
-      <w:pPr/>
-      <w:r>
-        <w:rPr>
-          <w:lang w:val="fr_FR" w:bidi="fr_FR"/>
-        </w:rPr>
-      </w:r>
-    </w:p>
-    <w:p>
-      <w:pPr>
-        <w:pStyle w:val="Heading2"/>
-      </w:pPr>
-      <w:r>
-        <w:rPr>
-          <w:lang w:val="fr_FR" w:bidi="fr_FR"/>
-        </w:rPr>
-        <w:t>2 Timothée 3.5</w:t>
-      </w:r>
-      <w:r>
-        <w:rPr>
-          <w:lang w:val="fr_FR" w:bidi="fr_FR"/>
-        </w:rPr>
-      </w:r>
-    </w:p>
-    <w:p>
-      <w:pPr/>
-      <w:r>
-        <w:rPr>
-          <w:lang w:val="fr_FR" w:bidi="fr_FR"/>
-        </w:rPr>
-      </w:r>
-      <w:r>
-        <w:rPr>
-          <w:lang w:val="fr_FR" w:bidi="fr_FR"/>
-        </w:rPr>
-        <w:t>De pareils hommes (</w:t>
-      </w:r>
-      <w:r>
-        <w:rPr>
-          <w:lang w:val="fr_FR" w:bidi="fr_FR"/>
-        </w:rPr>
-        <w:t>3.2–4</w:t>
-      </w:r>
-      <w:r>
-        <w:rPr>
-          <w:lang w:val="fr_FR" w:bidi="fr_FR"/>
-        </w:rPr>
-        <w:t xml:space="preserve">) ont rejeté l'enseignement sain et se sont coupés de la puissance qui aurait pu les rendre pieuses (voir </w:t>
-      </w:r>
-      <w:r>
-        <w:rPr>
-          <w:lang w:val="fr_FR" w:bidi="fr_FR"/>
-        </w:rPr>
-        <w:t>1Tm 1.5–11</w:t>
-      </w:r>
-      <w:r>
-        <w:rPr>
-          <w:lang w:val="fr_FR" w:bidi="fr_FR"/>
-        </w:rPr>
-        <w:t xml:space="preserve"> ; </w:t>
-      </w:r>
-      <w:r>
-        <w:rPr>
-          <w:lang w:val="fr_FR" w:bidi="fr_FR"/>
-        </w:rPr>
-        <w:t>Col 2.16–23</w:t>
-      </w:r>
-      <w:r>
-        <w:rPr>
-          <w:lang w:val="fr_FR" w:bidi="fr_FR"/>
-        </w:rPr>
-        <w:t>).</w:t>
-      </w:r>
-      <w:r>
-        <w:rPr>
-          <w:lang w:val="fr_FR" w:bidi="fr_FR"/>
-        </w:rPr>
-      </w:r>
-      <w:r>
-        <w:rPr>
-          <w:lang w:val="fr_FR" w:bidi="fr_FR"/>
-        </w:rPr>
-      </w:r>
-    </w:p>
-    <w:p>
-      <w:pPr/>
-      <w:r>
-        <w:rPr>
-          <w:lang w:val="fr_FR" w:bidi="fr_FR"/>
-        </w:rPr>
-      </w:r>
-    </w:p>
-    <w:p>
-      <w:pPr>
-        <w:pStyle w:val="Heading2"/>
-      </w:pPr>
-      <w:r>
-        <w:rPr>
-          <w:lang w:val="fr_FR" w:bidi="fr_FR"/>
-        </w:rPr>
-        <w:t>2 Timothée 3.6–7</w:t>
-      </w:r>
-      <w:r>
-        <w:rPr>
-          <w:lang w:val="fr_FR" w:bidi="fr_FR"/>
-        </w:rPr>
-      </w:r>
-    </w:p>
-    <w:p>
-      <w:pPr/>
-      <w:r>
-        <w:rPr>
-          <w:lang w:val="fr_FR" w:bidi="fr_FR"/>
-        </w:rPr>
-      </w:r>
-      <w:r>
-        <w:rPr>
-          <w:lang w:val="fr_FR" w:bidi="fr_FR"/>
-        </w:rPr>
-        <w:t>L'effet des faux enseignants sur les ménages et les femmes est une préoccupation constante dans les lettres de Paul à Timothée et à Tite (</w:t>
-      </w:r>
-      <w:r>
-        <w:rPr>
-          <w:lang w:val="fr_FR" w:bidi="fr_FR"/>
-        </w:rPr>
-        <w:t>Ti 1.11</w:t>
-      </w:r>
-      <w:r>
-        <w:rPr>
-          <w:lang w:val="fr_FR" w:bidi="fr_FR"/>
-        </w:rPr>
-        <w:t xml:space="preserve"> ; voir </w:t>
-      </w:r>
-      <w:r>
-        <w:rPr>
-          <w:lang w:val="fr_FR" w:bidi="fr_FR"/>
-        </w:rPr>
-        <w:t>1Tm 2.11–15</w:t>
-      </w:r>
-      <w:r>
-        <w:rPr>
-          <w:lang w:val="fr_FR" w:bidi="fr_FR"/>
-        </w:rPr>
-        <w:t xml:space="preserve"> ; </w:t>
-      </w:r>
-      <w:r>
-        <w:rPr>
-          <w:lang w:val="fr_FR" w:bidi="fr_FR"/>
-        </w:rPr>
-        <w:t>3.4–5</w:t>
-      </w:r>
-      <w:r>
-        <w:rPr>
-          <w:lang w:val="fr_FR" w:bidi="fr_FR"/>
-        </w:rPr>
-        <w:t xml:space="preserve"> ; </w:t>
-      </w:r>
-      <w:r>
-        <w:rPr>
-          <w:lang w:val="fr_FR" w:bidi="fr_FR"/>
-        </w:rPr>
-        <w:t>5.14–15</w:t>
-      </w:r>
-      <w:r>
-        <w:rPr>
-          <w:lang w:val="fr_FR" w:bidi="fr_FR"/>
-        </w:rPr>
-        <w:t>). Que les faux enseignants aient ciblé ou non les femmes, ils ont apparemment réussi à en corrompre certaines.</w:t>
-      </w:r>
-      <w:r>
-        <w:rPr>
-          <w:lang w:val="fr_FR" w:bidi="fr_FR"/>
-        </w:rPr>
-      </w:r>
-      <w:r>
-        <w:rPr>
-          <w:lang w:val="fr_FR" w:bidi="fr_FR"/>
-        </w:rPr>
-      </w:r>
-    </w:p>
-    <w:p>
-      <w:pPr/>
-      <w:r>
-        <w:rPr>
-          <w:lang w:val="fr_FR" w:bidi="fr_FR"/>
-        </w:rPr>
-      </w:r>
-    </w:p>
-    <w:p>
-      <w:pPr>
-        <w:pStyle w:val="Heading2"/>
-      </w:pPr>
-      <w:r>
-        <w:rPr>
-          <w:lang w:val="fr_FR" w:bidi="fr_FR"/>
-        </w:rPr>
-        <w:t>2 Timothée 3.8</w:t>
-      </w:r>
-      <w:r>
-        <w:rPr>
-          <w:lang w:val="fr_FR" w:bidi="fr_FR"/>
-        </w:rPr>
-      </w:r>
-    </w:p>
-    <w:p>
-      <w:pPr/>
-      <w:r>
-        <w:rPr>
-          <w:lang w:val="fr_FR" w:bidi="fr_FR"/>
-        </w:rPr>
-      </w:r>
-      <w:r>
-        <w:rPr>
-          <w:lang w:val="fr_FR" w:bidi="fr_FR"/>
-        </w:rPr>
-        <w:t xml:space="preserve">Jannès et Jambrès sont, traditionnellement, les noms des sorciers égyptiens qui s'opposèrent à Moïse (voir </w:t>
-      </w:r>
-      <w:r>
-        <w:rPr>
-          <w:lang w:val="fr_FR" w:bidi="fr_FR"/>
-        </w:rPr>
-        <w:t>Ex 7.8–13</w:t>
-      </w:r>
-      <w:r>
-        <w:rPr>
-          <w:lang w:val="fr_FR" w:bidi="fr_FR"/>
-        </w:rPr>
-        <w:t xml:space="preserve"> ; </w:t>
-      </w:r>
-      <w:r>
-        <w:rPr>
-          <w:lang w:val="fr_FR" w:bidi="fr_FR"/>
-        </w:rPr>
-        <w:t>8.18</w:t>
-      </w:r>
-      <w:r>
-        <w:rPr>
-          <w:lang w:val="fr_FR" w:bidi="fr_FR"/>
-        </w:rPr>
-        <w:t xml:space="preserve"> ; </w:t>
-      </w:r>
-      <w:r>
-        <w:rPr>
-          <w:lang w:val="fr_FR" w:bidi="fr_FR"/>
-        </w:rPr>
-        <w:t>9.11</w:t>
-      </w:r>
-      <w:r>
-        <w:rPr>
-          <w:lang w:val="fr_FR" w:bidi="fr_FR"/>
-        </w:rPr>
-        <w:t>).</w:t>
-      </w:r>
-      <w:r>
-        <w:rPr>
-          <w:lang w:val="fr_FR" w:bidi="fr_FR"/>
-        </w:rPr>
-      </w:r>
-      <w:r>
-        <w:rPr>
-          <w:lang w:val="fr_FR" w:bidi="fr_FR"/>
-        </w:rPr>
-      </w:r>
-    </w:p>
-    <w:p>
-      <w:pPr/>
-      <w:r>
-        <w:rPr>
-          <w:lang w:val="fr_FR" w:bidi="fr_FR"/>
-        </w:rPr>
-      </w:r>
-    </w:p>
-    <w:p>
-      <w:pPr>
-        <w:pStyle w:val="Heading2"/>
-      </w:pPr>
-      <w:r>
-        <w:rPr>
-          <w:lang w:val="fr_FR" w:bidi="fr_FR"/>
-        </w:rPr>
-        <w:t>2 Timothée 3.11</w:t>
-      </w:r>
-      <w:r>
-        <w:rPr>
-          <w:lang w:val="fr_FR" w:bidi="fr_FR"/>
-        </w:rPr>
-      </w:r>
-    </w:p>
-    <w:p>
-      <w:pPr/>
-      <w:r>
-        <w:rPr>
-          <w:lang w:val="fr_FR" w:bidi="fr_FR"/>
-        </w:rPr>
-      </w:r>
-      <w:r>
-        <w:rPr>
-          <w:lang w:val="fr_FR" w:bidi="fr_FR"/>
-        </w:rPr>
-        <w:t>Timothée était de Lystre</w:t>
-      </w:r>
-      <w:r>
-        <w:rPr>
-          <w:i/>
-          <w:lang w:val="fr_FR" w:bidi="fr_FR"/>
-        </w:rPr>
-        <w:t>,</w:t>
-      </w:r>
-      <w:r>
-        <w:rPr>
-          <w:lang w:val="fr_FR" w:bidi="fr_FR"/>
-        </w:rPr>
-        <w:t xml:space="preserve"> près d'Antioche et d'Icone</w:t>
-      </w:r>
-      <w:r>
-        <w:rPr>
-          <w:i/>
-          <w:lang w:val="fr_FR" w:bidi="fr_FR"/>
-        </w:rPr>
-        <w:t>,</w:t>
-      </w:r>
-      <w:r>
-        <w:rPr>
-          <w:lang w:val="fr_FR" w:bidi="fr_FR"/>
-        </w:rPr>
-        <w:t xml:space="preserve"> donc il savait tout ce que Paul avait souffert (voir </w:t>
-      </w:r>
-      <w:r>
-        <w:rPr>
-          <w:lang w:val="fr_FR" w:bidi="fr_FR"/>
-        </w:rPr>
-        <w:t>Ac 13.14</w:t>
-      </w:r>
-      <w:r>
-        <w:rPr>
-          <w:lang w:val="fr_FR" w:bidi="fr_FR"/>
-        </w:rPr>
-        <w:t xml:space="preserve">, </w:t>
-      </w:r>
-      <w:r>
-        <w:rPr>
-          <w:lang w:val="fr_FR" w:bidi="fr_FR"/>
-        </w:rPr>
-        <w:t>45–51</w:t>
-      </w:r>
-      <w:r>
-        <w:rPr>
-          <w:lang w:val="fr_FR" w:bidi="fr_FR"/>
-        </w:rPr>
-        <w:t xml:space="preserve"> ; </w:t>
-      </w:r>
-      <w:r>
-        <w:rPr>
-          <w:lang w:val="fr_FR" w:bidi="fr_FR"/>
-        </w:rPr>
-        <w:t>14.1–8</w:t>
-      </w:r>
-      <w:r>
-        <w:rPr>
-          <w:lang w:val="fr_FR" w:bidi="fr_FR"/>
-        </w:rPr>
-        <w:t xml:space="preserve">, </w:t>
-      </w:r>
-      <w:r>
-        <w:rPr>
-          <w:lang w:val="fr_FR" w:bidi="fr_FR"/>
-        </w:rPr>
-        <w:t>19–22</w:t>
-      </w:r>
-      <w:r>
-        <w:rPr>
-          <w:lang w:val="fr_FR" w:bidi="fr_FR"/>
-        </w:rPr>
-        <w:t>), bien qu'il ait été recruté après ces événements (</w:t>
-      </w:r>
-      <w:r>
-        <w:rPr>
-          <w:lang w:val="fr_FR" w:bidi="fr_FR"/>
-        </w:rPr>
-        <w:t>Ac 16.1–3</w:t>
-      </w:r>
-      <w:r>
-        <w:rPr>
-          <w:lang w:val="fr_FR" w:bidi="fr_FR"/>
-        </w:rPr>
-        <w:t xml:space="preserve">). • le Seigneur m'a délivré : Paul peut attester par sa propre vie que le Seigneur accomplit ses desseins à travers son serviteur fidèle (voir </w:t>
-      </w:r>
-      <w:r>
-        <w:rPr>
-          <w:lang w:val="fr_FR" w:bidi="fr_FR"/>
-        </w:rPr>
-        <w:t>2Tm 4.6–8</w:t>
-      </w:r>
-      <w:r>
-        <w:rPr>
-          <w:lang w:val="fr_FR" w:bidi="fr_FR"/>
-        </w:rPr>
-        <w:t xml:space="preserve">, </w:t>
-      </w:r>
-      <w:r>
-        <w:rPr>
-          <w:lang w:val="fr_FR" w:bidi="fr_FR"/>
-        </w:rPr>
-        <w:t>17–18</w:t>
-      </w:r>
-      <w:r>
-        <w:rPr>
-          <w:lang w:val="fr_FR" w:bidi="fr_FR"/>
-        </w:rPr>
-        <w:t xml:space="preserve"> ; </w:t>
-      </w:r>
-      <w:r>
-        <w:rPr>
-          <w:lang w:val="fr_FR" w:bidi="fr_FR"/>
-        </w:rPr>
-        <w:t>Ps 22.19–22</w:t>
-      </w:r>
-      <w:r>
-        <w:rPr>
-          <w:lang w:val="fr_FR" w:bidi="fr_FR"/>
-        </w:rPr>
-        <w:t xml:space="preserve"> ; </w:t>
-      </w:r>
-      <w:r>
-        <w:rPr>
-          <w:lang w:val="fr_FR" w:bidi="fr_FR"/>
-        </w:rPr>
-        <w:t>34.19</w:t>
-      </w:r>
-      <w:r>
-        <w:rPr>
-          <w:lang w:val="fr_FR" w:bidi="fr_FR"/>
-        </w:rPr>
-        <w:t xml:space="preserve"> ; </w:t>
-      </w:r>
-      <w:r>
-        <w:rPr>
-          <w:lang w:val="fr_FR" w:bidi="fr_FR"/>
-        </w:rPr>
-        <w:t>Dn 3.17–18</w:t>
-      </w:r>
-      <w:r>
-        <w:rPr>
-          <w:lang w:val="fr_FR" w:bidi="fr_FR"/>
-        </w:rPr>
-        <w:t xml:space="preserve"> ; </w:t>
-      </w:r>
-      <w:r>
-        <w:rPr>
-          <w:lang w:val="fr_FR" w:bidi="fr_FR"/>
-        </w:rPr>
-        <w:t>2Co 1.8–10</w:t>
-      </w:r>
-      <w:r>
-        <w:rPr>
-          <w:lang w:val="fr_FR" w:bidi="fr_FR"/>
-        </w:rPr>
-        <w:t xml:space="preserve"> ; </w:t>
-      </w:r>
-      <w:r>
-        <w:rPr>
-          <w:lang w:val="fr_FR" w:bidi="fr_FR"/>
-        </w:rPr>
-        <w:t>2P 2.7–9</w:t>
-      </w:r>
-      <w:r>
-        <w:rPr>
-          <w:lang w:val="fr_FR" w:bidi="fr_FR"/>
-        </w:rPr>
-        <w:t>).</w:t>
-      </w:r>
-      <w:r>
-        <w:rPr>
-          <w:lang w:val="fr_FR" w:bidi="fr_FR"/>
-        </w:rPr>
-      </w:r>
-      <w:r>
-        <w:rPr>
-          <w:lang w:val="fr_FR" w:bidi="fr_FR"/>
-        </w:rPr>
-      </w:r>
-    </w:p>
-    <w:p>
-      <w:pPr/>
-      <w:r>
-        <w:rPr>
-          <w:lang w:val="fr_FR" w:bidi="fr_FR"/>
-        </w:rPr>
-      </w:r>
-    </w:p>
-    <w:p>
-      <w:pPr>
-        <w:pStyle w:val="Heading2"/>
-      </w:pPr>
-      <w:r>
-        <w:rPr>
-          <w:lang w:val="fr_FR" w:bidi="fr_FR"/>
-        </w:rPr>
-        <w:t>2 Timothée 3.14–15</w:t>
-      </w:r>
-      <w:r>
-        <w:rPr>
-          <w:lang w:val="fr_FR" w:bidi="fr_FR"/>
-        </w:rPr>
-      </w:r>
-    </w:p>
-    <w:p>
-      <w:pPr/>
-      <w:r>
-        <w:rPr>
-          <w:lang w:val="fr_FR" w:bidi="fr_FR"/>
-        </w:rPr>
-      </w:r>
-      <w:r>
-        <w:rPr>
-          <w:lang w:val="fr_FR" w:bidi="fr_FR"/>
-        </w:rPr>
-        <w:t xml:space="preserve">Dès l'enfance, la grand-mère et la mère juives de Timothée, Loïs et Eunice (voir </w:t>
-      </w:r>
-      <w:r>
-        <w:rPr>
-          <w:lang w:val="fr_FR" w:bidi="fr_FR"/>
-        </w:rPr>
-        <w:t>Ac 16.1–3</w:t>
-      </w:r>
-      <w:r>
-        <w:rPr>
-          <w:lang w:val="fr_FR" w:bidi="fr_FR"/>
-        </w:rPr>
-        <w:t xml:space="preserve">), l'ont éduqué dans les Écritures de l'Ancien Testament (voir </w:t>
-      </w:r>
-      <w:r>
-        <w:rPr>
-          <w:lang w:val="fr_FR" w:bidi="fr_FR"/>
-        </w:rPr>
-        <w:t>2Tm 1.5</w:t>
-      </w:r>
-      <w:r>
-        <w:rPr>
-          <w:lang w:val="fr_FR" w:bidi="fr_FR"/>
-        </w:rPr>
-        <w:t>) et renforcé leur enseignement par l'exemple de leurs vies. • Les Écritures de l'Ancien Testament donnent la sagesse pour recevoir Jésus-Christ. Vice versa, Jésus-Christ aide à comprendre pleinement les Écritures de l'Ancien Testament.</w:t>
-      </w:r>
-      <w:r>
-        <w:rPr>
-          <w:lang w:val="fr_FR" w:bidi="fr_FR"/>
-        </w:rPr>
-      </w:r>
-      <w:r>
-        <w:rPr>
-          <w:lang w:val="fr_FR" w:bidi="fr_FR"/>
-        </w:rPr>
-      </w:r>
-    </w:p>
-    <w:p>
-      <w:pPr/>
-      <w:r>
-        <w:rPr>
-          <w:lang w:val="fr_FR" w:bidi="fr_FR"/>
-        </w:rPr>
-      </w:r>
-    </w:p>
-    <w:p>
-      <w:pPr>
-        <w:pStyle w:val="Heading2"/>
-      </w:pPr>
-      <w:r>
-        <w:rPr>
-          <w:lang w:val="fr_FR" w:bidi="fr_FR"/>
-        </w:rPr>
-        <w:t>2 Timothée 3.16</w:t>
-      </w:r>
-      <w:r>
-        <w:rPr>
-          <w:lang w:val="fr_FR" w:bidi="fr_FR"/>
-        </w:rPr>
-      </w:r>
-    </w:p>
-    <w:p>
-      <w:pPr/>
-      <w:r>
-        <w:rPr>
-          <w:lang w:val="fr_FR" w:bidi="fr_FR"/>
-        </w:rPr>
-      </w:r>
-      <w:r>
-        <w:rPr>
-          <w:lang w:val="fr_FR" w:bidi="fr_FR"/>
-        </w:rPr>
-        <w:t xml:space="preserve">Le fait que l'Écriture soit inspirée de Dieu (littéralement </w:t>
-      </w:r>
-      <w:r>
-        <w:rPr>
-          <w:i/>
-          <w:lang w:val="fr_FR" w:bidi="fr_FR"/>
-        </w:rPr>
-        <w:t>soufflée par Dieu,</w:t>
-      </w:r>
-      <w:r>
-        <w:rPr>
-          <w:lang w:val="fr_FR" w:bidi="fr_FR"/>
-        </w:rPr>
-        <w:t xml:space="preserve"> émise par la parole même de Dieu ; voir aussi </w:t>
-      </w:r>
-      <w:r>
-        <w:rPr>
-          <w:lang w:val="fr_FR" w:bidi="fr_FR"/>
-        </w:rPr>
-        <w:t>Hé 4.12–13</w:t>
-      </w:r>
-      <w:r>
-        <w:rPr>
-          <w:lang w:val="fr_FR" w:bidi="fr_FR"/>
-        </w:rPr>
-        <w:t xml:space="preserve"> ; </w:t>
-      </w:r>
-      <w:r>
-        <w:rPr>
-          <w:lang w:val="fr_FR" w:bidi="fr_FR"/>
-        </w:rPr>
-        <w:t>2P 1.20–21</w:t>
-      </w:r>
-      <w:r>
-        <w:rPr>
-          <w:lang w:val="fr_FR" w:bidi="fr_FR"/>
-        </w:rPr>
-        <w:t xml:space="preserve">) n'empêche pas une implication active des auteurs humains. Mais cela réaffirme que Dieu est pleinement responsable de sa parole. L'Écriture est vraie, fiable, autoritaire, éternelle et puissante parce qu'elle vient de Dieu lui-même. Son message est cohérent et constant, notamment dans son témoignage de Jésus-Christ (voir </w:t>
-      </w:r>
-      <w:r>
-        <w:rPr>
-          <w:lang w:val="fr_FR" w:bidi="fr_FR"/>
-        </w:rPr>
-        <w:t>Lc 24.25–27</w:t>
-      </w:r>
-      <w:r>
-        <w:rPr>
-          <w:lang w:val="fr_FR" w:bidi="fr_FR"/>
-        </w:rPr>
-        <w:t xml:space="preserve">, </w:t>
-      </w:r>
-      <w:r>
-        <w:rPr>
-          <w:lang w:val="fr_FR" w:bidi="fr_FR"/>
-        </w:rPr>
-        <w:t>44</w:t>
-      </w:r>
-      <w:r>
-        <w:rPr>
-          <w:lang w:val="fr_FR" w:bidi="fr_FR"/>
-        </w:rPr>
-        <w:t xml:space="preserve"> ; </w:t>
-      </w:r>
-      <w:r>
-        <w:rPr>
-          <w:lang w:val="fr_FR" w:bidi="fr_FR"/>
-        </w:rPr>
-        <w:t>Jn 5.39–40</w:t>
-      </w:r>
-      <w:r>
-        <w:rPr>
-          <w:lang w:val="fr_FR" w:bidi="fr_FR"/>
-        </w:rPr>
-        <w:t xml:space="preserve"> ; </w:t>
-      </w:r>
-      <w:r>
-        <w:rPr>
-          <w:lang w:val="fr_FR" w:bidi="fr_FR"/>
-        </w:rPr>
-        <w:t>Ac 3.24</w:t>
-      </w:r>
-      <w:r>
-        <w:rPr>
-          <w:lang w:val="fr_FR" w:bidi="fr_FR"/>
-        </w:rPr>
-        <w:t xml:space="preserve"> ; </w:t>
-      </w:r>
-      <w:r>
-        <w:rPr>
-          <w:lang w:val="fr_FR" w:bidi="fr_FR"/>
-        </w:rPr>
-        <w:t>1Co 15.3–4</w:t>
-      </w:r>
-      <w:r>
-        <w:rPr>
-          <w:lang w:val="fr_FR" w:bidi="fr_FR"/>
-        </w:rPr>
-        <w:t>). Ainsi, elle a le pouvoir d'accorder le salut et de susciter la foi. Elle ne doit pas être abusée, comme par les faux enseignants (</w:t>
-      </w:r>
-      <w:r>
-        <w:rPr>
-          <w:lang w:val="fr_FR" w:bidi="fr_FR"/>
-        </w:rPr>
-        <w:t>2Tm 4.2–4</w:t>
-      </w:r>
-      <w:r>
-        <w:rPr>
-          <w:lang w:val="fr_FR" w:bidi="fr_FR"/>
-        </w:rPr>
-        <w:t xml:space="preserve"> ; </w:t>
-      </w:r>
-      <w:r>
-        <w:rPr>
-          <w:lang w:val="fr_FR" w:bidi="fr_FR"/>
-        </w:rPr>
-        <w:t>1Tm 1.4–7</w:t>
-      </w:r>
-      <w:r>
-        <w:rPr>
-          <w:lang w:val="fr_FR" w:bidi="fr_FR"/>
-        </w:rPr>
-        <w:t xml:space="preserve"> ; cf. </w:t>
-      </w:r>
-      <w:r>
-        <w:rPr>
-          <w:lang w:val="fr_FR" w:bidi="fr_FR"/>
-        </w:rPr>
-        <w:t>2P 3.16</w:t>
-      </w:r>
-      <w:r>
-        <w:rPr>
-          <w:lang w:val="fr_FR" w:bidi="fr_FR"/>
-        </w:rPr>
-        <w:t>), mais enseignée correctement (</w:t>
-      </w:r>
-      <w:r>
-        <w:rPr>
-          <w:lang w:val="fr_FR" w:bidi="fr_FR"/>
-        </w:rPr>
-        <w:t>2Tm 2.2</w:t>
-      </w:r>
-      <w:r>
-        <w:rPr>
-          <w:lang w:val="fr_FR" w:bidi="fr_FR"/>
-        </w:rPr>
-        <w:t xml:space="preserve">, </w:t>
-      </w:r>
-      <w:r>
-        <w:rPr>
-          <w:lang w:val="fr_FR" w:bidi="fr_FR"/>
-        </w:rPr>
-        <w:t>15</w:t>
-      </w:r>
-      <w:r>
-        <w:rPr>
-          <w:lang w:val="fr_FR" w:bidi="fr_FR"/>
-        </w:rPr>
-        <w:t>). • Du fait de son inspiration, toute l'Écriture est utile. L'Ancien et le Nouveau Testament nous enseignent et nous guident ensemble dans la vie.</w:t>
-      </w:r>
-      <w:r>
-        <w:rPr>
-          <w:lang w:val="fr_FR" w:bidi="fr_FR"/>
-        </w:rPr>
-      </w:r>
-      <w:r>
-        <w:rPr>
-          <w:lang w:val="fr_FR" w:bidi="fr_FR"/>
-        </w:rPr>
-      </w:r>
-    </w:p>
-    <w:p>
-      <w:pPr/>
-      <w:r>
-        <w:rPr>
-          <w:lang w:val="fr_FR" w:bidi="fr_FR"/>
-        </w:rPr>
-      </w:r>
-    </w:p>
-    <w:p>
-      <w:pPr>
-        <w:pStyle w:val="Heading2"/>
-      </w:pPr>
-      <w:r>
-        <w:rPr>
-          <w:lang w:val="fr_FR" w:bidi="fr_FR"/>
-        </w:rPr>
-        <w:t>2 Timothée 3.16–17</w:t>
-      </w:r>
-      <w:r>
-        <w:rPr>
-          <w:lang w:val="fr_FR" w:bidi="fr_FR"/>
-        </w:rPr>
-      </w:r>
-    </w:p>
-    <w:p>
-      <w:pPr/>
-      <w:r>
-        <w:rPr>
-          <w:lang w:val="fr_FR" w:bidi="fr_FR"/>
-        </w:rPr>
-      </w:r>
-      <w:r>
-        <w:rPr>
-          <w:lang w:val="fr_FR" w:bidi="fr_FR"/>
-        </w:rPr>
-        <w:t xml:space="preserve">Ces versets développent </w:t>
-      </w:r>
-      <w:r>
-        <w:rPr>
-          <w:lang w:val="fr_FR" w:bidi="fr_FR"/>
-        </w:rPr>
-        <w:t>3.15</w:t>
-      </w:r>
-      <w:r>
-        <w:rPr>
-          <w:lang w:val="fr_FR" w:bidi="fr_FR"/>
-        </w:rPr>
-        <w:t xml:space="preserve"> en expliquant l'efficacité des Écritures, leur source, et la façon dont elles donnent sagesse pour vivre notre salut. Paul parlait des Écritures hébraïques (l'Ancien Testament), mais sa déclaration peut maintenant s'appliquer à toutes les Écritures</w:t>
-      </w:r>
-      <w:r>
-        <w:rPr>
-          <w:i/>
-          <w:lang w:val="fr_FR" w:bidi="fr_FR"/>
-        </w:rPr>
-        <w:t>,</w:t>
-      </w:r>
-      <w:r>
-        <w:rPr>
-          <w:lang w:val="fr_FR" w:bidi="fr_FR"/>
-        </w:rPr>
-        <w:t xml:space="preserve"> y compris le Nouveau Testament (voir, par exemple, </w:t>
-      </w:r>
-      <w:r>
-        <w:rPr>
-          <w:lang w:val="fr_FR" w:bidi="fr_FR"/>
-        </w:rPr>
-        <w:t>2P 3.15–16</w:t>
-      </w:r>
-      <w:r>
-        <w:rPr>
-          <w:lang w:val="fr_FR" w:bidi="fr_FR"/>
-        </w:rPr>
-        <w:t>).</w:t>
-      </w:r>
-      <w:r>
-        <w:rPr>
-          <w:lang w:val="fr_FR" w:bidi="fr_FR"/>
-        </w:rPr>
-      </w:r>
-      <w:r>
-        <w:rPr>
-          <w:lang w:val="fr_FR" w:bidi="fr_FR"/>
-        </w:rPr>
-      </w:r>
-    </w:p>
-    <w:p>
-      <w:pPr/>
-      <w:r>
-        <w:rPr>
-          <w:lang w:val="fr_FR" w:bidi="fr_FR"/>
-        </w:rPr>
-      </w:r>
-    </w:p>
-    <w:p>
-      <w:pPr>
-        <w:pStyle w:val="Heading2"/>
-      </w:pPr>
-      <w:r>
-        <w:rPr>
-          <w:lang w:val="fr_FR" w:bidi="fr_FR"/>
-        </w:rPr>
-        <w:t>2 Timothée 3.17</w:t>
-      </w:r>
-      <w:r>
-        <w:rPr>
-          <w:lang w:val="fr_FR" w:bidi="fr_FR"/>
-        </w:rPr>
-      </w:r>
-    </w:p>
-    <w:p>
-      <w:pPr/>
-      <w:r>
-        <w:rPr>
-          <w:lang w:val="fr_FR" w:bidi="fr_FR"/>
-        </w:rPr>
-      </w:r>
-      <w:r>
-        <w:rPr>
-          <w:lang w:val="fr_FR" w:bidi="fr_FR"/>
-        </w:rPr>
-        <w:t>Paul précise que le salut (</w:t>
-      </w:r>
-      <w:r>
-        <w:rPr>
-          <w:lang w:val="fr_FR" w:bidi="fr_FR"/>
-        </w:rPr>
-        <w:t>3.15</w:t>
-      </w:r>
-      <w:r>
-        <w:rPr>
-          <w:lang w:val="fr_FR" w:bidi="fr_FR"/>
-        </w:rPr>
-        <w:t xml:space="preserve">) aboutit à la piété (voir </w:t>
-      </w:r>
-      <w:r>
-        <w:rPr>
-          <w:lang w:val="fr_FR" w:bidi="fr_FR"/>
-        </w:rPr>
-        <w:t>Ga 1.4</w:t>
-      </w:r>
-      <w:r>
-        <w:rPr>
-          <w:lang w:val="fr_FR" w:bidi="fr_FR"/>
-        </w:rPr>
-        <w:t xml:space="preserve"> ; </w:t>
-      </w:r>
-      <w:r>
-        <w:rPr>
-          <w:lang w:val="fr_FR" w:bidi="fr_FR"/>
-        </w:rPr>
-        <w:t>5.16–26</w:t>
-      </w:r>
-      <w:r>
-        <w:rPr>
-          <w:lang w:val="fr_FR" w:bidi="fr_FR"/>
-        </w:rPr>
-        <w:t xml:space="preserve"> ; </w:t>
-      </w:r>
-      <w:r>
-        <w:rPr>
-          <w:lang w:val="fr_FR" w:bidi="fr_FR"/>
-        </w:rPr>
-        <w:t>Ep 2.8–10</w:t>
-      </w:r>
-      <w:r>
-        <w:rPr>
-          <w:lang w:val="fr_FR" w:bidi="fr_FR"/>
-        </w:rPr>
-        <w:t>).</w:t>
-      </w:r>
-      <w:r>
-        <w:rPr>
-          <w:lang w:val="fr_FR" w:bidi="fr_FR"/>
-        </w:rPr>
-      </w:r>
-      <w:r>
-        <w:rPr>
-          <w:lang w:val="fr_FR" w:bidi="fr_FR"/>
-        </w:rPr>
-      </w:r>
-    </w:p>
-    <w:p>
-      <w:pPr/>
-      <w:r>
-        <w:rPr>
-          <w:lang w:val="fr_FR" w:bidi="fr_FR"/>
-        </w:rPr>
-      </w:r>
-    </w:p>
-    <w:p>
-      <w:pPr>
-        <w:pStyle w:val="Heading2"/>
-      </w:pPr>
-      <w:r>
-        <w:rPr>
-          <w:lang w:val="fr_FR" w:bidi="fr_FR"/>
-        </w:rPr>
-        <w:t>2 Timothée 4.1</w:t>
-      </w:r>
-      <w:r>
-        <w:rPr>
-          <w:lang w:val="fr_FR" w:bidi="fr_FR"/>
-        </w:rPr>
-      </w:r>
-    </w:p>
-    <w:p>
-      <w:pPr/>
-      <w:r>
-        <w:rPr>
-          <w:lang w:val="fr_FR" w:bidi="fr_FR"/>
-        </w:rPr>
-      </w:r>
-      <w:r>
-        <w:rPr>
-          <w:lang w:val="fr_FR" w:bidi="fr_FR"/>
-        </w:rPr>
-        <w:t xml:space="preserve">Juger les vivants et les morts : voir </w:t>
-      </w:r>
-      <w:r>
-        <w:rPr>
-          <w:lang w:val="fr_FR" w:bidi="fr_FR"/>
-        </w:rPr>
-        <w:t>Mt 25.31–46</w:t>
-      </w:r>
-      <w:r>
-        <w:rPr>
-          <w:lang w:val="fr_FR" w:bidi="fr_FR"/>
-        </w:rPr>
-        <w:t xml:space="preserve"> ; </w:t>
-      </w:r>
-      <w:r>
-        <w:rPr>
-          <w:lang w:val="fr_FR" w:bidi="fr_FR"/>
-        </w:rPr>
-        <w:t>Ac 10.42</w:t>
-      </w:r>
-      <w:r>
-        <w:rPr>
-          <w:lang w:val="fr_FR" w:bidi="fr_FR"/>
-        </w:rPr>
-        <w:t xml:space="preserve"> ; </w:t>
-      </w:r>
-      <w:r>
-        <w:rPr>
-          <w:lang w:val="fr_FR" w:bidi="fr_FR"/>
-        </w:rPr>
-        <w:t>Rm 14.7–12</w:t>
-      </w:r>
-      <w:r>
-        <w:rPr>
-          <w:lang w:val="fr_FR" w:bidi="fr_FR"/>
-        </w:rPr>
-        <w:t xml:space="preserve"> ; </w:t>
-      </w:r>
-      <w:r>
-        <w:rPr>
-          <w:lang w:val="fr_FR" w:bidi="fr_FR"/>
-        </w:rPr>
-        <w:t>Ap 20.11–15</w:t>
-      </w:r>
-      <w:r>
-        <w:rPr>
-          <w:lang w:val="fr_FR" w:bidi="fr_FR"/>
-        </w:rPr>
-        <w:t xml:space="preserve">. • au nom de son apparition (littéralement </w:t>
-      </w:r>
-      <w:r>
-        <w:rPr>
-          <w:i/>
-          <w:lang w:val="fr_FR" w:bidi="fr_FR"/>
-        </w:rPr>
-        <w:t>son épiphanie</w:t>
-      </w:r>
-      <w:r>
-        <w:rPr>
-          <w:lang w:val="fr_FR" w:bidi="fr_FR"/>
-        </w:rPr>
-        <w:t xml:space="preserve">) : voir la </w:t>
-      </w:r>
-      <w:r>
-        <w:rPr>
-          <w:lang w:val="fr_FR" w:bidi="fr_FR"/>
-        </w:rPr>
-        <w:t>note d'étude sur 1Tm 6.14</w:t>
-      </w:r>
-      <w:r>
-        <w:rPr>
-          <w:lang w:val="fr_FR" w:bidi="fr_FR"/>
-        </w:rPr>
-        <w:t xml:space="preserve"> ; voir aussi </w:t>
-      </w:r>
-      <w:r>
-        <w:rPr>
-          <w:lang w:val="fr_FR" w:bidi="fr_FR"/>
-        </w:rPr>
-        <w:t>2Tm 1.10</w:t>
-      </w:r>
-      <w:r>
-        <w:rPr>
-          <w:lang w:val="fr_FR" w:bidi="fr_FR"/>
-        </w:rPr>
-        <w:t xml:space="preserve"> ; </w:t>
-      </w:r>
-      <w:r>
-        <w:rPr>
-          <w:lang w:val="fr_FR" w:bidi="fr_FR"/>
-        </w:rPr>
-        <w:t>4.8</w:t>
-      </w:r>
-      <w:r>
-        <w:rPr>
-          <w:lang w:val="fr_FR" w:bidi="fr_FR"/>
-        </w:rPr>
-        <w:t xml:space="preserve"> ; </w:t>
-      </w:r>
-      <w:r>
-        <w:rPr>
-          <w:lang w:val="fr_FR" w:bidi="fr_FR"/>
-        </w:rPr>
-        <w:t>Ti 2.11–13</w:t>
-      </w:r>
-      <w:r>
-        <w:rPr>
-          <w:lang w:val="fr_FR" w:bidi="fr_FR"/>
-        </w:rPr>
-        <w:t xml:space="preserve"> ; </w:t>
-      </w:r>
-      <w:r>
-        <w:rPr>
-          <w:lang w:val="fr_FR" w:bidi="fr_FR"/>
-        </w:rPr>
-        <w:t>3.4</w:t>
-      </w:r>
-      <w:r>
-        <w:rPr>
-          <w:lang w:val="fr_FR" w:bidi="fr_FR"/>
-        </w:rPr>
-        <w:t>.</w:t>
-      </w:r>
-      <w:r>
-        <w:rPr>
-          <w:lang w:val="fr_FR" w:bidi="fr_FR"/>
-        </w:rPr>
-      </w:r>
-      <w:r>
-        <w:rPr>
-          <w:lang w:val="fr_FR" w:bidi="fr_FR"/>
-        </w:rPr>
-      </w:r>
-    </w:p>
-    <w:p>
-      <w:pPr/>
-      <w:r>
-        <w:rPr>
-          <w:lang w:val="fr_FR" w:bidi="fr_FR"/>
-        </w:rPr>
-      </w:r>
-    </w:p>
-    <w:p>
-      <w:pPr>
-        <w:pStyle w:val="Heading2"/>
-      </w:pPr>
-      <w:r>
-        <w:rPr>
-          <w:lang w:val="fr_FR" w:bidi="fr_FR"/>
-        </w:rPr>
-        <w:t>2 Timothée 4.1–8</w:t>
-      </w:r>
-      <w:r>
-        <w:rPr>
-          <w:lang w:val="fr_FR" w:bidi="fr_FR"/>
-        </w:rPr>
-      </w:r>
-    </w:p>
-    <w:p>
-      <w:pPr/>
-      <w:r>
-        <w:rPr>
-          <w:lang w:val="fr_FR" w:bidi="fr_FR"/>
-        </w:rPr>
-      </w:r>
-      <w:r>
-        <w:rPr>
-          <w:lang w:val="fr_FR" w:bidi="fr_FR"/>
-        </w:rPr>
-        <w:t xml:space="preserve">Timothée se tient en présence de Dieu et doit travailler en vue de l'apparition de Jésus pour juger et établir son Royaume (voir </w:t>
-      </w:r>
-      <w:r>
-        <w:rPr>
-          <w:lang w:val="fr_FR" w:bidi="fr_FR"/>
-        </w:rPr>
-        <w:t xml:space="preserve">1Tm 5.21 </w:t>
-      </w:r>
-      <w:r>
-        <w:rPr>
-          <w:lang w:val="fr_FR" w:bidi="fr_FR"/>
-        </w:rPr>
-        <w:t xml:space="preserve">; </w:t>
-      </w:r>
-      <w:r>
-        <w:rPr>
-          <w:lang w:val="fr_FR" w:bidi="fr_FR"/>
-        </w:rPr>
-        <w:t>6.13–14</w:t>
-      </w:r>
-      <w:r>
-        <w:rPr>
-          <w:lang w:val="fr_FR" w:bidi="fr_FR"/>
-        </w:rPr>
-        <w:t>). L'apparition du Christ apportera purification (</w:t>
-      </w:r>
-      <w:r>
-        <w:rPr>
-          <w:lang w:val="fr_FR" w:bidi="fr_FR"/>
-        </w:rPr>
-        <w:t>2Tm 2.19</w:t>
-      </w:r>
-      <w:r>
-        <w:rPr>
-          <w:lang w:val="fr_FR" w:bidi="fr_FR"/>
-        </w:rPr>
-        <w:t>), responsabilité (</w:t>
-      </w:r>
-      <w:r>
-        <w:rPr>
-          <w:lang w:val="fr_FR" w:bidi="fr_FR"/>
-        </w:rPr>
-        <w:t>3.8–9</w:t>
-      </w:r>
-      <w:r>
-        <w:rPr>
-          <w:lang w:val="fr_FR" w:bidi="fr_FR"/>
-        </w:rPr>
-        <w:t>), salut, justification et récompense (</w:t>
-      </w:r>
-      <w:r>
-        <w:rPr>
-          <w:lang w:val="fr_FR" w:bidi="fr_FR"/>
-        </w:rPr>
-        <w:t>4.8</w:t>
-      </w:r>
-      <w:r>
-        <w:rPr>
-          <w:lang w:val="fr_FR" w:bidi="fr_FR"/>
-        </w:rPr>
-        <w:t xml:space="preserve">, </w:t>
-      </w:r>
-      <w:r>
-        <w:rPr>
-          <w:lang w:val="fr_FR" w:bidi="fr_FR"/>
-        </w:rPr>
-        <w:t>18</w:t>
-      </w:r>
-      <w:r>
-        <w:rPr>
-          <w:lang w:val="fr_FR" w:bidi="fr_FR"/>
-        </w:rPr>
-        <w:t xml:space="preserve">). Voir aussi </w:t>
-      </w:r>
-      <w:r>
-        <w:rPr>
-          <w:lang w:val="fr_FR" w:bidi="fr_FR"/>
-        </w:rPr>
-        <w:t xml:space="preserve">1Co 3.10–15 </w:t>
-      </w:r>
-      <w:r>
-        <w:rPr>
-          <w:lang w:val="fr_FR" w:bidi="fr_FR"/>
-        </w:rPr>
-        <w:t xml:space="preserve">; </w:t>
-      </w:r>
-      <w:r>
-        <w:rPr>
-          <w:lang w:val="fr_FR" w:bidi="fr_FR"/>
-        </w:rPr>
-        <w:t xml:space="preserve">4.4–5 </w:t>
-      </w:r>
-      <w:r>
-        <w:rPr>
-          <w:lang w:val="fr_FR" w:bidi="fr_FR"/>
-        </w:rPr>
-        <w:t xml:space="preserve">; </w:t>
-      </w:r>
-      <w:r>
-        <w:rPr>
-          <w:lang w:val="fr_FR" w:bidi="fr_FR"/>
-        </w:rPr>
-        <w:t>2Co 5.10</w:t>
-      </w:r>
-      <w:r>
-        <w:rPr>
-          <w:lang w:val="fr_FR" w:bidi="fr_FR"/>
-        </w:rPr>
-        <w:t>.</w:t>
-      </w:r>
-      <w:r>
-        <w:rPr>
-          <w:lang w:val="fr_FR" w:bidi="fr_FR"/>
-        </w:rPr>
-      </w:r>
-      <w:r>
-        <w:rPr>
-          <w:lang w:val="fr_FR" w:bidi="fr_FR"/>
-        </w:rPr>
-      </w:r>
-    </w:p>
-    <w:p>
-      <w:pPr/>
-      <w:r>
-        <w:rPr>
-          <w:lang w:val="fr_FR" w:bidi="fr_FR"/>
-        </w:rPr>
-      </w:r>
-    </w:p>
-    <w:p>
-      <w:pPr>
-        <w:pStyle w:val="Heading2"/>
-      </w:pPr>
-      <w:r>
-        <w:rPr>
-          <w:lang w:val="fr_FR" w:bidi="fr_FR"/>
-        </w:rPr>
-        <w:t>2 Timothée 4.5</w:t>
-      </w:r>
-      <w:r>
-        <w:rPr>
-          <w:lang w:val="fr_FR" w:bidi="fr_FR"/>
-        </w:rPr>
-      </w:r>
-    </w:p>
-    <w:p>
-      <w:pPr/>
-      <w:r>
-        <w:rPr>
-          <w:lang w:val="fr_FR" w:bidi="fr_FR"/>
-        </w:rPr>
-      </w:r>
-      <w:r>
-        <w:rPr>
-          <w:lang w:val="fr_FR" w:bidi="fr_FR"/>
-        </w:rPr>
-        <w:t>Cette dernière requête résume ce qui a été dit auparavant (</w:t>
-      </w:r>
-      <w:r>
-        <w:rPr>
-          <w:lang w:val="fr_FR" w:bidi="fr_FR"/>
-        </w:rPr>
-        <w:t>1.6–14</w:t>
-      </w:r>
-      <w:r>
-        <w:rPr>
-          <w:lang w:val="fr_FR" w:bidi="fr_FR"/>
-        </w:rPr>
-        <w:t xml:space="preserve"> ; </w:t>
-      </w:r>
-      <w:r>
-        <w:rPr>
-          <w:lang w:val="fr_FR" w:bidi="fr_FR"/>
-        </w:rPr>
-        <w:t>2.1–15</w:t>
-      </w:r>
-      <w:r>
-        <w:rPr>
-          <w:lang w:val="fr_FR" w:bidi="fr_FR"/>
-        </w:rPr>
-        <w:t xml:space="preserve">, </w:t>
-      </w:r>
-      <w:r>
-        <w:rPr>
-          <w:lang w:val="fr_FR" w:bidi="fr_FR"/>
-        </w:rPr>
-        <w:t>24–26</w:t>
-      </w:r>
-      <w:r>
-        <w:rPr>
-          <w:lang w:val="fr_FR" w:bidi="fr_FR"/>
-        </w:rPr>
-        <w:t xml:space="preserve"> ; </w:t>
-      </w:r>
-      <w:r>
-        <w:rPr>
-          <w:lang w:val="fr_FR" w:bidi="fr_FR"/>
-        </w:rPr>
-        <w:t>3.12</w:t>
-      </w:r>
-      <w:r>
-        <w:rPr>
-          <w:lang w:val="fr_FR" w:bidi="fr_FR"/>
-        </w:rPr>
-        <w:t>).</w:t>
-      </w:r>
-      <w:r>
-        <w:rPr>
-          <w:lang w:val="fr_FR" w:bidi="fr_FR"/>
-        </w:rPr>
-      </w:r>
-      <w:r>
-        <w:rPr>
-          <w:lang w:val="fr_FR" w:bidi="fr_FR"/>
-        </w:rPr>
-      </w:r>
-    </w:p>
-    <w:p>
-      <w:pPr/>
-      <w:r>
-        <w:rPr>
-          <w:lang w:val="fr_FR" w:bidi="fr_FR"/>
-        </w:rPr>
-      </w:r>
-    </w:p>
-    <w:p>
-      <w:pPr>
-        <w:pStyle w:val="Heading2"/>
-      </w:pPr>
-      <w:r>
-        <w:rPr>
-          <w:lang w:val="fr_FR" w:bidi="fr_FR"/>
-        </w:rPr>
-        <w:t>2 Timothée 4.5–8</w:t>
-      </w:r>
-      <w:r>
-        <w:rPr>
-          <w:lang w:val="fr_FR" w:bidi="fr_FR"/>
-        </w:rPr>
-      </w:r>
-    </w:p>
-    <w:p>
-      <w:pPr/>
-      <w:r>
-        <w:rPr>
-          <w:lang w:val="fr_FR" w:bidi="fr_FR"/>
-        </w:rPr>
-      </w:r>
-      <w:r>
-        <w:rPr>
-          <w:lang w:val="fr_FR" w:bidi="fr_FR"/>
-        </w:rPr>
-        <w:t xml:space="preserve">Paul transmet efficacement son manteau de leadership à Timothée (cf. </w:t>
-      </w:r>
-      <w:r>
-        <w:rPr>
-          <w:lang w:val="fr_FR" w:bidi="fr_FR"/>
-        </w:rPr>
-        <w:t>Dt 31.7–8</w:t>
-      </w:r>
-      <w:r>
-        <w:rPr>
-          <w:lang w:val="fr_FR" w:bidi="fr_FR"/>
-        </w:rPr>
-        <w:t xml:space="preserve"> ; </w:t>
-      </w:r>
-      <w:r>
-        <w:rPr>
-          <w:lang w:val="fr_FR" w:bidi="fr_FR"/>
-        </w:rPr>
-        <w:t>34.9</w:t>
-      </w:r>
-      <w:r>
-        <w:rPr>
-          <w:lang w:val="fr_FR" w:bidi="fr_FR"/>
-        </w:rPr>
-        <w:t xml:space="preserve"> ; </w:t>
-      </w:r>
-      <w:r>
-        <w:rPr>
-          <w:lang w:val="fr_FR" w:bidi="fr_FR"/>
-        </w:rPr>
-        <w:t>2R 2.1–18</w:t>
-      </w:r>
-      <w:r>
-        <w:rPr>
-          <w:lang w:val="fr_FR" w:bidi="fr_FR"/>
-        </w:rPr>
-        <w:t>).</w:t>
-      </w:r>
-      <w:r>
-        <w:rPr>
-          <w:lang w:val="fr_FR" w:bidi="fr_FR"/>
-        </w:rPr>
-      </w:r>
-      <w:r>
-        <w:rPr>
-          <w:lang w:val="fr_FR" w:bidi="fr_FR"/>
-        </w:rPr>
-      </w:r>
-    </w:p>
-    <w:p>
-      <w:pPr/>
-      <w:r>
-        <w:rPr>
-          <w:lang w:val="fr_FR" w:bidi="fr_FR"/>
-        </w:rPr>
-      </w:r>
-    </w:p>
-    <w:p>
-      <w:pPr>
-        <w:pStyle w:val="Heading2"/>
-      </w:pPr>
-      <w:r>
-        <w:rPr>
-          <w:lang w:val="fr_FR" w:bidi="fr_FR"/>
-        </w:rPr>
-        <w:t>2 Timothée 4.6</w:t>
-      </w:r>
-      <w:r>
-        <w:rPr>
-          <w:lang w:val="fr_FR" w:bidi="fr_FR"/>
-        </w:rPr>
-      </w:r>
-    </w:p>
-    <w:p>
-      <w:pPr/>
-      <w:r>
-        <w:rPr>
-          <w:lang w:val="fr_FR" w:bidi="fr_FR"/>
-        </w:rPr>
-      </w:r>
-      <w:r>
-        <w:rPr>
-          <w:lang w:val="fr_FR" w:bidi="fr_FR"/>
-        </w:rPr>
-        <w:t xml:space="preserve">Paul imagine sa mort comme une offrande de libation versée pour Dieu (voir </w:t>
-      </w:r>
-      <w:r>
-        <w:rPr>
-          <w:lang w:val="fr_FR" w:bidi="fr_FR"/>
-        </w:rPr>
-        <w:t>Ex 29.40–41</w:t>
-      </w:r>
-      <w:r>
-        <w:rPr>
-          <w:lang w:val="fr_FR" w:bidi="fr_FR"/>
-        </w:rPr>
-        <w:t xml:space="preserve"> ; </w:t>
-      </w:r>
-      <w:r>
-        <w:rPr>
-          <w:lang w:val="fr_FR" w:bidi="fr_FR"/>
-        </w:rPr>
-        <w:t>Lv 23.13</w:t>
-      </w:r>
-      <w:r>
-        <w:rPr>
-          <w:lang w:val="fr_FR" w:bidi="fr_FR"/>
-        </w:rPr>
-        <w:t xml:space="preserve"> ; </w:t>
-      </w:r>
-      <w:r>
-        <w:rPr>
-          <w:lang w:val="fr_FR" w:bidi="fr_FR"/>
-        </w:rPr>
-        <w:t>Nb 28.7</w:t>
-      </w:r>
-      <w:r>
-        <w:rPr>
-          <w:lang w:val="fr_FR" w:bidi="fr_FR"/>
-        </w:rPr>
-        <w:t xml:space="preserve"> ; </w:t>
-      </w:r>
-      <w:r>
-        <w:rPr>
-          <w:lang w:val="fr_FR" w:bidi="fr_FR"/>
-        </w:rPr>
-        <w:t>Ph 2.17</w:t>
-      </w:r>
-      <w:r>
-        <w:rPr>
-          <w:lang w:val="fr_FR" w:bidi="fr_FR"/>
-        </w:rPr>
-        <w:t xml:space="preserve">) ; cette offrande participe au propre sacrifice du Christ (voir </w:t>
-      </w:r>
-      <w:r>
-        <w:rPr>
-          <w:lang w:val="fr_FR" w:bidi="fr_FR"/>
-        </w:rPr>
-        <w:t>Col 1.24</w:t>
-      </w:r>
-      <w:r>
-        <w:rPr>
-          <w:lang w:val="fr_FR" w:bidi="fr_FR"/>
-        </w:rPr>
-        <w:t xml:space="preserve"> ; voir aussi </w:t>
-      </w:r>
-      <w:r>
-        <w:rPr>
-          <w:lang w:val="fr_FR" w:bidi="fr_FR"/>
-        </w:rPr>
-        <w:t>Rm 12.1</w:t>
-      </w:r>
-      <w:r>
-        <w:rPr>
-          <w:lang w:val="fr_FR" w:bidi="fr_FR"/>
-        </w:rPr>
-        <w:t>).</w:t>
-      </w:r>
-      <w:r>
-        <w:rPr>
-          <w:lang w:val="fr_FR" w:bidi="fr_FR"/>
-        </w:rPr>
-      </w:r>
-      <w:r>
-        <w:rPr>
-          <w:lang w:val="fr_FR" w:bidi="fr_FR"/>
-        </w:rPr>
-      </w:r>
-    </w:p>
-    <w:p>
-      <w:pPr/>
-      <w:r>
-        <w:rPr>
-          <w:lang w:val="fr_FR" w:bidi="fr_FR"/>
-        </w:rPr>
-      </w:r>
-    </w:p>
-    <w:p>
-      <w:pPr>
-        <w:pStyle w:val="Heading2"/>
-      </w:pPr>
-      <w:r>
-        <w:rPr>
-          <w:lang w:val="fr_FR" w:bidi="fr_FR"/>
-        </w:rPr>
-        <w:t>2 Timothée 4.6–8</w:t>
-      </w:r>
-      <w:r>
-        <w:rPr>
-          <w:lang w:val="fr_FR" w:bidi="fr_FR"/>
-        </w:rPr>
-      </w:r>
-    </w:p>
-    <w:p>
-      <w:pPr/>
-      <w:r>
-        <w:rPr>
-          <w:lang w:val="fr_FR" w:bidi="fr_FR"/>
-        </w:rPr>
-      </w:r>
-      <w:r>
-        <w:rPr>
-          <w:lang w:val="fr_FR" w:bidi="fr_FR"/>
-        </w:rPr>
-        <w:t>La fidélité, les revendications et la récompense de Paul sont un modèle et un défi pour les autres, en particulier Timothée, qui doit suivre son exemple après son départ.</w:t>
-      </w:r>
-      <w:r>
-        <w:rPr>
-          <w:lang w:val="fr_FR" w:bidi="fr_FR"/>
-        </w:rPr>
-      </w:r>
-      <w:r>
-        <w:rPr>
-          <w:lang w:val="fr_FR" w:bidi="fr_FR"/>
-        </w:rPr>
-      </w:r>
-    </w:p>
-    <w:p>
-      <w:pPr/>
-      <w:r>
-        <w:rPr>
-          <w:lang w:val="fr_FR" w:bidi="fr_FR"/>
-        </w:rPr>
-      </w:r>
-    </w:p>
-    <w:p>
-      <w:pPr>
-        <w:pStyle w:val="Heading2"/>
-      </w:pPr>
-      <w:r>
-        <w:rPr>
-          <w:lang w:val="fr_FR" w:bidi="fr_FR"/>
-        </w:rPr>
-        <w:t>2 Timothée 4.7</w:t>
-      </w:r>
-      <w:r>
-        <w:rPr>
-          <w:lang w:val="fr_FR" w:bidi="fr_FR"/>
-        </w:rPr>
-      </w:r>
-    </w:p>
-    <w:p>
-      <w:pPr/>
-      <w:r>
-        <w:rPr>
-          <w:lang w:val="fr_FR" w:bidi="fr_FR"/>
-        </w:rPr>
-      </w:r>
-      <w:r>
-        <w:rPr>
-          <w:lang w:val="fr_FR" w:bidi="fr_FR"/>
-        </w:rPr>
-        <w:t xml:space="preserve">Paul est resté fidèle à la charge qui lui avait été confiée (voir les notes d'étude sur </w:t>
-      </w:r>
-      <w:r>
-        <w:rPr>
-          <w:lang w:val="fr_FR" w:bidi="fr_FR"/>
-        </w:rPr>
-        <w:t>1.12</w:t>
-      </w:r>
-      <w:r>
-        <w:rPr>
-          <w:lang w:val="fr_FR" w:bidi="fr_FR"/>
-        </w:rPr>
-        <w:t xml:space="preserve"> ; </w:t>
-      </w:r>
-      <w:r>
-        <w:rPr>
-          <w:lang w:val="fr_FR" w:bidi="fr_FR"/>
-        </w:rPr>
-        <w:t>1Tm 6.20</w:t>
-      </w:r>
-      <w:r>
-        <w:rPr>
-          <w:lang w:val="fr_FR" w:bidi="fr_FR"/>
-        </w:rPr>
-        <w:t xml:space="preserve"> ; cf. </w:t>
-      </w:r>
-      <w:r>
-        <w:rPr>
-          <w:lang w:val="fr_FR" w:bidi="fr_FR"/>
-        </w:rPr>
-        <w:t>Ac 20.24</w:t>
-      </w:r>
-      <w:r>
-        <w:rPr>
-          <w:lang w:val="fr_FR" w:bidi="fr_FR"/>
-        </w:rPr>
-        <w:t xml:space="preserve">). Il a préservé l'intégrité de la foi chrétienne et souhaite que Timothée suive son exemple (voir </w:t>
-      </w:r>
-      <w:r>
-        <w:rPr>
-          <w:lang w:val="fr_FR" w:bidi="fr_FR"/>
-        </w:rPr>
-        <w:t>2Tm 2.3–7</w:t>
-      </w:r>
-      <w:r>
-        <w:rPr>
-          <w:lang w:val="fr_FR" w:bidi="fr_FR"/>
-        </w:rPr>
-        <w:t xml:space="preserve"> ; </w:t>
-      </w:r>
-      <w:r>
-        <w:rPr>
-          <w:lang w:val="fr_FR" w:bidi="fr_FR"/>
-        </w:rPr>
-        <w:t>1Tm 1.18</w:t>
-      </w:r>
-      <w:r>
-        <w:rPr>
-          <w:lang w:val="fr_FR" w:bidi="fr_FR"/>
-        </w:rPr>
-        <w:t xml:space="preserve"> ; </w:t>
-      </w:r>
-      <w:r>
-        <w:rPr>
-          <w:lang w:val="fr_FR" w:bidi="fr_FR"/>
-        </w:rPr>
-        <w:t>6.12</w:t>
-      </w:r>
-      <w:r>
-        <w:rPr>
-          <w:lang w:val="fr_FR" w:bidi="fr_FR"/>
-        </w:rPr>
-        <w:t xml:space="preserve"> ; cf. </w:t>
-      </w:r>
-      <w:r>
-        <w:rPr>
-          <w:lang w:val="fr_FR" w:bidi="fr_FR"/>
-        </w:rPr>
-        <w:t>Rm 15.30–31</w:t>
-      </w:r>
-      <w:r>
-        <w:rPr>
-          <w:lang w:val="fr_FR" w:bidi="fr_FR"/>
-        </w:rPr>
-        <w:t xml:space="preserve"> ; </w:t>
-      </w:r>
-      <w:r>
-        <w:rPr>
-          <w:lang w:val="fr_FR" w:bidi="fr_FR"/>
-        </w:rPr>
-        <w:t>1Co 9.25–27</w:t>
-      </w:r>
-      <w:r>
-        <w:rPr>
-          <w:lang w:val="fr_FR" w:bidi="fr_FR"/>
-        </w:rPr>
-        <w:t xml:space="preserve"> ; </w:t>
-      </w:r>
-      <w:r>
-        <w:rPr>
-          <w:lang w:val="fr_FR" w:bidi="fr_FR"/>
-        </w:rPr>
-        <w:t>Hé 12.1</w:t>
-      </w:r>
-      <w:r>
-        <w:rPr>
-          <w:lang w:val="fr_FR" w:bidi="fr_FR"/>
-        </w:rPr>
-        <w:t xml:space="preserve"> ; </w:t>
-      </w:r>
-      <w:r>
-        <w:rPr>
-          <w:lang w:val="fr_FR" w:bidi="fr_FR"/>
-        </w:rPr>
-        <w:t>Jd 1.3</w:t>
-      </w:r>
-      <w:r>
-        <w:rPr>
-          <w:lang w:val="fr_FR" w:bidi="fr_FR"/>
-        </w:rPr>
-        <w:t>).</w:t>
-      </w:r>
-      <w:r>
-        <w:rPr>
-          <w:lang w:val="fr_FR" w:bidi="fr_FR"/>
-        </w:rPr>
-      </w:r>
-      <w:r>
-        <w:rPr>
-          <w:lang w:val="fr_FR" w:bidi="fr_FR"/>
-        </w:rPr>
-      </w:r>
-    </w:p>
-    <w:p>
-      <w:pPr/>
-      <w:r>
-        <w:rPr>
-          <w:lang w:val="fr_FR" w:bidi="fr_FR"/>
-        </w:rPr>
-      </w:r>
-    </w:p>
-    <w:p>
-      <w:pPr>
-        <w:pStyle w:val="Heading2"/>
-      </w:pPr>
-      <w:r>
-        <w:rPr>
-          <w:lang w:val="fr_FR" w:bidi="fr_FR"/>
-        </w:rPr>
-        <w:t>2 Timothée 4.8</w:t>
-      </w:r>
-      <w:r>
-        <w:rPr>
-          <w:lang w:val="fr_FR" w:bidi="fr_FR"/>
-        </w:rPr>
-      </w:r>
-    </w:p>
-    <w:p>
-      <w:pPr/>
-      <w:r>
-        <w:rPr>
-          <w:lang w:val="fr_FR" w:bidi="fr_FR"/>
-        </w:rPr>
-      </w:r>
-      <w:r>
-        <w:rPr>
-          <w:lang w:val="fr_FR" w:bidi="fr_FR"/>
-        </w:rPr>
-        <w:t xml:space="preserve">Il ne restait qu'une chose pour Paul : la couronne du vainqueur (voir aussi </w:t>
-      </w:r>
-      <w:r>
-        <w:rPr>
-          <w:lang w:val="fr_FR" w:bidi="fr_FR"/>
-        </w:rPr>
-        <w:t>Jc 1.12</w:t>
-      </w:r>
-      <w:r>
-        <w:rPr>
-          <w:lang w:val="fr_FR" w:bidi="fr_FR"/>
-        </w:rPr>
-        <w:t xml:space="preserve"> ; </w:t>
-      </w:r>
-      <w:r>
-        <w:rPr>
-          <w:lang w:val="fr_FR" w:bidi="fr_FR"/>
-        </w:rPr>
-        <w:t>1P 5.4</w:t>
-      </w:r>
-      <w:r>
-        <w:rPr>
-          <w:lang w:val="fr_FR" w:bidi="fr_FR"/>
-        </w:rPr>
-        <w:t xml:space="preserve"> ; </w:t>
-      </w:r>
-      <w:r>
-        <w:rPr>
-          <w:lang w:val="fr_FR" w:bidi="fr_FR"/>
-        </w:rPr>
-        <w:t>Ap 2.10</w:t>
-      </w:r>
-      <w:r>
-        <w:rPr>
-          <w:lang w:val="fr_FR" w:bidi="fr_FR"/>
-        </w:rPr>
-        <w:t xml:space="preserve"> ; </w:t>
-      </w:r>
-      <w:r>
-        <w:rPr>
-          <w:lang w:val="fr_FR" w:bidi="fr_FR"/>
-        </w:rPr>
-        <w:t>3.11</w:t>
-      </w:r>
-      <w:r>
-        <w:rPr>
-          <w:lang w:val="fr_FR" w:bidi="fr_FR"/>
-        </w:rPr>
-        <w:t xml:space="preserve">). • Si nous cherchons à vivre en vue du retour de Christ, nous pouvons nous réjouir dans l'attente de son apparition (voir </w:t>
-      </w:r>
-      <w:r>
-        <w:rPr>
-          <w:lang w:val="fr_FR" w:bidi="fr_FR"/>
-        </w:rPr>
-        <w:t>1Tm 6.14</w:t>
-      </w:r>
-      <w:r>
-        <w:rPr>
-          <w:lang w:val="fr_FR" w:bidi="fr_FR"/>
-        </w:rPr>
-        <w:t>) et de l'établissement de son royaume (</w:t>
-      </w:r>
-      <w:r>
-        <w:rPr>
-          <w:lang w:val="fr_FR" w:bidi="fr_FR"/>
-        </w:rPr>
-        <w:t>2Tm 4.1</w:t>
-      </w:r>
-      <w:r>
-        <w:rPr>
-          <w:lang w:val="fr_FR" w:bidi="fr_FR"/>
-        </w:rPr>
-        <w:t>). Si nous ne suivons pas les commandements du Christ, nous ne pouvons pas espérer sa venue en tant que Juge et Roi.</w:t>
-      </w:r>
-      <w:r>
-        <w:rPr>
-          <w:lang w:val="fr_FR" w:bidi="fr_FR"/>
-        </w:rPr>
-      </w:r>
-      <w:r>
-        <w:rPr>
-          <w:lang w:val="fr_FR" w:bidi="fr_FR"/>
-        </w:rPr>
-      </w:r>
-    </w:p>
-    <w:p>
-      <w:pPr/>
-      <w:r>
-        <w:rPr>
-          <w:lang w:val="fr_FR" w:bidi="fr_FR"/>
-        </w:rPr>
-      </w:r>
-    </w:p>
-    <w:p>
-      <w:pPr>
-        <w:pStyle w:val="Heading2"/>
-      </w:pPr>
-      <w:r>
-        <w:rPr>
-          <w:lang w:val="fr_FR" w:bidi="fr_FR"/>
-        </w:rPr>
-        <w:t>2 Timothée 4.9</w:t>
-      </w:r>
-      <w:r>
-        <w:rPr>
-          <w:lang w:val="fr_FR" w:bidi="fr_FR"/>
-        </w:rPr>
-      </w:r>
-    </w:p>
-    <w:p>
-      <w:pPr/>
-      <w:r>
-        <w:rPr>
-          <w:lang w:val="fr_FR" w:bidi="fr_FR"/>
-        </w:rPr>
-      </w:r>
-      <w:r>
-        <w:rPr>
-          <w:lang w:val="fr_FR" w:bidi="fr_FR"/>
-        </w:rPr>
-        <w:t xml:space="preserve">Paul exprime explicitement à Timothée de venir le voir à Rome (voir </w:t>
-      </w:r>
-      <w:r>
-        <w:rPr>
-          <w:lang w:val="fr_FR" w:bidi="fr_FR"/>
-        </w:rPr>
-        <w:t>1.4</w:t>
-      </w:r>
-      <w:r>
-        <w:rPr>
-          <w:lang w:val="fr_FR" w:bidi="fr_FR"/>
-        </w:rPr>
-        <w:t>).</w:t>
-      </w:r>
-      <w:r>
-        <w:rPr>
-          <w:lang w:val="fr_FR" w:bidi="fr_FR"/>
-        </w:rPr>
-      </w:r>
-      <w:r>
-        <w:rPr>
-          <w:lang w:val="fr_FR" w:bidi="fr_FR"/>
-        </w:rPr>
-      </w:r>
-    </w:p>
-    <w:p>
-      <w:pPr/>
-      <w:r>
-        <w:rPr>
-          <w:lang w:val="fr_FR" w:bidi="fr_FR"/>
-        </w:rPr>
-      </w:r>
-    </w:p>
-    <w:p>
-      <w:pPr>
-        <w:pStyle w:val="Heading2"/>
-      </w:pPr>
-      <w:r>
-        <w:rPr>
-          <w:lang w:val="fr_FR" w:bidi="fr_FR"/>
-        </w:rPr>
-        <w:t>2 Timothée 4.10</w:t>
-      </w:r>
-      <w:r>
-        <w:rPr>
-          <w:lang w:val="fr_FR" w:bidi="fr_FR"/>
-        </w:rPr>
-      </w:r>
-    </w:p>
-    <w:p>
-      <w:pPr/>
-      <w:r>
-        <w:rPr>
-          <w:lang w:val="fr_FR" w:bidi="fr_FR"/>
-        </w:rPr>
-      </w:r>
-      <w:r>
-        <w:rPr>
-          <w:lang w:val="fr_FR" w:bidi="fr_FR"/>
-        </w:rPr>
-        <w:t xml:space="preserve">Démas : voir </w:t>
-      </w:r>
-      <w:r>
-        <w:rPr>
-          <w:lang w:val="fr_FR" w:bidi="fr_FR"/>
-        </w:rPr>
-        <w:t>Col 4.14</w:t>
-      </w:r>
-      <w:r>
-        <w:rPr>
-          <w:lang w:val="fr_FR" w:bidi="fr_FR"/>
-        </w:rPr>
-        <w:t xml:space="preserve"> ; </w:t>
-      </w:r>
-      <w:r>
-        <w:rPr>
-          <w:lang w:val="fr_FR" w:bidi="fr_FR"/>
-        </w:rPr>
-        <w:t>Phm 1.24</w:t>
-      </w:r>
-      <w:r>
-        <w:rPr>
-          <w:lang w:val="fr_FR" w:bidi="fr_FR"/>
-        </w:rPr>
-        <w:t xml:space="preserve">. • m'a abandonné : voir aussi </w:t>
-      </w:r>
-      <w:r>
-        <w:rPr>
-          <w:lang w:val="fr_FR" w:bidi="fr_FR"/>
-        </w:rPr>
-        <w:t>2Tm 4.16–17</w:t>
-      </w:r>
-      <w:r>
-        <w:rPr>
-          <w:lang w:val="fr_FR" w:bidi="fr_FR"/>
-        </w:rPr>
-        <w:t xml:space="preserve"> ; cf. </w:t>
-      </w:r>
-      <w:r>
-        <w:rPr>
-          <w:lang w:val="fr_FR" w:bidi="fr_FR"/>
-        </w:rPr>
-        <w:t>Ps 22.1</w:t>
-      </w:r>
-      <w:r>
-        <w:rPr>
-          <w:lang w:val="fr_FR" w:bidi="fr_FR"/>
-        </w:rPr>
-        <w:t xml:space="preserve"> ; </w:t>
-      </w:r>
-      <w:r>
-        <w:rPr>
-          <w:lang w:val="fr_FR" w:bidi="fr_FR"/>
-        </w:rPr>
-        <w:t>Mc 15.34</w:t>
-      </w:r>
-      <w:r>
-        <w:rPr>
-          <w:lang w:val="fr_FR" w:bidi="fr_FR"/>
-        </w:rPr>
-        <w:t>. • L'amour des choses de ce siècle s'oppose à l'attente du retour glorieux du Christ (</w:t>
-      </w:r>
-      <w:r>
-        <w:rPr>
-          <w:lang w:val="fr_FR" w:bidi="fr_FR"/>
-        </w:rPr>
-        <w:t>2Tm 4.8</w:t>
-      </w:r>
-      <w:r>
-        <w:rPr>
-          <w:lang w:val="fr_FR" w:bidi="fr_FR"/>
-        </w:rPr>
-        <w:t>). • Crescens est par ailleurs inconnu ; son absence et celle de Tite semblent avoir accentué la solitude de Paul. • Tite était un collaborateur efficace et fidèle de Paul. Peut-être était-il parti en Dalmatie (au nord-ouest de la Grèce d'aujourd'hui), en mission pour lui.</w:t>
-      </w:r>
-      <w:r>
-        <w:rPr>
-          <w:lang w:val="fr_FR" w:bidi="fr_FR"/>
-        </w:rPr>
-      </w:r>
-      <w:r>
-        <w:rPr>
-          <w:lang w:val="fr_FR" w:bidi="fr_FR"/>
-        </w:rPr>
-      </w:r>
-    </w:p>
-    <w:p>
-      <w:pPr/>
-      <w:r>
-        <w:rPr>
-          <w:lang w:val="fr_FR" w:bidi="fr_FR"/>
-        </w:rPr>
-      </w:r>
-    </w:p>
-    <w:p>
-      <w:pPr>
-        <w:pStyle w:val="Heading2"/>
-      </w:pPr>
-      <w:r>
-        <w:rPr>
-          <w:lang w:val="fr_FR" w:bidi="fr_FR"/>
-        </w:rPr>
-        <w:t>2 Timothée 4.11</w:t>
-      </w:r>
-      <w:r>
-        <w:rPr>
-          <w:lang w:val="fr_FR" w:bidi="fr_FR"/>
-        </w:rPr>
-      </w:r>
-    </w:p>
-    <w:p>
-      <w:pPr/>
-      <w:r>
-        <w:rPr>
-          <w:lang w:val="fr_FR" w:bidi="fr_FR"/>
-        </w:rPr>
-      </w:r>
-      <w:r>
-        <w:rPr>
-          <w:lang w:val="fr_FR" w:bidi="fr_FR"/>
-        </w:rPr>
-        <w:t>Luc</w:t>
-      </w:r>
-      <w:r>
-        <w:rPr>
-          <w:i/>
-          <w:lang w:val="fr_FR" w:bidi="fr_FR"/>
-        </w:rPr>
-        <w:t>,</w:t>
-      </w:r>
-      <w:r>
-        <w:rPr>
-          <w:lang w:val="fr_FR" w:bidi="fr_FR"/>
-        </w:rPr>
-        <w:t xml:space="preserve"> l'auteur de l'Évangile de Luc et des Actes, a accompagné Paul à divers moments dans ses voyages. On suppose que Luc était avec Paul en tant que médecin (</w:t>
-      </w:r>
-      <w:r>
-        <w:rPr>
-          <w:lang w:val="fr_FR" w:bidi="fr_FR"/>
-        </w:rPr>
-        <w:t>Col 4.14</w:t>
-      </w:r>
-      <w:r>
-        <w:rPr>
-          <w:lang w:val="fr_FR" w:bidi="fr_FR"/>
-        </w:rPr>
-        <w:t xml:space="preserve">). Il était aussi le seul à être continuellement à ses côtés. C'est pourquoi Paul souhaite que Timothée le rejoigne rapidement. • Marc : Le fait que Paul pense que Marc lui serait utile témoigne de son pardon et de sa rédemption (voir </w:t>
-      </w:r>
-      <w:r>
-        <w:rPr>
-          <w:lang w:val="fr_FR" w:bidi="fr_FR"/>
-        </w:rPr>
-        <w:t>Ac 13.13</w:t>
-      </w:r>
-      <w:r>
-        <w:rPr>
-          <w:lang w:val="fr_FR" w:bidi="fr_FR"/>
-        </w:rPr>
-        <w:t xml:space="preserve"> ; </w:t>
-      </w:r>
-      <w:r>
-        <w:rPr>
-          <w:lang w:val="fr_FR" w:bidi="fr_FR"/>
-        </w:rPr>
-        <w:t>15.36–40</w:t>
-      </w:r>
-      <w:r>
-        <w:rPr>
-          <w:lang w:val="fr_FR" w:bidi="fr_FR"/>
-        </w:rPr>
-        <w:t xml:space="preserve"> ; voir aussi </w:t>
-      </w:r>
-      <w:r>
-        <w:rPr>
-          <w:lang w:val="fr_FR" w:bidi="fr_FR"/>
-        </w:rPr>
-        <w:t>Col 4.10</w:t>
-      </w:r>
-      <w:r>
-        <w:rPr>
-          <w:lang w:val="fr_FR" w:bidi="fr_FR"/>
-        </w:rPr>
-        <w:t xml:space="preserve"> ; </w:t>
-      </w:r>
-      <w:r>
-        <w:rPr>
-          <w:lang w:val="fr_FR" w:bidi="fr_FR"/>
-        </w:rPr>
-        <w:t>Phm 1.24</w:t>
-      </w:r>
-      <w:r>
-        <w:rPr>
-          <w:lang w:val="fr_FR" w:bidi="fr_FR"/>
-        </w:rPr>
-        <w:t>).</w:t>
-      </w:r>
-      <w:r>
-        <w:rPr>
-          <w:lang w:val="fr_FR" w:bidi="fr_FR"/>
-        </w:rPr>
-      </w:r>
-      <w:r>
-        <w:rPr>
-          <w:lang w:val="fr_FR" w:bidi="fr_FR"/>
-        </w:rPr>
-      </w:r>
-    </w:p>
-    <w:p>
-      <w:pPr/>
-      <w:r>
-        <w:rPr>
-          <w:lang w:val="fr_FR" w:bidi="fr_FR"/>
-        </w:rPr>
-      </w:r>
-    </w:p>
-    <w:p>
-      <w:pPr>
-        <w:pStyle w:val="Heading2"/>
-      </w:pPr>
-      <w:r>
-        <w:rPr>
-          <w:lang w:val="fr_FR" w:bidi="fr_FR"/>
-        </w:rPr>
-        <w:t>2 Timothée 4.12</w:t>
-      </w:r>
-      <w:r>
-        <w:rPr>
-          <w:lang w:val="fr_FR" w:bidi="fr_FR"/>
-        </w:rPr>
-      </w:r>
-    </w:p>
-    <w:p>
-      <w:pPr/>
-      <w:r>
-        <w:rPr>
-          <w:lang w:val="fr_FR" w:bidi="fr_FR"/>
-        </w:rPr>
-      </w:r>
-      <w:r>
-        <w:rPr>
-          <w:lang w:val="fr_FR" w:bidi="fr_FR"/>
-        </w:rPr>
-        <w:t xml:space="preserve">Tychique était apparemment un Grec (mentionné aussi dans </w:t>
-      </w:r>
-      <w:r>
-        <w:rPr>
-          <w:lang w:val="fr_FR" w:bidi="fr_FR"/>
-        </w:rPr>
-        <w:t>Col 4.7–8</w:t>
-      </w:r>
-      <w:r>
-        <w:rPr>
-          <w:lang w:val="fr_FR" w:bidi="fr_FR"/>
-        </w:rPr>
-        <w:t xml:space="preserve">, </w:t>
-      </w:r>
-      <w:r>
-        <w:rPr>
-          <w:lang w:val="fr_FR" w:bidi="fr_FR"/>
-        </w:rPr>
-        <w:t>10–11</w:t>
-      </w:r>
-      <w:r>
-        <w:rPr>
-          <w:lang w:val="fr_FR" w:bidi="fr_FR"/>
-        </w:rPr>
-        <w:t xml:space="preserve">) d'Asie Mineure (voir aussi </w:t>
-      </w:r>
-      <w:r>
-        <w:rPr>
-          <w:lang w:val="fr_FR" w:bidi="fr_FR"/>
-        </w:rPr>
-        <w:t xml:space="preserve">Ac 20.4 </w:t>
-      </w:r>
-      <w:r>
-        <w:rPr>
-          <w:lang w:val="fr_FR" w:bidi="fr_FR"/>
-        </w:rPr>
-        <w:t xml:space="preserve">; </w:t>
-      </w:r>
-      <w:r>
-        <w:rPr>
-          <w:lang w:val="fr_FR" w:bidi="fr_FR"/>
-        </w:rPr>
-        <w:t xml:space="preserve">Ep 6.21–22 </w:t>
-      </w:r>
-      <w:r>
-        <w:rPr>
-          <w:lang w:val="fr_FR" w:bidi="fr_FR"/>
-        </w:rPr>
-        <w:t xml:space="preserve">; </w:t>
-      </w:r>
-      <w:r>
-        <w:rPr>
-          <w:lang w:val="fr_FR" w:bidi="fr_FR"/>
-        </w:rPr>
-        <w:t xml:space="preserve">Col 4.7–8 </w:t>
-      </w:r>
-      <w:r>
-        <w:rPr>
-          <w:lang w:val="fr_FR" w:bidi="fr_FR"/>
-        </w:rPr>
-        <w:t xml:space="preserve">; </w:t>
-      </w:r>
-      <w:r>
-        <w:rPr>
-          <w:lang w:val="fr_FR" w:bidi="fr_FR"/>
-        </w:rPr>
-        <w:t>Ti 3.12</w:t>
-      </w:r>
-      <w:r>
-        <w:rPr>
-          <w:lang w:val="fr_FR" w:bidi="fr_FR"/>
-        </w:rPr>
-        <w:t xml:space="preserve">). Il va peut-être à Éphèse pour livrer la présente lettre et remplacer Timothée (en supposant que Timothée était à Éphèse ; voir les notes d'étude sur </w:t>
-      </w:r>
-      <w:r>
-        <w:rPr>
-          <w:lang w:val="fr_FR" w:bidi="fr_FR"/>
-        </w:rPr>
-        <w:t>2Tm 4.13</w:t>
-      </w:r>
-      <w:r>
-        <w:rPr>
-          <w:lang w:val="fr_FR" w:bidi="fr_FR"/>
-        </w:rPr>
-        <w:t xml:space="preserve">, </w:t>
-      </w:r>
-      <w:r>
-        <w:rPr>
-          <w:lang w:val="fr_FR" w:bidi="fr_FR"/>
-        </w:rPr>
-        <w:t>19</w:t>
-      </w:r>
-      <w:r>
-        <w:rPr>
-          <w:lang w:val="fr_FR" w:bidi="fr_FR"/>
-        </w:rPr>
-        <w:t>).</w:t>
-      </w:r>
-      <w:r>
-        <w:rPr>
-          <w:lang w:val="fr_FR" w:bidi="fr_FR"/>
-        </w:rPr>
-      </w:r>
-      <w:r>
-        <w:rPr>
-          <w:lang w:val="fr_FR" w:bidi="fr_FR"/>
-        </w:rPr>
-      </w:r>
-    </w:p>
-    <w:p>
-      <w:pPr/>
-      <w:r>
-        <w:rPr>
-          <w:lang w:val="fr_FR" w:bidi="fr_FR"/>
-        </w:rPr>
-      </w:r>
-    </w:p>
-    <w:p>
-      <w:pPr>
-        <w:pStyle w:val="Heading2"/>
-      </w:pPr>
-      <w:r>
-        <w:rPr>
-          <w:lang w:val="fr_FR" w:bidi="fr_FR"/>
-        </w:rPr>
-        <w:t>2 Timothée 4.13</w:t>
-      </w:r>
-      <w:r>
-        <w:rPr>
-          <w:lang w:val="fr_FR" w:bidi="fr_FR"/>
-        </w:rPr>
-      </w:r>
-    </w:p>
-    <w:p>
-      <w:pPr/>
-      <w:r>
-        <w:rPr>
-          <w:lang w:val="fr_FR" w:bidi="fr_FR"/>
-        </w:rPr>
-      </w:r>
-      <w:r>
-        <w:rPr>
-          <w:lang w:val="fr_FR" w:bidi="fr_FR"/>
-        </w:rPr>
-        <w:t>L'arrestation et le transfert de Paul à Rome ne lui ont apparemment pas permis de rassembler ses affaires. • le manteau : l'hiver approchait (</w:t>
-      </w:r>
-      <w:r>
-        <w:rPr>
-          <w:lang w:val="fr_FR" w:bidi="fr_FR"/>
-        </w:rPr>
-        <w:t>4.21</w:t>
-      </w:r>
-      <w:r>
-        <w:rPr>
-          <w:lang w:val="fr_FR" w:bidi="fr_FR"/>
-        </w:rPr>
-        <w:t>). • Carpus pourrait avoir été l'hôte de Paul à Troas. La mention de Troas sous-entend que Timothée était encore à Éphèse et passerait par là, une ville portuaire. • les livres … les parchemins : Cela englobait probablement des Écritures, des notes personnelles, des lettres adressées à Paul, des copies des propres lettres de Paul, et d'autres documents chrétiens et juifs.</w:t>
-      </w:r>
-      <w:r>
-        <w:rPr>
-          <w:lang w:val="fr_FR" w:bidi="fr_FR"/>
-        </w:rPr>
-      </w:r>
-      <w:r>
-        <w:rPr>
-          <w:lang w:val="fr_FR" w:bidi="fr_FR"/>
-        </w:rPr>
-      </w:r>
-    </w:p>
-    <w:p>
-      <w:pPr/>
-      <w:r>
-        <w:rPr>
-          <w:lang w:val="fr_FR" w:bidi="fr_FR"/>
-        </w:rPr>
-      </w:r>
-    </w:p>
-    <w:p>
-      <w:pPr>
-        <w:pStyle w:val="Heading2"/>
-      </w:pPr>
-      <w:r>
-        <w:rPr>
-          <w:lang w:val="fr_FR" w:bidi="fr_FR"/>
-        </w:rPr>
-        <w:t>2 Timothée 4.14</w:t>
-      </w:r>
-      <w:r>
-        <w:rPr>
-          <w:lang w:val="fr_FR" w:bidi="fr_FR"/>
-        </w:rPr>
-      </w:r>
-    </w:p>
-    <w:p>
-      <w:pPr/>
-      <w:r>
-        <w:rPr>
-          <w:lang w:val="fr_FR" w:bidi="fr_FR"/>
-        </w:rPr>
-      </w:r>
-      <w:r>
-        <w:rPr>
-          <w:lang w:val="fr_FR" w:bidi="fr_FR"/>
-        </w:rPr>
-        <w:t xml:space="preserve">Alexandre était un nom courant (voir </w:t>
-      </w:r>
-      <w:r>
-        <w:rPr>
-          <w:lang w:val="fr_FR" w:bidi="fr_FR"/>
-        </w:rPr>
-        <w:t>Mc 15.21</w:t>
-      </w:r>
-      <w:r>
-        <w:rPr>
-          <w:lang w:val="fr_FR" w:bidi="fr_FR"/>
-        </w:rPr>
-        <w:t xml:space="preserve"> ; </w:t>
-      </w:r>
-      <w:r>
-        <w:rPr>
-          <w:lang w:val="fr_FR" w:bidi="fr_FR"/>
-        </w:rPr>
-        <w:t>Ac 4.6</w:t>
-      </w:r>
-      <w:r>
-        <w:rPr>
-          <w:lang w:val="fr_FR" w:bidi="fr_FR"/>
-        </w:rPr>
-        <w:t xml:space="preserve"> ; </w:t>
-      </w:r>
-      <w:r>
-        <w:rPr>
-          <w:lang w:val="fr_FR" w:bidi="fr_FR"/>
-        </w:rPr>
-        <w:t>19.33</w:t>
-      </w:r>
-      <w:r>
-        <w:rPr>
-          <w:lang w:val="fr_FR" w:bidi="fr_FR"/>
-        </w:rPr>
-        <w:t xml:space="preserve">). Alexandre le forgeron était probablement le même que dans </w:t>
-      </w:r>
-      <w:r>
-        <w:rPr>
-          <w:lang w:val="fr_FR" w:bidi="fr_FR"/>
-        </w:rPr>
-        <w:t>1Tm 1.20</w:t>
-      </w:r>
-      <w:r>
-        <w:rPr>
-          <w:lang w:val="fr_FR" w:bidi="fr_FR"/>
-        </w:rPr>
-        <w:t>. • m'a fait beaucoup de mal : Apparemment, il a fait plus que simplement s'opposer à l'enseignement de Paul. Peut-être a-t-il joué un rôle dans son arrestation.</w:t>
-      </w:r>
-      <w:r>
-        <w:rPr>
-          <w:lang w:val="fr_FR" w:bidi="fr_FR"/>
-        </w:rPr>
-      </w:r>
-      <w:r>
-        <w:rPr>
-          <w:lang w:val="fr_FR" w:bidi="fr_FR"/>
-        </w:rPr>
-      </w:r>
-    </w:p>
-    <w:p>
-      <w:pPr/>
-      <w:r>
-        <w:rPr>
-          <w:lang w:val="fr_FR" w:bidi="fr_FR"/>
-        </w:rPr>
-      </w:r>
-    </w:p>
-    <w:p>
-      <w:pPr>
-        <w:pStyle w:val="Heading2"/>
-      </w:pPr>
-      <w:r>
-        <w:rPr>
-          <w:lang w:val="fr_FR" w:bidi="fr_FR"/>
-        </w:rPr>
         <w:t>2 Timothée 4.16</w:t>
       </w:r>
       <w:r>
@@ -6803,19 +6779,7 @@
         <w:rPr>
           <w:lang w:val="fr_FR" w:bidi="fr_FR"/>
         </w:rPr>
-        <w:t xml:space="preserve"> ; voir l'</w:t>
-      </w:r>
-      <w:r>
-        <w:rPr>
-          <w:lang w:val="fr_FR" w:bidi="fr_FR"/>
-        </w:rPr>
-        <w:t>Introduction au Livre de 2 Timothée</w:t>
-      </w:r>
-      <w:r>
-        <w:rPr>
-          <w:lang w:val="fr_FR" w:bidi="fr_FR"/>
-        </w:rPr>
-        <w:t xml:space="preserve">, « Date de rédaction »). • Tous m'ont abandonné : voir la </w:t>
+        <w:t xml:space="preserve"> ; voir l'Introduction au Livre de 2 Timothée, « Date de rédaction »). • Tous m'ont abandonné : voir la </w:t>
       </w:r>
       <w:r>
         <w:rPr>
